--- a/Clients/TCI/TCI-AI-Growth-Report.docx
+++ b/Clients/TCI/TCI-AI-Growth-Report.docx
@@ -11470,7 +11470,7 @@
                 <w:sz w:val="20"/>
                 <w:szCs w:val="20"/>
               </w:rPr>
-              <w:t xml:space="preserve">The same public-records-harvesting motion points straight at TCI’s growth: identify WAIRE-obligated warehouses by facility and truck-trip data, fleets at a lease-versus-own inflection, expiring contracts, and new distribution-center permits — each enriched into a scored, dossier-ready target for the rep who owns the relationship.</w:t>
+              <w:t xml:space="preserve">The same public-records-harvesting motion points straight at TCI’s growth: identify WAIRE-obligated warehouses by facility and truck-trip data, fleets at a lease-versus-own inflection, expiring contracts, and new distribution-center permits — each enriched into a scored, dossier-ready target for the rep who owns the relationship. It is delivered as My AI Lead Gen, a productized service with published tiers (see Section 11).</w:t>
             </w:r>
           </w:p>
         </w:tc>
@@ -13276,7 +13276,7 @@
                 <w:sz w:val="20"/>
                 <w:szCs w:val="20"/>
               </w:rPr>
-              <w:t xml:space="preserve">My AI</w:t>
+              <w:t xml:space="preserve">My AI Lead Gen</w:t>
             </w:r>
           </w:p>
         </w:tc>
@@ -13456,7 +13456,7 @@
                 <w:sz w:val="20"/>
                 <w:szCs w:val="20"/>
               </w:rPr>
-              <w:t xml:space="preserve">My AI</w:t>
+              <w:t xml:space="preserve">My AI Lead Gen</w:t>
             </w:r>
           </w:p>
         </w:tc>
@@ -14807,7 +14807,7 @@
           <w:sz w:val="26"/>
           <w:szCs w:val="26"/>
         </w:rPr>
-        <w:t xml:space="preserve">Phase 1 — Entry Program (Published Pricing)</w:t>
+        <w:t xml:space="preserve">Phase 1 — Published Services (Firm Monthly Pricing)</w:t>
       </w:r>
     </w:p>
     <w:p>
@@ -14826,7 +14826,7 @@
           <w:sz w:val="22"/>
           <w:szCs w:val="22"/>
         </w:rPr>
-        <w:t xml:space="preserve">The program starts with the one part that needs no custom build and carries a firm, published price: the search and answer-engine foundation. It is a 12-month engagement with unlimited monthly service hours.</w:t>
+        <w:t xml:space="preserve">Two of the program’s core engines carry firm, published pricing and need no custom build to start: the search and answer-engine foundation (My SEO), and the account-intelligence engine that finds named fleets, shippers, and WAIRE-obligated warehouses (My AI Lead Gen). Both are productized services with published rates.</w:t>
       </w:r>
     </w:p>
     <w:tbl>
@@ -14988,7 +14988,7 @@
                 <w:sz w:val="20"/>
                 <w:szCs w:val="20"/>
               </w:rPr>
-              <w:t xml:space="preserve">Y1 Total</w:t>
+              <w:t xml:space="preserve">Y1</w:t>
             </w:r>
           </w:p>
         </w:tc>
@@ -15608,7 +15608,7 @@
                 <w:sz w:val="20"/>
                 <w:szCs w:val="20"/>
               </w:rPr>
-              <w:t xml:space="preserve">Entry Program Subtotal (published)</w:t>
+              <w:t xml:space="preserve">My AI Lead Gen — Professional</w:t>
             </w:r>
           </w:p>
         </w:tc>
@@ -15633,6 +15633,41 @@
           <w:p>
             <w:pPr>
               <w:jc w:val="left"/>
+            </w:pPr>
+            <w:r>
+              <w:rPr>
+                <w:rFonts w:ascii="Open Sans" w:cs="Open Sans" w:eastAsia="Open Sans" w:hAnsi="Open Sans"/>
+                <w:b w:val="false"/>
+                <w:bCs w:val="false"/>
+                <w:color w:val="59595B"/>
+                <w:sz w:val="20"/>
+                <w:szCs w:val="20"/>
+              </w:rPr>
+              <w:t xml:space="preserve">3 vertical pipelines (fleets, shippers, WAIRE warehouses), daily refresh, 2,500 leads/mo (+ $5,000 one-time setup)</w:t>
+            </w:r>
+          </w:p>
+        </w:tc>
+        <w:tc>
+          <w:tcPr>
+            <w:tcW w:type="dxa" w:w="1404"/>
+            <w:tcBorders>
+              <w:top w:val="single" w:color="E9ECEF" w:sz="4"/>
+              <w:left w:val="single" w:color="E9ECEF" w:sz="4"/>
+              <w:bottom w:val="single" w:color="E9ECEF" w:sz="4"/>
+              <w:right w:val="single" w:color="E9ECEF" w:sz="4"/>
+            </w:tcBorders>
+            <w:shd w:fill="FFFFFF" w:val="clear"/>
+            <w:tcMar>
+              <w:top w:type="dxa" w:w="100"/>
+              <w:left w:type="dxa" w:w="140"/>
+              <w:bottom w:type="dxa" w:w="100"/>
+              <w:right w:type="dxa" w:w="140"/>
+            </w:tcMar>
+            <w:vAlign w:val="center"/>
+          </w:tcPr>
+          <w:p>
+            <w:pPr>
+              <w:jc w:val="center"/>
             </w:pPr>
             <w:r>
               <w:rPr>
@@ -15643,7 +15678,7 @@
                 <w:sz w:val="20"/>
                 <w:szCs w:val="20"/>
               </w:rPr>
-              <w:t xml:space="preserve">12-month commitment, unlimited service hours</w:t>
+              <w:t xml:space="preserve">$3,499</w:t>
             </w:r>
           </w:p>
         </w:tc>
@@ -15678,7 +15713,82 @@
                 <w:sz w:val="20"/>
                 <w:szCs w:val="20"/>
               </w:rPr>
-              <w:t xml:space="preserve">$2,050/mo</w:t>
+              <w:t xml:space="preserve">~$46,988</w:t>
+            </w:r>
+          </w:p>
+        </w:tc>
+      </w:tr>
+      <w:tr>
+        <w:trPr>
+          <w:cantSplit/>
+        </w:trPr>
+        <w:tc>
+          <w:tcPr>
+            <w:tcW w:type="dxa" w:w="2808"/>
+            <w:tcBorders>
+              <w:top w:val="single" w:color="E9ECEF" w:sz="4"/>
+              <w:left w:val="single" w:color="E9ECEF" w:sz="4"/>
+              <w:bottom w:val="single" w:color="E9ECEF" w:sz="4"/>
+              <w:right w:val="single" w:color="E9ECEF" w:sz="4"/>
+            </w:tcBorders>
+            <w:shd w:fill="F8F9FA" w:val="clear"/>
+            <w:tcMar>
+              <w:top w:type="dxa" w:w="100"/>
+              <w:left w:type="dxa" w:w="140"/>
+              <w:bottom w:type="dxa" w:w="100"/>
+              <w:right w:type="dxa" w:w="140"/>
+            </w:tcMar>
+            <w:vAlign w:val="center"/>
+          </w:tcPr>
+          <w:p>
+            <w:pPr>
+              <w:jc w:val="left"/>
+            </w:pPr>
+            <w:r>
+              <w:rPr>
+                <w:rFonts w:ascii="Open Sans" w:cs="Open Sans" w:eastAsia="Open Sans" w:hAnsi="Open Sans"/>
+                <w:b/>
+                <w:bCs/>
+                <w:color w:val="59595B"/>
+                <w:sz w:val="20"/>
+                <w:szCs w:val="20"/>
+              </w:rPr>
+              <w:t xml:space="preserve">PUBLISHED RECURRING PROGRAM</w:t>
+            </w:r>
+          </w:p>
+        </w:tc>
+        <w:tc>
+          <w:tcPr>
+            <w:tcW w:type="dxa" w:w="3744"/>
+            <w:tcBorders>
+              <w:top w:val="single" w:color="E9ECEF" w:sz="4"/>
+              <w:left w:val="single" w:color="E9ECEF" w:sz="4"/>
+              <w:bottom w:val="single" w:color="E9ECEF" w:sz="4"/>
+              <w:right w:val="single" w:color="E9ECEF" w:sz="4"/>
+            </w:tcBorders>
+            <w:shd w:fill="F8F9FA" w:val="clear"/>
+            <w:tcMar>
+              <w:top w:type="dxa" w:w="100"/>
+              <w:left w:type="dxa" w:w="140"/>
+              <w:bottom w:type="dxa" w:w="100"/>
+              <w:right w:type="dxa" w:w="140"/>
+            </w:tcMar>
+            <w:vAlign w:val="center"/>
+          </w:tcPr>
+          <w:p>
+            <w:pPr>
+              <w:jc w:val="left"/>
+            </w:pPr>
+            <w:r>
+              <w:rPr>
+                <w:rFonts w:ascii="Open Sans" w:cs="Open Sans" w:eastAsia="Open Sans" w:hAnsi="Open Sans"/>
+                <w:b/>
+                <w:bCs/>
+                <w:color w:val="59595B"/>
+                <w:sz w:val="20"/>
+                <w:szCs w:val="20"/>
+              </w:rPr>
+              <w:t xml:space="preserve">Both engines — month-to-month (annual plans save 17% + waive setup → ≈ $59,590)</w:t>
             </w:r>
           </w:p>
         </w:tc>
@@ -15691,7 +15801,42 @@
               <w:bottom w:val="single" w:color="E9ECEF" w:sz="4"/>
               <w:right w:val="single" w:color="E9ECEF" w:sz="4"/>
             </w:tcBorders>
-            <w:shd w:fill="FFFFFF" w:val="clear"/>
+            <w:shd w:fill="F8F9FA" w:val="clear"/>
+            <w:tcMar>
+              <w:top w:type="dxa" w:w="100"/>
+              <w:left w:type="dxa" w:w="140"/>
+              <w:bottom w:type="dxa" w:w="100"/>
+              <w:right w:type="dxa" w:w="140"/>
+            </w:tcMar>
+            <w:vAlign w:val="center"/>
+          </w:tcPr>
+          <w:p>
+            <w:pPr>
+              <w:jc w:val="center"/>
+            </w:pPr>
+            <w:r>
+              <w:rPr>
+                <w:rFonts w:ascii="Open Sans" w:cs="Open Sans" w:eastAsia="Open Sans" w:hAnsi="Open Sans"/>
+                <w:b/>
+                <w:bCs/>
+                <w:color w:val="59595B"/>
+                <w:sz w:val="20"/>
+                <w:szCs w:val="20"/>
+              </w:rPr>
+              <w:t xml:space="preserve">$5,549/mo</w:t>
+            </w:r>
+          </w:p>
+        </w:tc>
+        <w:tc>
+          <w:tcPr>
+            <w:tcW w:type="dxa" w:w="1404"/>
+            <w:tcBorders>
+              <w:top w:val="single" w:color="E9ECEF" w:sz="4"/>
+              <w:left w:val="single" w:color="E9ECEF" w:sz="4"/>
+              <w:bottom w:val="single" w:color="E9ECEF" w:sz="4"/>
+              <w:right w:val="single" w:color="E9ECEF" w:sz="4"/>
+            </w:tcBorders>
+            <w:shd w:fill="F8F9FA" w:val="clear"/>
             <w:tcMar>
               <w:top w:type="dxa" w:w="100"/>
               <w:left w:type="dxa" w:w="140"/>
@@ -15713,7 +15858,7 @@
                 <w:sz w:val="20"/>
                 <w:szCs w:val="20"/>
               </w:rPr>
-              <w:t xml:space="preserve">~$24,600</w:t>
+              <w:t xml:space="preserve">~$71,588</w:t>
             </w:r>
           </w:p>
         </w:tc>
@@ -15743,7 +15888,7 @@
           <w:sz w:val="18"/>
           <w:szCs w:val="18"/>
         </w:rPr>
-        <w:t xml:space="preserve">Optional at entry: Digital Marketing (paid-ads) management runs $200/mo (Standard tier) plus a $100 one-time setup per brand, with media spend billed separately. An Executive AI Workshop and AI Readiness Assessment is a fixed-scope engagement; Technijian strategic-planning engagements run $8,500–$25,000 on the 2026 rate card, with the exact scope and price confirmed in discovery.</w:t>
+        <w:t xml:space="preserve">My AI Lead Gen tiers (published): Starter $1,499/mo (1 vertical, 500 leads/mo, $2,500 setup) · Professional $3,499/mo (“Most Popular” — the multi-vertical fit for TCI) · Enterprise $6,999/mo (unlimited custom sources, 10K+ leads, $15,000 setup). A 2-week paid pilot ($995, credited to month one) de-risks the start; annual plans save 17% and waive setup. Third-party data/API costs (e.g., ATTOM, Apollo, Claude) pass through at cost. Optional: Digital Marketing (paid-ads) management at $200/mo (Standard) + $100 setup per brand, media spend separate.</w:t>
       </w:r>
     </w:p>
     <w:p>
@@ -15770,7 +15915,7 @@
           <w:sz w:val="26"/>
           <w:szCs w:val="26"/>
         </w:rPr>
-        <w:t xml:space="preserve">Phase 2 — Expansion (Scoped in Discovery)</w:t>
+        <w:t xml:space="preserve">Phase 2 — Custom Build &amp; Advisory (Scoped in Discovery)</w:t>
       </w:r>
     </w:p>
     <w:p>
@@ -15789,7 +15934,7 @@
           <w:sz w:val="22"/>
           <w:szCs w:val="22"/>
         </w:rPr>
-        <w:t xml:space="preserve">The custom builds and account-intelligence work are where the engine is built. Their cost depends entirely on scope — how many yards, how many integrations, how deep the tooling — so rather than print an invented total, the table shows the real rate-card basis and the work to be scoped into a fixed-price Statement of Work after discovery.</w:t>
+        <w:t xml:space="preserve">The custom build and ongoing advisory are scoped to TCI’s actual needs — how many yards, how many integrations, how deep the tooling — so rather than print an invented total, the table shows the real 2026 US-led rate basis and the work to be scoped into a fixed-price Statement of Work. The advisor and workshop figures are planning estimates, confirmed at discovery.</w:t>
       </w:r>
     </w:p>
     <w:tbl>
@@ -15805,10 +15950,10 @@
         </w:tblBorders>
       </w:tblPr>
       <w:tblGrid>
-        <w:gridCol w:w="2361"/>
-        <w:gridCol w:w="3149"/>
-        <w:gridCol w:w="2099"/>
-        <w:gridCol w:w="1751"/>
+        <w:gridCol w:w="2340"/>
+        <w:gridCol w:w="3206"/>
+        <w:gridCol w:w="2166"/>
+        <w:gridCol w:w="1648"/>
       </w:tblGrid>
       <w:tr>
         <w:trPr>
@@ -15817,7 +15962,7 @@
         </w:trPr>
         <w:tc>
           <w:tcPr>
-            <w:tcW w:type="dxa" w:w="2361"/>
+            <w:tcW w:type="dxa" w:w="2340"/>
             <w:tcBorders>
               <w:top w:val="single" w:color="E9ECEF" w:sz="4"/>
               <w:left w:val="single" w:color="E9ECEF" w:sz="4"/>
@@ -15852,7 +15997,7 @@
         </w:tc>
         <w:tc>
           <w:tcPr>
-            <w:tcW w:type="dxa" w:w="3149"/>
+            <w:tcW w:type="dxa" w:w="3206"/>
             <w:tcBorders>
               <w:top w:val="single" w:color="E9ECEF" w:sz="4"/>
               <w:left w:val="single" w:color="E9ECEF" w:sz="4"/>
@@ -15887,7 +16032,7 @@
         </w:tc>
         <w:tc>
           <w:tcPr>
-            <w:tcW w:type="dxa" w:w="2099"/>
+            <w:tcW w:type="dxa" w:w="2166"/>
             <w:tcBorders>
               <w:top w:val="single" w:color="E9ECEF" w:sz="4"/>
               <w:left w:val="single" w:color="E9ECEF" w:sz="4"/>
@@ -15916,13 +16061,13 @@
                 <w:sz w:val="20"/>
                 <w:szCs w:val="20"/>
               </w:rPr>
-              <w:t xml:space="preserve">Basis (2026 Rate Card)</w:t>
-            </w:r>
-          </w:p>
-        </w:tc>
-        <w:tc>
-          <w:tcPr>
-            <w:tcW w:type="dxa" w:w="1751"/>
+              <w:t xml:space="preserve">Basis (2026 US-Led Rate)</w:t>
+            </w:r>
+          </w:p>
+        </w:tc>
+        <w:tc>
+          <w:tcPr>
+            <w:tcW w:type="dxa" w:w="1648"/>
             <w:tcBorders>
               <w:top w:val="single" w:color="E9ECEF" w:sz="4"/>
               <w:left w:val="single" w:color="E9ECEF" w:sz="4"/>
@@ -15962,7 +16107,7 @@
         </w:trPr>
         <w:tc>
           <w:tcPr>
-            <w:tcW w:type="dxa" w:w="2361"/>
+            <w:tcW w:type="dxa" w:w="2340"/>
             <w:tcBorders>
               <w:top w:val="single" w:color="E9ECEF" w:sz="4"/>
               <w:left w:val="single" w:color="E9ECEF" w:sz="4"/>
@@ -15997,7 +16142,7 @@
         </w:tc>
         <w:tc>
           <w:tcPr>
-            <w:tcW w:type="dxa" w:w="3149"/>
+            <w:tcW w:type="dxa" w:w="3206"/>
             <w:tcBorders>
               <w:top w:val="single" w:color="E9ECEF" w:sz="4"/>
               <w:left w:val="single" w:color="E9ECEF" w:sz="4"/>
@@ -16032,7 +16177,7 @@
         </w:tc>
         <w:tc>
           <w:tcPr>
-            <w:tcW w:type="dxa" w:w="2099"/>
+            <w:tcW w:type="dxa" w:w="2166"/>
             <w:tcBorders>
               <w:top w:val="single" w:color="E9ECEF" w:sz="4"/>
               <w:left w:val="single" w:color="E9ECEF" w:sz="4"/>
@@ -16061,13 +16206,13 @@
                 <w:sz w:val="20"/>
                 <w:szCs w:val="20"/>
               </w:rPr>
-              <w:t xml:space="preserve">AI eng $185–$275/hr; full-stack $145–$210/hr</w:t>
-            </w:r>
-          </w:p>
-        </w:tc>
-        <w:tc>
-          <w:tcPr>
-            <w:tcW w:type="dxa" w:w="1751"/>
+              <w:t xml:space="preserve">US development $150/hr ($125/hr on a contract cycle)</w:t>
+            </w:r>
+          </w:p>
+        </w:tc>
+        <w:tc>
+          <w:tcPr>
+            <w:tcW w:type="dxa" w:w="1648"/>
             <w:tcBorders>
               <w:top w:val="single" w:color="E9ECEF" w:sz="4"/>
               <w:left w:val="single" w:color="E9ECEF" w:sz="4"/>
@@ -16096,7 +16241,7 @@
                 <w:sz w:val="20"/>
                 <w:szCs w:val="20"/>
               </w:rPr>
-              <w:t xml:space="preserve">Scoped in discovery → fixed-scope SOW</w:t>
+              <w:t xml:space="preserve">Scoped → fixed-scope SOW</w:t>
             </w:r>
           </w:p>
         </w:tc>
@@ -16107,7 +16252,7 @@
         </w:trPr>
         <w:tc>
           <w:tcPr>
-            <w:tcW w:type="dxa" w:w="2361"/>
+            <w:tcW w:type="dxa" w:w="2340"/>
             <w:tcBorders>
               <w:top w:val="single" w:color="E9ECEF" w:sz="4"/>
               <w:left w:val="single" w:color="E9ECEF" w:sz="4"/>
@@ -16136,13 +16281,13 @@
                 <w:sz w:val="20"/>
                 <w:szCs w:val="20"/>
               </w:rPr>
-              <w:t xml:space="preserve">My AI — Account intelligence &amp; outbound</w:t>
-            </w:r>
-          </w:p>
-        </w:tc>
-        <w:tc>
-          <w:tcPr>
-            <w:tcW w:type="dxa" w:w="3149"/>
+              <w:t xml:space="preserve">My AI — Fractional AI Advisor</w:t>
+            </w:r>
+          </w:p>
+        </w:tc>
+        <w:tc>
+          <w:tcPr>
+            <w:tcW w:type="dxa" w:w="3206"/>
             <w:tcBorders>
               <w:top w:val="single" w:color="E9ECEF" w:sz="4"/>
               <w:left w:val="single" w:color="E9ECEF" w:sz="4"/>
@@ -16171,13 +16316,13 @@
                 <w:sz w:val="20"/>
                 <w:szCs w:val="20"/>
               </w:rPr>
-              <w:t xml:space="preserve">Named fleet/shipper + WAIRE-warehouse targeting, dossiers, RFP/lease-proposal automation</w:t>
-            </w:r>
-          </w:p>
-        </w:tc>
-        <w:tc>
-          <w:tcPr>
-            <w:tcW w:type="dxa" w:w="2099"/>
+              <w:t xml:space="preserve">Program leadership, model governance, implementation QA</w:t>
+            </w:r>
+          </w:p>
+        </w:tc>
+        <w:tc>
+          <w:tcPr>
+            <w:tcW w:type="dxa" w:w="2166"/>
             <w:tcBorders>
               <w:top w:val="single" w:color="E9ECEF" w:sz="4"/>
               <w:left w:val="single" w:color="E9ECEF" w:sz="4"/>
@@ -16206,13 +16351,13 @@
                 <w:sz w:val="20"/>
                 <w:szCs w:val="20"/>
               </w:rPr>
-              <w:t xml:space="preserve">My AI engagement</w:t>
-            </w:r>
-          </w:p>
-        </w:tc>
-        <w:tc>
-          <w:tcPr>
-            <w:tcW w:type="dxa" w:w="1751"/>
+              <w:t xml:space="preserve">Monthly retainer (estimate ~$2,000/mo)</w:t>
+            </w:r>
+          </w:p>
+        </w:tc>
+        <w:tc>
+          <w:tcPr>
+            <w:tcW w:type="dxa" w:w="1648"/>
             <w:tcBorders>
               <w:top w:val="single" w:color="E9ECEF" w:sz="4"/>
               <w:left w:val="single" w:color="E9ECEF" w:sz="4"/>
@@ -16241,7 +16386,7 @@
                 <w:sz w:val="20"/>
                 <w:szCs w:val="20"/>
               </w:rPr>
-              <w:t xml:space="preserve">Scoped in discovery</w:t>
+              <w:t xml:space="preserve">Confirmed at discovery</w:t>
             </w:r>
           </w:p>
         </w:tc>
@@ -16252,7 +16397,7 @@
         </w:trPr>
         <w:tc>
           <w:tcPr>
-            <w:tcW w:type="dxa" w:w="2361"/>
+            <w:tcW w:type="dxa" w:w="2340"/>
             <w:tcBorders>
               <w:top w:val="single" w:color="E9ECEF" w:sz="4"/>
               <w:left w:val="single" w:color="E9ECEF" w:sz="4"/>
@@ -16281,13 +16426,13 @@
                 <w:sz w:val="20"/>
                 <w:szCs w:val="20"/>
               </w:rPr>
-              <w:t xml:space="preserve">My AI — Fractional AI Advisor</w:t>
-            </w:r>
-          </w:p>
-        </w:tc>
-        <w:tc>
-          <w:tcPr>
-            <w:tcW w:type="dxa" w:w="3149"/>
+              <w:t xml:space="preserve">My AI — Executive Workshop + AI Readiness</w:t>
+            </w:r>
+          </w:p>
+        </w:tc>
+        <w:tc>
+          <w:tcPr>
+            <w:tcW w:type="dxa" w:w="3206"/>
             <w:tcBorders>
               <w:top w:val="single" w:color="E9ECEF" w:sz="4"/>
               <w:left w:val="single" w:color="E9ECEF" w:sz="4"/>
@@ -16316,13 +16461,13 @@
                 <w:sz w:val="20"/>
                 <w:szCs w:val="20"/>
               </w:rPr>
-              <w:t xml:space="preserve">Program leadership, model governance, implementation QA</w:t>
-            </w:r>
-          </w:p>
-        </w:tc>
-        <w:tc>
-          <w:tcPr>
-            <w:tcW w:type="dxa" w:w="2099"/>
+              <w:t xml:space="preserve">Leadership alignment and roadmap (one-time)</w:t>
+            </w:r>
+          </w:p>
+        </w:tc>
+        <w:tc>
+          <w:tcPr>
+            <w:tcW w:type="dxa" w:w="2166"/>
             <w:tcBorders>
               <w:top w:val="single" w:color="E9ECEF" w:sz="4"/>
               <w:left w:val="single" w:color="E9ECEF" w:sz="4"/>
@@ -16351,13 +16496,13 @@
                 <w:sz w:val="20"/>
                 <w:szCs w:val="20"/>
               </w:rPr>
-              <w:t xml:space="preserve">Retainer $1,500–$3,500/mo</w:t>
-            </w:r>
-          </w:p>
-        </w:tc>
-        <w:tc>
-          <w:tcPr>
-            <w:tcW w:type="dxa" w:w="1751"/>
+              <w:t xml:space="preserve">Fixed-scope (estimate ~$5,000)</w:t>
+            </w:r>
+          </w:p>
+        </w:tc>
+        <w:tc>
+          <w:tcPr>
+            <w:tcW w:type="dxa" w:w="1648"/>
             <w:tcBorders>
               <w:top w:val="single" w:color="E9ECEF" w:sz="4"/>
               <w:left w:val="single" w:color="E9ECEF" w:sz="4"/>
@@ -16386,7 +16531,7 @@
                 <w:sz w:val="20"/>
                 <w:szCs w:val="20"/>
               </w:rPr>
-              <w:t xml:space="preserve">Tier set at discovery</w:t>
+              <w:t xml:space="preserve">Confirmed at discovery</w:t>
             </w:r>
           </w:p>
         </w:tc>
@@ -16397,7 +16542,7 @@
         </w:trPr>
         <w:tc>
           <w:tcPr>
-            <w:tcW w:type="dxa" w:w="2361"/>
+            <w:tcW w:type="dxa" w:w="2340"/>
             <w:tcBorders>
               <w:top w:val="single" w:color="E9ECEF" w:sz="4"/>
               <w:left w:val="single" w:color="E9ECEF" w:sz="4"/>
@@ -16432,7 +16577,7 @@
         </w:tc>
         <w:tc>
           <w:tcPr>
-            <w:tcW w:type="dxa" w:w="3149"/>
+            <w:tcW w:type="dxa" w:w="3206"/>
             <w:tcBorders>
               <w:top w:val="single" w:color="E9ECEF" w:sz="4"/>
               <w:left w:val="single" w:color="E9ECEF" w:sz="4"/>
@@ -16467,7 +16612,7 @@
         </w:tc>
         <w:tc>
           <w:tcPr>
-            <w:tcW w:type="dxa" w:w="2099"/>
+            <w:tcW w:type="dxa" w:w="2166"/>
             <w:tcBorders>
               <w:top w:val="single" w:color="E9ECEF" w:sz="4"/>
               <w:left w:val="single" w:color="E9ECEF" w:sz="4"/>
@@ -16502,7 +16647,7 @@
         </w:tc>
         <w:tc>
           <w:tcPr>
-            <w:tcW w:type="dxa" w:w="1751"/>
+            <w:tcW w:type="dxa" w:w="1648"/>
             <w:tcBorders>
               <w:top w:val="single" w:color="E9ECEF" w:sz="4"/>
               <w:left w:val="single" w:color="E9ECEF" w:sz="4"/>
@@ -16561,7 +16706,7 @@
           <w:sz w:val="26"/>
           <w:szCs w:val="26"/>
         </w:rPr>
-        <w:t xml:space="preserve">Transparent US Labor Rates (2026)</w:t>
+        <w:t xml:space="preserve">Transparent US-Led Rates (2026)</w:t>
       </w:r>
     </w:p>
     <w:p>
@@ -16580,7 +16725,7 @@
           <w:sz w:val="22"/>
           <w:szCs w:val="22"/>
         </w:rPr>
-        <w:t xml:space="preserve">So project and ad-hoc work carries no surprises, here are the blended, US-led rates the expansion draws from. These are real rate-card figures; a fixed-scope build converts them into a single agreed price.</w:t>
+        <w:t xml:space="preserve">So project and ad-hoc work carries no surprises, here are the actual 2026 US-led rates the custom build and advisory draw from. A fixed-scope build converts these into a single agreed price.</w:t>
       </w:r>
     </w:p>
     <w:tbl>
@@ -16596,9 +16741,10 @@
         </w:tblBorders>
       </w:tblPr>
       <w:tblGrid>
-        <w:gridCol w:w="4680"/>
-        <w:gridCol w:w="2340"/>
-        <w:gridCol w:w="2340"/>
+        <w:gridCol w:w="3700"/>
+        <w:gridCol w:w="1741"/>
+        <w:gridCol w:w="1741"/>
+        <w:gridCol w:w="2178"/>
       </w:tblGrid>
       <w:tr>
         <w:trPr>
@@ -16607,7 +16753,7 @@
         </w:trPr>
         <w:tc>
           <w:tcPr>
-            <w:tcW w:type="dxa" w:w="4680"/>
+            <w:tcW w:type="dxa" w:w="3700"/>
             <w:tcBorders>
               <w:top w:val="single" w:color="E9ECEF" w:sz="4"/>
               <w:left w:val="single" w:color="E9ECEF" w:sz="4"/>
@@ -16636,13 +16782,13 @@
                 <w:sz w:val="20"/>
                 <w:szCs w:val="20"/>
               </w:rPr>
-              <w:t xml:space="preserve">Work</w:t>
-            </w:r>
-          </w:p>
-        </w:tc>
-        <w:tc>
-          <w:tcPr>
-            <w:tcW w:type="dxa" w:w="2340"/>
+              <w:t xml:space="preserve">Role</w:t>
+            </w:r>
+          </w:p>
+        </w:tc>
+        <w:tc>
+          <w:tcPr>
+            <w:tcW w:type="dxa" w:w="1741"/>
             <w:tcBorders>
               <w:top w:val="single" w:color="E9ECEF" w:sz="4"/>
               <w:left w:val="single" w:color="E9ECEF" w:sz="4"/>
@@ -16671,13 +16817,13 @@
                 <w:sz w:val="20"/>
                 <w:szCs w:val="20"/>
               </w:rPr>
-              <w:t xml:space="preserve">Unit</w:t>
-            </w:r>
-          </w:p>
-        </w:tc>
-        <w:tc>
-          <w:tcPr>
-            <w:tcW w:type="dxa" w:w="2340"/>
+              <w:t xml:space="preserve">Normal</w:t>
+            </w:r>
+          </w:p>
+        </w:tc>
+        <w:tc>
+          <w:tcPr>
+            <w:tcW w:type="dxa" w:w="1741"/>
             <w:tcBorders>
               <w:top w:val="single" w:color="E9ECEF" w:sz="4"/>
               <w:left w:val="single" w:color="E9ECEF" w:sz="4"/>
@@ -16706,7 +16852,42 @@
                 <w:sz w:val="20"/>
                 <w:szCs w:val="20"/>
               </w:rPr>
-              <w:t xml:space="preserve">US Rate (2026)</w:t>
+              <w:t xml:space="preserve">After-Hours</w:t>
+            </w:r>
+          </w:p>
+        </w:tc>
+        <w:tc>
+          <w:tcPr>
+            <w:tcW w:type="dxa" w:w="2178"/>
+            <w:tcBorders>
+              <w:top w:val="single" w:color="E9ECEF" w:sz="4"/>
+              <w:left w:val="single" w:color="E9ECEF" w:sz="4"/>
+              <w:bottom w:val="single" w:color="E9ECEF" w:sz="4"/>
+              <w:right w:val="single" w:color="E9ECEF" w:sz="4"/>
+            </w:tcBorders>
+            <w:shd w:fill="006DB6" w:val="clear"/>
+            <w:tcMar>
+              <w:top w:type="dxa" w:w="120"/>
+              <w:left w:type="dxa" w:w="140"/>
+              <w:bottom w:type="dxa" w:w="120"/>
+              <w:right w:type="dxa" w:w="140"/>
+            </w:tcMar>
+            <w:vAlign w:val="center"/>
+          </w:tcPr>
+          <w:p>
+            <w:pPr>
+              <w:jc w:val="center"/>
+            </w:pPr>
+            <w:r>
+              <w:rPr>
+                <w:rFonts w:ascii="Open Sans" w:cs="Open Sans" w:eastAsia="Open Sans" w:hAnsi="Open Sans"/>
+                <w:b/>
+                <w:bCs/>
+                <w:color w:val="FFFFFF"/>
+                <w:sz w:val="20"/>
+                <w:szCs w:val="20"/>
+              </w:rPr>
+              <w:t xml:space="preserve">Contracted (Cycle)</w:t>
             </w:r>
           </w:p>
         </w:tc>
@@ -16717,7 +16898,7 @@
         </w:trPr>
         <w:tc>
           <w:tcPr>
-            <w:tcW w:type="dxa" w:w="4680"/>
+            <w:tcW w:type="dxa" w:w="3700"/>
             <w:tcBorders>
               <w:top w:val="single" w:color="E9ECEF" w:sz="4"/>
               <w:left w:val="single" w:color="E9ECEF" w:sz="4"/>
@@ -16746,13 +16927,13 @@
                 <w:sz w:val="20"/>
                 <w:szCs w:val="20"/>
               </w:rPr>
-              <w:t xml:space="preserve">Custom AI agent development</w:t>
-            </w:r>
-          </w:p>
-        </w:tc>
-        <w:tc>
-          <w:tcPr>
-            <w:tcW w:type="dxa" w:w="2340"/>
+              <w:t xml:space="preserve">US Engineering / Development</w:t>
+            </w:r>
+          </w:p>
+        </w:tc>
+        <w:tc>
+          <w:tcPr>
+            <w:tcW w:type="dxa" w:w="1741"/>
             <w:tcBorders>
               <w:top w:val="single" w:color="E9ECEF" w:sz="4"/>
               <w:left w:val="single" w:color="E9ECEF" w:sz="4"/>
@@ -16781,13 +16962,13 @@
                 <w:sz w:val="20"/>
                 <w:szCs w:val="20"/>
               </w:rPr>
-              <w:t xml:space="preserve">per hour</w:t>
-            </w:r>
-          </w:p>
-        </w:tc>
-        <w:tc>
-          <w:tcPr>
-            <w:tcW w:type="dxa" w:w="2340"/>
+              <w:t xml:space="preserve">$150/hr</w:t>
+            </w:r>
+          </w:p>
+        </w:tc>
+        <w:tc>
+          <w:tcPr>
+            <w:tcW w:type="dxa" w:w="1741"/>
             <w:tcBorders>
               <w:top w:val="single" w:color="E9ECEF" w:sz="4"/>
               <w:left w:val="single" w:color="E9ECEF" w:sz="4"/>
@@ -16816,7 +16997,42 @@
                 <w:sz w:val="20"/>
                 <w:szCs w:val="20"/>
               </w:rPr>
-              <w:t xml:space="preserve">$185–$275</w:t>
+              <w:t xml:space="preserve">$250/hr</w:t>
+            </w:r>
+          </w:p>
+        </w:tc>
+        <w:tc>
+          <w:tcPr>
+            <w:tcW w:type="dxa" w:w="2178"/>
+            <w:tcBorders>
+              <w:top w:val="single" w:color="E9ECEF" w:sz="4"/>
+              <w:left w:val="single" w:color="E9ECEF" w:sz="4"/>
+              <w:bottom w:val="single" w:color="E9ECEF" w:sz="4"/>
+              <w:right w:val="single" w:color="E9ECEF" w:sz="4"/>
+            </w:tcBorders>
+            <w:shd w:fill="FFFFFF" w:val="clear"/>
+            <w:tcMar>
+              <w:top w:type="dxa" w:w="100"/>
+              <w:left w:type="dxa" w:w="140"/>
+              <w:bottom w:type="dxa" w:w="100"/>
+              <w:right w:type="dxa" w:w="140"/>
+            </w:tcMar>
+            <w:vAlign w:val="center"/>
+          </w:tcPr>
+          <w:p>
+            <w:pPr>
+              <w:jc w:val="center"/>
+            </w:pPr>
+            <w:r>
+              <w:rPr>
+                <w:rFonts w:ascii="Open Sans" w:cs="Open Sans" w:eastAsia="Open Sans" w:hAnsi="Open Sans"/>
+                <w:b w:val="false"/>
+                <w:bCs w:val="false"/>
+                <w:color w:val="59595B"/>
+                <w:sz w:val="20"/>
+                <w:szCs w:val="20"/>
+              </w:rPr>
+              <w:t xml:space="preserve">$125/hr</w:t>
             </w:r>
           </w:p>
         </w:tc>
@@ -16827,7 +17043,7 @@
         </w:trPr>
         <w:tc>
           <w:tcPr>
-            <w:tcW w:type="dxa" w:w="4680"/>
+            <w:tcW w:type="dxa" w:w="3700"/>
             <w:tcBorders>
               <w:top w:val="single" w:color="E9ECEF" w:sz="4"/>
               <w:left w:val="single" w:color="E9ECEF" w:sz="4"/>
@@ -16856,13 +17072,13 @@
                 <w:sz w:val="20"/>
                 <w:szCs w:val="20"/>
               </w:rPr>
-              <w:t xml:space="preserve">Full-stack application development</w:t>
-            </w:r>
-          </w:p>
-        </w:tc>
-        <w:tc>
-          <w:tcPr>
-            <w:tcW w:type="dxa" w:w="2340"/>
+              <w:t xml:space="preserve">CTO / vCIO Advisory</w:t>
+            </w:r>
+          </w:p>
+        </w:tc>
+        <w:tc>
+          <w:tcPr>
+            <w:tcW w:type="dxa" w:w="1741"/>
             <w:tcBorders>
               <w:top w:val="single" w:color="E9ECEF" w:sz="4"/>
               <w:left w:val="single" w:color="E9ECEF" w:sz="4"/>
@@ -16891,13 +17107,13 @@
                 <w:sz w:val="20"/>
                 <w:szCs w:val="20"/>
               </w:rPr>
-              <w:t xml:space="preserve">per hour</w:t>
-            </w:r>
-          </w:p>
-        </w:tc>
-        <w:tc>
-          <w:tcPr>
-            <w:tcW w:type="dxa" w:w="2340"/>
+              <w:t xml:space="preserve">$250/hr</w:t>
+            </w:r>
+          </w:p>
+        </w:tc>
+        <w:tc>
+          <w:tcPr>
+            <w:tcW w:type="dxa" w:w="1741"/>
             <w:tcBorders>
               <w:top w:val="single" w:color="E9ECEF" w:sz="4"/>
               <w:left w:val="single" w:color="E9ECEF" w:sz="4"/>
@@ -16926,60 +17142,20 @@
                 <w:sz w:val="20"/>
                 <w:szCs w:val="20"/>
               </w:rPr>
-              <w:t xml:space="preserve">$145–$210</w:t>
-            </w:r>
-          </w:p>
-        </w:tc>
-      </w:tr>
-      <w:tr>
-        <w:trPr>
-          <w:cantSplit/>
-        </w:trPr>
-        <w:tc>
-          <w:tcPr>
-            <w:tcW w:type="dxa" w:w="4680"/>
-            <w:tcBorders>
-              <w:top w:val="single" w:color="E9ECEF" w:sz="4"/>
-              <w:left w:val="single" w:color="E9ECEF" w:sz="4"/>
-              <w:bottom w:val="single" w:color="E9ECEF" w:sz="4"/>
-              <w:right w:val="single" w:color="E9ECEF" w:sz="4"/>
-            </w:tcBorders>
-            <w:shd w:fill="FFFFFF" w:val="clear"/>
-            <w:tcMar>
-              <w:top w:type="dxa" w:w="100"/>
-              <w:left w:type="dxa" w:w="140"/>
-              <w:bottom w:type="dxa" w:w="100"/>
-              <w:right w:type="dxa" w:w="140"/>
-            </w:tcMar>
-            <w:vAlign w:val="center"/>
-          </w:tcPr>
-          <w:p>
-            <w:pPr>
-              <w:jc w:val="left"/>
-            </w:pPr>
-            <w:r>
-              <w:rPr>
-                <w:rFonts w:ascii="Open Sans" w:cs="Open Sans" w:eastAsia="Open Sans" w:hAnsi="Open Sans"/>
-                <w:b w:val="false"/>
-                <w:bCs w:val="false"/>
-                <w:color w:val="59595B"/>
-                <w:sz w:val="20"/>
-                <w:szCs w:val="20"/>
-              </w:rPr>
-              <w:t xml:space="preserve">Planned project / engineering work</w:t>
-            </w:r>
-          </w:p>
-        </w:tc>
-        <w:tc>
-          <w:tcPr>
-            <w:tcW w:type="dxa" w:w="2340"/>
-            <w:tcBorders>
-              <w:top w:val="single" w:color="E9ECEF" w:sz="4"/>
-              <w:left w:val="single" w:color="E9ECEF" w:sz="4"/>
-              <w:bottom w:val="single" w:color="E9ECEF" w:sz="4"/>
-              <w:right w:val="single" w:color="E9ECEF" w:sz="4"/>
-            </w:tcBorders>
-            <w:shd w:fill="FFFFFF" w:val="clear"/>
+              <w:t xml:space="preserve">$350/hr</w:t>
+            </w:r>
+          </w:p>
+        </w:tc>
+        <w:tc>
+          <w:tcPr>
+            <w:tcW w:type="dxa" w:w="2178"/>
+            <w:tcBorders>
+              <w:top w:val="single" w:color="E9ECEF" w:sz="4"/>
+              <w:left w:val="single" w:color="E9ECEF" w:sz="4"/>
+              <w:bottom w:val="single" w:color="E9ECEF" w:sz="4"/>
+              <w:right w:val="single" w:color="E9ECEF" w:sz="4"/>
+            </w:tcBorders>
+            <w:shd w:fill="F8F9FA" w:val="clear"/>
             <w:tcMar>
               <w:top w:type="dxa" w:w="100"/>
               <w:left w:type="dxa" w:w="140"/>
@@ -17001,262 +17177,7 @@
                 <w:sz w:val="20"/>
                 <w:szCs w:val="20"/>
               </w:rPr>
-              <w:t xml:space="preserve">per hour</w:t>
-            </w:r>
-          </w:p>
-        </w:tc>
-        <w:tc>
-          <w:tcPr>
-            <w:tcW w:type="dxa" w:w="2340"/>
-            <w:tcBorders>
-              <w:top w:val="single" w:color="E9ECEF" w:sz="4"/>
-              <w:left w:val="single" w:color="E9ECEF" w:sz="4"/>
-              <w:bottom w:val="single" w:color="E9ECEF" w:sz="4"/>
-              <w:right w:val="single" w:color="E9ECEF" w:sz="4"/>
-            </w:tcBorders>
-            <w:shd w:fill="FFFFFF" w:val="clear"/>
-            <w:tcMar>
-              <w:top w:type="dxa" w:w="100"/>
-              <w:left w:type="dxa" w:w="140"/>
-              <w:bottom w:type="dxa" w:w="100"/>
-              <w:right w:type="dxa" w:w="140"/>
-            </w:tcMar>
-            <w:vAlign w:val="center"/>
-          </w:tcPr>
-          <w:p>
-            <w:pPr>
-              <w:jc w:val="center"/>
-            </w:pPr>
-            <w:r>
-              <w:rPr>
-                <w:rFonts w:ascii="Open Sans" w:cs="Open Sans" w:eastAsia="Open Sans" w:hAnsi="Open Sans"/>
-                <w:b w:val="false"/>
-                <w:bCs w:val="false"/>
-                <w:color w:val="59595B"/>
-                <w:sz w:val="20"/>
-                <w:szCs w:val="20"/>
-              </w:rPr>
-              <w:t xml:space="preserve">$145–$195</w:t>
-            </w:r>
-          </w:p>
-        </w:tc>
-      </w:tr>
-      <w:tr>
-        <w:trPr>
-          <w:cantSplit/>
-        </w:trPr>
-        <w:tc>
-          <w:tcPr>
-            <w:tcW w:type="dxa" w:w="4680"/>
-            <w:tcBorders>
-              <w:top w:val="single" w:color="E9ECEF" w:sz="4"/>
-              <w:left w:val="single" w:color="E9ECEF" w:sz="4"/>
-              <w:bottom w:val="single" w:color="E9ECEF" w:sz="4"/>
-              <w:right w:val="single" w:color="E9ECEF" w:sz="4"/>
-            </w:tcBorders>
-            <w:shd w:fill="F8F9FA" w:val="clear"/>
-            <w:tcMar>
-              <w:top w:type="dxa" w:w="100"/>
-              <w:left w:type="dxa" w:w="140"/>
-              <w:bottom w:type="dxa" w:w="100"/>
-              <w:right w:type="dxa" w:w="140"/>
-            </w:tcMar>
-            <w:vAlign w:val="center"/>
-          </w:tcPr>
-          <w:p>
-            <w:pPr>
-              <w:jc w:val="left"/>
-            </w:pPr>
-            <w:r>
-              <w:rPr>
-                <w:rFonts w:ascii="Open Sans" w:cs="Open Sans" w:eastAsia="Open Sans" w:hAnsi="Open Sans"/>
-                <w:b w:val="false"/>
-                <w:bCs w:val="false"/>
-                <w:color w:val="59595B"/>
-                <w:sz w:val="20"/>
-                <w:szCs w:val="20"/>
-              </w:rPr>
-              <w:t xml:space="preserve">Strategic AI / planning engagement</w:t>
-            </w:r>
-          </w:p>
-        </w:tc>
-        <w:tc>
-          <w:tcPr>
-            <w:tcW w:type="dxa" w:w="2340"/>
-            <w:tcBorders>
-              <w:top w:val="single" w:color="E9ECEF" w:sz="4"/>
-              <w:left w:val="single" w:color="E9ECEF" w:sz="4"/>
-              <w:bottom w:val="single" w:color="E9ECEF" w:sz="4"/>
-              <w:right w:val="single" w:color="E9ECEF" w:sz="4"/>
-            </w:tcBorders>
-            <w:shd w:fill="F8F9FA" w:val="clear"/>
-            <w:tcMar>
-              <w:top w:type="dxa" w:w="100"/>
-              <w:left w:type="dxa" w:w="140"/>
-              <w:bottom w:type="dxa" w:w="100"/>
-              <w:right w:type="dxa" w:w="140"/>
-            </w:tcMar>
-            <w:vAlign w:val="center"/>
-          </w:tcPr>
-          <w:p>
-            <w:pPr>
-              <w:jc w:val="center"/>
-            </w:pPr>
-            <w:r>
-              <w:rPr>
-                <w:rFonts w:ascii="Open Sans" w:cs="Open Sans" w:eastAsia="Open Sans" w:hAnsi="Open Sans"/>
-                <w:b w:val="false"/>
-                <w:bCs w:val="false"/>
-                <w:color w:val="59595B"/>
-                <w:sz w:val="20"/>
-                <w:szCs w:val="20"/>
-              </w:rPr>
-              <w:t xml:space="preserve">per engagement</w:t>
-            </w:r>
-          </w:p>
-        </w:tc>
-        <w:tc>
-          <w:tcPr>
-            <w:tcW w:type="dxa" w:w="2340"/>
-            <w:tcBorders>
-              <w:top w:val="single" w:color="E9ECEF" w:sz="4"/>
-              <w:left w:val="single" w:color="E9ECEF" w:sz="4"/>
-              <w:bottom w:val="single" w:color="E9ECEF" w:sz="4"/>
-              <w:right w:val="single" w:color="E9ECEF" w:sz="4"/>
-            </w:tcBorders>
-            <w:shd w:fill="F8F9FA" w:val="clear"/>
-            <w:tcMar>
-              <w:top w:type="dxa" w:w="100"/>
-              <w:left w:type="dxa" w:w="140"/>
-              <w:bottom w:type="dxa" w:w="100"/>
-              <w:right w:type="dxa" w:w="140"/>
-            </w:tcMar>
-            <w:vAlign w:val="center"/>
-          </w:tcPr>
-          <w:p>
-            <w:pPr>
-              <w:jc w:val="center"/>
-            </w:pPr>
-            <w:r>
-              <w:rPr>
-                <w:rFonts w:ascii="Open Sans" w:cs="Open Sans" w:eastAsia="Open Sans" w:hAnsi="Open Sans"/>
-                <w:b w:val="false"/>
-                <w:bCs w:val="false"/>
-                <w:color w:val="59595B"/>
-                <w:sz w:val="20"/>
-                <w:szCs w:val="20"/>
-              </w:rPr>
-              <w:t xml:space="preserve">$8,500–$25,000</w:t>
-            </w:r>
-          </w:p>
-        </w:tc>
-      </w:tr>
-      <w:tr>
-        <w:trPr>
-          <w:cantSplit/>
-        </w:trPr>
-        <w:tc>
-          <w:tcPr>
-            <w:tcW w:type="dxa" w:w="4680"/>
-            <w:tcBorders>
-              <w:top w:val="single" w:color="E9ECEF" w:sz="4"/>
-              <w:left w:val="single" w:color="E9ECEF" w:sz="4"/>
-              <w:bottom w:val="single" w:color="E9ECEF" w:sz="4"/>
-              <w:right w:val="single" w:color="E9ECEF" w:sz="4"/>
-            </w:tcBorders>
-            <w:shd w:fill="FFFFFF" w:val="clear"/>
-            <w:tcMar>
-              <w:top w:type="dxa" w:w="100"/>
-              <w:left w:type="dxa" w:w="140"/>
-              <w:bottom w:type="dxa" w:w="100"/>
-              <w:right w:type="dxa" w:w="140"/>
-            </w:tcMar>
-            <w:vAlign w:val="center"/>
-          </w:tcPr>
-          <w:p>
-            <w:pPr>
-              <w:jc w:val="left"/>
-            </w:pPr>
-            <w:r>
-              <w:rPr>
-                <w:rFonts w:ascii="Open Sans" w:cs="Open Sans" w:eastAsia="Open Sans" w:hAnsi="Open Sans"/>
-                <w:b w:val="false"/>
-                <w:bCs w:val="false"/>
-                <w:color w:val="59595B"/>
-                <w:sz w:val="20"/>
-                <w:szCs w:val="20"/>
-              </w:rPr>
-              <w:t xml:space="preserve">Fractional AI Advisor</w:t>
-            </w:r>
-          </w:p>
-        </w:tc>
-        <w:tc>
-          <w:tcPr>
-            <w:tcW w:type="dxa" w:w="2340"/>
-            <w:tcBorders>
-              <w:top w:val="single" w:color="E9ECEF" w:sz="4"/>
-              <w:left w:val="single" w:color="E9ECEF" w:sz="4"/>
-              <w:bottom w:val="single" w:color="E9ECEF" w:sz="4"/>
-              <w:right w:val="single" w:color="E9ECEF" w:sz="4"/>
-            </w:tcBorders>
-            <w:shd w:fill="FFFFFF" w:val="clear"/>
-            <w:tcMar>
-              <w:top w:type="dxa" w:w="100"/>
-              <w:left w:type="dxa" w:w="140"/>
-              <w:bottom w:type="dxa" w:w="100"/>
-              <w:right w:type="dxa" w:w="140"/>
-            </w:tcMar>
-            <w:vAlign w:val="center"/>
-          </w:tcPr>
-          <w:p>
-            <w:pPr>
-              <w:jc w:val="center"/>
-            </w:pPr>
-            <w:r>
-              <w:rPr>
-                <w:rFonts w:ascii="Open Sans" w:cs="Open Sans" w:eastAsia="Open Sans" w:hAnsi="Open Sans"/>
-                <w:b w:val="false"/>
-                <w:bCs w:val="false"/>
-                <w:color w:val="59595B"/>
-                <w:sz w:val="20"/>
-                <w:szCs w:val="20"/>
-              </w:rPr>
-              <w:t xml:space="preserve">per month</w:t>
-            </w:r>
-          </w:p>
-        </w:tc>
-        <w:tc>
-          <w:tcPr>
-            <w:tcW w:type="dxa" w:w="2340"/>
-            <w:tcBorders>
-              <w:top w:val="single" w:color="E9ECEF" w:sz="4"/>
-              <w:left w:val="single" w:color="E9ECEF" w:sz="4"/>
-              <w:bottom w:val="single" w:color="E9ECEF" w:sz="4"/>
-              <w:right w:val="single" w:color="E9ECEF" w:sz="4"/>
-            </w:tcBorders>
-            <w:shd w:fill="FFFFFF" w:val="clear"/>
-            <w:tcMar>
-              <w:top w:type="dxa" w:w="100"/>
-              <w:left w:type="dxa" w:w="140"/>
-              <w:bottom w:type="dxa" w:w="100"/>
-              <w:right w:type="dxa" w:w="140"/>
-            </w:tcMar>
-            <w:vAlign w:val="center"/>
-          </w:tcPr>
-          <w:p>
-            <w:pPr>
-              <w:jc w:val="center"/>
-            </w:pPr>
-            <w:r>
-              <w:rPr>
-                <w:rFonts w:ascii="Open Sans" w:cs="Open Sans" w:eastAsia="Open Sans" w:hAnsi="Open Sans"/>
-                <w:b w:val="false"/>
-                <w:bCs w:val="false"/>
-                <w:color w:val="59595B"/>
-                <w:sz w:val="20"/>
-                <w:szCs w:val="20"/>
-              </w:rPr>
-              <w:t xml:space="preserve">$1,500–$3,500</w:t>
+              <w:t xml:space="preserve">$225/hr</w:t>
             </w:r>
           </w:p>
         </w:tc>
@@ -17286,7 +17207,7 @@
           <w:sz w:val="18"/>
           <w:szCs w:val="18"/>
         </w:rPr>
-        <w:t xml:space="preserve">Rates are blended US-led pricing. A 3% annual escalator and Net 30 terms apply, disclosed up front in any Statement of Work.</w:t>
+        <w:t xml:space="preserve">Blended US-led rates; “Contracted” applies under a 3-, 6-, or 12-month cycle commitment. On-site work has a 2-hour minimum and no trip charges; emergency/critical work bills at the after-hours rate with a 1-hour minimum. A 3% annual escalator and Net 30 terms apply, disclosed up front in any Statement of Work.</w:t>
       </w:r>
     </w:p>
     <w:p>
@@ -18107,7 +18028,7 @@
                 <w:sz w:val="20"/>
                 <w:szCs w:val="20"/>
               </w:rPr>
-              <w:t xml:space="preserve">The entry program is a known, published investment of about $24,600 in Year 1 — the search and answer-engine foundation, with no large build required to start.</w:t>
+              <w:t xml:space="preserve">The published recurring program — the search foundation plus account intelligence — is a known investment of about $5,549/mo (≈ $71,588 in Year 1 month-to-month, or ≈ $59,590 on annual plans, which waive setup). No large custom build is required to start.</w:t>
             </w:r>
           </w:p>
           <w:p>
@@ -18123,7 +18044,7 @@
                 <w:sz w:val="20"/>
                 <w:szCs w:val="20"/>
               </w:rPr>
-              <w:t xml:space="preserve">The custom build and account-intelligence work are scoped in discovery and delivered as a fixed-price Statement of Work, priced from the published rate card above — never an invented number.</w:t>
+              <w:t xml:space="preserve">The custom build and advisory are scoped in discovery into a fixed-price Statement of Work, priced from the published 2026 US-led rates above — never an invented number.</w:t>
             </w:r>
           </w:p>
           <w:p>
@@ -18139,7 +18060,7 @@
                 <w:sz w:val="20"/>
                 <w:szCs w:val="20"/>
               </w:rPr>
-              <w:t xml:space="preserve">Within five business days of a 30-minute discovery call (Section 14), Technijian returns a calibrated ROI model and a fixed-scope SOW built on TCI’s real per-deal economics. That is the right sequence: prove the foundation, then size the engine.</w:t>
+              <w:t xml:space="preserve">Within five business days of a 30-minute discovery call (Section 14), Technijian returns a calibrated ROI model and a fixed-scope SOW built on TCI’s real per-deal economics. That is the right sequence: prove the published engines, then size the build.</w:t>
             </w:r>
           </w:p>
         </w:tc>
@@ -21725,7 +21646,7 @@
                 <w:sz w:val="20"/>
                 <w:szCs w:val="20"/>
               </w:rPr>
-              <w:t xml:space="preserve">My AI</w:t>
+              <w:t xml:space="preserve">My AI Lead Gen</w:t>
             </w:r>
           </w:p>
         </w:tc>
@@ -21760,7 +21681,7 @@
                 <w:sz w:val="20"/>
                 <w:szCs w:val="20"/>
               </w:rPr>
-              <w:t xml:space="preserve">AI strategy and builds — account intelligence, WAIRE-warehouse targeting, RFP and lease-proposal automation, and churn intelligence, with governance and security throughout</w:t>
+              <w:t xml:space="preserve">Account intelligence and outbound — named fleets and shippers plus WAIRE-obligated warehouses, harvested from public data, enriched, scored, and dossier-ready for the sales team</w:t>
             </w:r>
           </w:p>
         </w:tc>
@@ -21800,7 +21721,7 @@
                 <w:sz w:val="20"/>
                 <w:szCs w:val="20"/>
               </w:rPr>
-              <w:t xml:space="preserve">My Dev</w:t>
+              <w:t xml:space="preserve">My AI</w:t>
             </w:r>
           </w:p>
         </w:tc>
@@ -21835,7 +21756,7 @@
                 <w:sz w:val="20"/>
                 <w:szCs w:val="20"/>
               </w:rPr>
-              <w:t xml:space="preserve">Custom, AI-native builds — the quote/spec-to-lease assistant, WAIRE/EV ROI tool, used-truck merchandising, and the AI-assisted customer portal</w:t>
+              <w:t xml:space="preserve">AI strategy and builds — RFP and lease-proposal automation, churn intelligence, and the Fractional AI Advisor, with governance and security throughout</w:t>
             </w:r>
           </w:p>
         </w:tc>
@@ -21875,7 +21796,7 @@
                 <w:sz w:val="20"/>
                 <w:szCs w:val="20"/>
               </w:rPr>
-              <w:t xml:space="preserve">My IT &amp; Security</w:t>
+              <w:t xml:space="preserve">My Dev</w:t>
             </w:r>
           </w:p>
         </w:tc>
@@ -21910,7 +21831,7 @@
                 <w:sz w:val="20"/>
                 <w:szCs w:val="20"/>
               </w:rPr>
-              <w:t xml:space="preserve">The managed IT, cybersecurity, and cloud foundation that runs underneath the growth engine — available as TCI’s needs grow</w:t>
+              <w:t xml:space="preserve">Custom, AI-native builds — the quote/spec-to-lease assistant, WAIRE/EV ROI tool, used-truck merchandising, and the AI-assisted customer portal</w:t>
             </w:r>
           </w:p>
         </w:tc>
@@ -22546,7 +22467,7 @@
           <w:sz w:val="20"/>
           <w:szCs w:val="20"/>
         </w:rPr>
-        <w:t xml:space="preserve">6. Technijian pricing — Services/My SEO published tiers and add-ons; technijian-pricing 2026 rate card (custom AI development $185–$275/hr; full-stack $145–$210/hr; project work $145–$195/hr; strategic engagement $8,500–$25,000; Fractional Advisor / vCIO $1,500–$3,500/mo); Services/My AI Proven Results</w:t>
+        <w:t xml:space="preserve">6. Technijian pricing — published service collateral: My SEO tiers + add-ons (Services/My SEO) and My AI Lead Gen tiers (Starter $1,499 / Professional $3,499 / Enterprise $6,999 per month + setup; Services/My AI Lead Gen); 2026 US-led labor rates (US Engineering/Development $150/$250/$125 per hour normal/after-hours/contracted; CTO/vCIO advisory $250/$350/$225); Services/My AI Proven Results. My Dev custom builds and the Fractional AI Advisor/Workshop are scoped at discovery (advisor/workshop figures shown are planning estimates).</w:t>
       </w:r>
     </w:p>
     <w:sectPr>

--- a/Clients/TCI/TCI-AI-Growth-Report.docx
+++ b/Clients/TCI/TCI-AI-Growth-Report.docx
@@ -355,15 +355,11 @@
       </w:sdtContent>
     </w:sdt>
     <w:p>
-      <w:r>
-        <w:br w:type="page"/>
-      </w:r>
-    </w:p>
-    <w:p>
       <w:pPr>
         <w:pStyle w:val="Heading1"/>
         <w:keepNext/>
-        <w:spacing w:after="120" w:before="480" w:line="240"/>
+        <w:pageBreakBefore/>
+        <w:spacing w:after="120" w:before="0" w:line="240"/>
       </w:pPr>
       <w:r>
         <w:rPr>
@@ -887,14 +883,15 @@
           <w:sz w:val="20"/>
           <w:szCs w:val="20"/>
         </w:rPr>
-        <w:t xml:space="preserve">A note on figures and pricing: this blueprint was built from public information. Every projection is labeled estimated and conservative, and the discovery questions in Section 14 replace these assumptions with TCI’s real baselines. On investment, only published Technijian pricing is stated as firm; every custom build is shown with its rate-card basis and scoped in discovery, so the numbers TCI sees are real — not invented to fill a table.</w:t>
+        <w:t xml:space="preserve">A note on figures and pricing: this blueprint was built from public information. Every projection is labeled estimated and conservative, and the discovery questions in Section 15 replace these assumptions with TCI’s real baselines. On investment, only published Technijian pricing is stated as firm; every custom build is shown with its rate-card basis and scoped in discovery, so the numbers TCI sees are real — not invented to fill a table.</w:t>
       </w:r>
     </w:p>
     <w:p>
       <w:pPr>
         <w:pStyle w:val="Heading1"/>
         <w:keepNext/>
-        <w:spacing w:after="120" w:before="480" w:line="240"/>
+        <w:pageBreakBefore/>
+        <w:spacing w:after="120" w:before="0" w:line="240"/>
       </w:pPr>
       <w:r>
         <w:rPr>
@@ -1166,14 +1163,15 @@
           <w:sz w:val="22"/>
           <w:szCs w:val="22"/>
         </w:rPr>
-        <w:t xml:space="preserve">The one thing TCI has not yet done is carry that story into search, into AI answers, and into a modern, AI-assisted buying experience. The strengths are real; they are simply under-marketed. Making them visible is the fastest early win, and it is where Section 13’s Quick Wins begin.</w:t>
+        <w:t xml:space="preserve">The one thing TCI has not yet done is carry that story into search, into AI answers, and into a modern, AI-assisted buying experience. The strengths are real; they are simply under-marketed. Making them visible is the fastest early win, and it is where Section 14’s Quick Wins begin.</w:t>
       </w:r>
     </w:p>
     <w:p>
       <w:pPr>
         <w:pStyle w:val="Heading1"/>
         <w:keepNext/>
-        <w:spacing w:after="120" w:before="480" w:line="240"/>
+        <w:pageBreakBefore/>
+        <w:spacing w:after="120" w:before="0" w:line="240"/>
       </w:pPr>
       <w:r>
         <w:rPr>
@@ -2423,7 +2421,8 @@
       <w:pPr>
         <w:pStyle w:val="Heading1"/>
         <w:keepNext/>
-        <w:spacing w:after="120" w:before="480" w:line="240"/>
+        <w:pageBreakBefore/>
+        <w:spacing w:after="120" w:before="0" w:line="240"/>
       </w:pPr>
       <w:r>
         <w:rPr>
@@ -3985,7 +3984,8 @@
       <w:pPr>
         <w:pStyle w:val="Heading1"/>
         <w:keepNext/>
-        <w:spacing w:after="120" w:before="480" w:line="240"/>
+        <w:pageBreakBefore/>
+        <w:spacing w:after="120" w:before="0" w:line="240"/>
       </w:pPr>
       <w:r>
         <w:rPr>
@@ -4979,7 +4979,8 @@
       <w:pPr>
         <w:pStyle w:val="Heading1"/>
         <w:keepNext/>
-        <w:spacing w:after="120" w:before="480" w:line="240"/>
+        <w:pageBreakBefore/>
+        <w:spacing w:after="120" w:before="0" w:line="240"/>
       </w:pPr>
       <w:r>
         <w:rPr>
@@ -7540,7 +7541,8 @@
       <w:pPr>
         <w:pStyle w:val="Heading1"/>
         <w:keepNext/>
-        <w:spacing w:after="120" w:before="480" w:line="240"/>
+        <w:pageBreakBefore/>
+        <w:spacing w:after="120" w:before="0" w:line="240"/>
       </w:pPr>
       <w:r>
         <w:rPr>
@@ -9933,7 +9935,8 @@
       <w:pPr>
         <w:pStyle w:val="Heading1"/>
         <w:keepNext/>
-        <w:spacing w:after="120" w:before="480" w:line="240"/>
+        <w:pageBreakBefore/>
+        <w:spacing w:after="120" w:before="0" w:line="240"/>
       </w:pPr>
       <w:r>
         <w:rPr>
@@ -10971,7 +10974,8 @@
       <w:pPr>
         <w:pStyle w:val="Heading1"/>
         <w:keepNext/>
-        <w:spacing w:after="120" w:before="480" w:line="240"/>
+        <w:pageBreakBefore/>
+        <w:spacing w:after="120" w:before="0" w:line="240"/>
       </w:pPr>
       <w:r>
         <w:rPr>
@@ -11470,7 +11474,7 @@
                 <w:sz w:val="20"/>
                 <w:szCs w:val="20"/>
               </w:rPr>
-              <w:t xml:space="preserve">The same public-records-harvesting motion points straight at TCI’s growth: identify WAIRE-obligated warehouses by facility and truck-trip data, fleets at a lease-versus-own inflection, expiring contracts, and new distribution-center permits — each enriched into a scored, dossier-ready target for the rep who owns the relationship. It is delivered as My AI Lead Gen, a productized service with published tiers (see Section 11).</w:t>
+              <w:t xml:space="preserve">The same public-records-harvesting motion points straight at TCI’s growth: identify WAIRE-obligated warehouses by facility and truck-trip data, fleets at a lease-versus-own inflection, expiring contracts, and new distribution-center permits — each enriched into a scored, dossier-ready target for the rep who owns the relationship. It is delivered as My AI Lead Gen, a productized service with published tiers (see Section 12).</w:t>
             </w:r>
           </w:p>
         </w:tc>
@@ -12174,9 +12178,534 @@
     </w:p>
     <w:p>
       <w:pPr>
+        <w:spacing w:after="0" w:before="200"/>
+      </w:pPr>
+      <w:r>
+        <w:t xml:space="preserve"/>
+      </w:r>
+    </w:p>
+    <w:p>
+      <w:pPr>
+        <w:pStyle w:val="Heading2"/>
+        <w:keepNext/>
+        <w:keepLines/>
+        <w:spacing w:after="120" w:before="280"/>
+      </w:pPr>
+      <w:r>
+        <w:rPr>
+          <w:rFonts w:ascii="Open Sans" w:cs="Open Sans" w:eastAsia="Open Sans" w:hAnsi="Open Sans"/>
+          <w:b/>
+          <w:bCs/>
+          <w:color w:val="006DB6"/>
+          <w:sz w:val="26"/>
+          <w:szCs w:val="26"/>
+        </w:rPr>
+        <w:t xml:space="preserve">How We Keep AI Affordable — Seven Models, Routed by Task</w:t>
+      </w:r>
+    </w:p>
+    <w:p>
+      <w:pPr>
+        <w:spacing w:after="140" w:before="0" w:line="320"/>
+        <w:jc w:val="both"/>
+      </w:pPr>
+      <w:r>
+        <w:rPr>
+          <w:rFonts w:ascii="Open Sans" w:cs="Open Sans" w:eastAsia="Open Sans" w:hAnsi="Open Sans"/>
+          <w:b w:val="false"/>
+          <w:bCs w:val="false"/>
+          <w:i w:val="false"/>
+          <w:iCs w:val="false"/>
+          <w:color w:val="59595B"/>
+          <w:sz w:val="22"/>
+          <w:szCs w:val="22"/>
+        </w:rPr>
+        <w:t xml:space="preserve">A fair question about running AI across search, account intelligence, RFPs, and quoting: won’t the token bill be enormous? Not the way Technijian builds it. We do not wire every task to one expensive model — our platform routes across roughly seven models, spanning three AI vendors and three capability tiers, and sends each sub-task to the cheapest model that can do it well.</w:t>
+      </w:r>
+    </w:p>
+    <w:tbl>
+      <w:tblPr>
+        <w:tblW w:type="dxa" w:w="9360"/>
+        <w:tblBorders>
+          <w:top w:val="single" w:color="auto" w:sz="4"/>
+          <w:left w:val="single" w:color="auto" w:sz="4"/>
+          <w:bottom w:val="single" w:color="auto" w:sz="4"/>
+          <w:right w:val="single" w:color="auto" w:sz="4"/>
+          <w:insideH w:val="single" w:color="auto" w:sz="4"/>
+          <w:insideV w:val="single" w:color="auto" w:sz="4"/>
+        </w:tblBorders>
+      </w:tblPr>
+      <w:tblGrid>
+        <w:gridCol w:w="2448"/>
+        <w:gridCol w:w="4752"/>
+        <w:gridCol w:w="2160"/>
+      </w:tblGrid>
+      <w:tr>
+        <w:trPr>
+          <w:cantSplit/>
+          <w:tblHeader/>
+        </w:trPr>
+        <w:tc>
+          <w:tcPr>
+            <w:tcW w:type="dxa" w:w="2448"/>
+            <w:tcBorders>
+              <w:top w:val="single" w:color="E9ECEF" w:sz="4"/>
+              <w:left w:val="single" w:color="E9ECEF" w:sz="4"/>
+              <w:bottom w:val="single" w:color="E9ECEF" w:sz="4"/>
+              <w:right w:val="single" w:color="E9ECEF" w:sz="4"/>
+            </w:tcBorders>
+            <w:shd w:fill="1A1A2E" w:val="clear"/>
+            <w:tcMar>
+              <w:top w:type="dxa" w:w="120"/>
+              <w:left w:type="dxa" w:w="140"/>
+              <w:bottom w:type="dxa" w:w="120"/>
+              <w:right w:type="dxa" w:w="140"/>
+            </w:tcMar>
+            <w:vAlign w:val="center"/>
+          </w:tcPr>
+          <w:p>
+            <w:pPr>
+              <w:jc w:val="left"/>
+            </w:pPr>
+            <w:r>
+              <w:rPr>
+                <w:rFonts w:ascii="Open Sans" w:cs="Open Sans" w:eastAsia="Open Sans" w:hAnsi="Open Sans"/>
+                <w:b/>
+                <w:bCs/>
+                <w:color w:val="FFFFFF"/>
+                <w:sz w:val="20"/>
+                <w:szCs w:val="20"/>
+              </w:rPr>
+              <w:t xml:space="preserve">Tier</w:t>
+            </w:r>
+          </w:p>
+        </w:tc>
+        <w:tc>
+          <w:tcPr>
+            <w:tcW w:type="dxa" w:w="4752"/>
+            <w:tcBorders>
+              <w:top w:val="single" w:color="E9ECEF" w:sz="4"/>
+              <w:left w:val="single" w:color="E9ECEF" w:sz="4"/>
+              <w:bottom w:val="single" w:color="E9ECEF" w:sz="4"/>
+              <w:right w:val="single" w:color="E9ECEF" w:sz="4"/>
+            </w:tcBorders>
+            <w:shd w:fill="1A1A2E" w:val="clear"/>
+            <w:tcMar>
+              <w:top w:type="dxa" w:w="120"/>
+              <w:left w:type="dxa" w:w="140"/>
+              <w:bottom w:type="dxa" w:w="120"/>
+              <w:right w:type="dxa" w:w="140"/>
+            </w:tcMar>
+            <w:vAlign w:val="center"/>
+          </w:tcPr>
+          <w:p>
+            <w:pPr>
+              <w:jc w:val="left"/>
+            </w:pPr>
+            <w:r>
+              <w:rPr>
+                <w:rFonts w:ascii="Open Sans" w:cs="Open Sans" w:eastAsia="Open Sans" w:hAnsi="Open Sans"/>
+                <w:b/>
+                <w:bCs/>
+                <w:color w:val="FFFFFF"/>
+                <w:sz w:val="20"/>
+                <w:szCs w:val="20"/>
+              </w:rPr>
+              <w:t xml:space="preserve">What It Does</w:t>
+            </w:r>
+          </w:p>
+        </w:tc>
+        <w:tc>
+          <w:tcPr>
+            <w:tcW w:type="dxa" w:w="2160"/>
+            <w:tcBorders>
+              <w:top w:val="single" w:color="E9ECEF" w:sz="4"/>
+              <w:left w:val="single" w:color="E9ECEF" w:sz="4"/>
+              <w:bottom w:val="single" w:color="E9ECEF" w:sz="4"/>
+              <w:right w:val="single" w:color="E9ECEF" w:sz="4"/>
+            </w:tcBorders>
+            <w:shd w:fill="1A1A2E" w:val="clear"/>
+            <w:tcMar>
+              <w:top w:type="dxa" w:w="120"/>
+              <w:left w:type="dxa" w:w="140"/>
+              <w:bottom w:type="dxa" w:w="120"/>
+              <w:right w:type="dxa" w:w="140"/>
+            </w:tcMar>
+            <w:vAlign w:val="center"/>
+          </w:tcPr>
+          <w:p>
+            <w:pPr>
+              <w:jc w:val="center"/>
+            </w:pPr>
+            <w:r>
+              <w:rPr>
+                <w:rFonts w:ascii="Open Sans" w:cs="Open Sans" w:eastAsia="Open Sans" w:hAnsi="Open Sans"/>
+                <w:b/>
+                <w:bCs/>
+                <w:color w:val="FFFFFF"/>
+                <w:sz w:val="20"/>
+                <w:szCs w:val="20"/>
+              </w:rPr>
+              <w:t xml:space="preserve">Share of Work</w:t>
+            </w:r>
+          </w:p>
+        </w:tc>
+      </w:tr>
+      <w:tr>
+        <w:trPr>
+          <w:cantSplit/>
+        </w:trPr>
+        <w:tc>
+          <w:tcPr>
+            <w:tcW w:type="dxa" w:w="2448"/>
+            <w:tcBorders>
+              <w:top w:val="single" w:color="E9ECEF" w:sz="4"/>
+              <w:left w:val="single" w:color="E9ECEF" w:sz="4"/>
+              <w:bottom w:val="single" w:color="E9ECEF" w:sz="4"/>
+              <w:right w:val="single" w:color="E9ECEF" w:sz="4"/>
+            </w:tcBorders>
+            <w:shd w:fill="FFFFFF" w:val="clear"/>
+            <w:tcMar>
+              <w:top w:type="dxa" w:w="100"/>
+              <w:left w:type="dxa" w:w="140"/>
+              <w:bottom w:type="dxa" w:w="100"/>
+              <w:right w:type="dxa" w:w="140"/>
+            </w:tcMar>
+            <w:vAlign w:val="center"/>
+          </w:tcPr>
+          <w:p>
+            <w:pPr>
+              <w:jc w:val="left"/>
+            </w:pPr>
+            <w:r>
+              <w:rPr>
+                <w:rFonts w:ascii="Open Sans" w:cs="Open Sans" w:eastAsia="Open Sans" w:hAnsi="Open Sans"/>
+                <w:b/>
+                <w:bCs/>
+                <w:color w:val="59595B"/>
+                <w:sz w:val="20"/>
+                <w:szCs w:val="20"/>
+              </w:rPr>
+              <w:t xml:space="preserve">Frontier (premium)</w:t>
+            </w:r>
+          </w:p>
+        </w:tc>
+        <w:tc>
+          <w:tcPr>
+            <w:tcW w:type="dxa" w:w="4752"/>
+            <w:tcBorders>
+              <w:top w:val="single" w:color="E9ECEF" w:sz="4"/>
+              <w:left w:val="single" w:color="E9ECEF" w:sz="4"/>
+              <w:bottom w:val="single" w:color="E9ECEF" w:sz="4"/>
+              <w:right w:val="single" w:color="E9ECEF" w:sz="4"/>
+            </w:tcBorders>
+            <w:shd w:fill="FFFFFF" w:val="clear"/>
+            <w:tcMar>
+              <w:top w:type="dxa" w:w="100"/>
+              <w:left w:type="dxa" w:w="140"/>
+              <w:bottom w:type="dxa" w:w="100"/>
+              <w:right w:type="dxa" w:w="140"/>
+            </w:tcMar>
+            <w:vAlign w:val="center"/>
+          </w:tcPr>
+          <w:p>
+            <w:pPr>
+              <w:jc w:val="left"/>
+            </w:pPr>
+            <w:r>
+              <w:rPr>
+                <w:rFonts w:ascii="Open Sans" w:cs="Open Sans" w:eastAsia="Open Sans" w:hAnsi="Open Sans"/>
+                <w:b w:val="false"/>
+                <w:bCs w:val="false"/>
+                <w:color w:val="59595B"/>
+                <w:sz w:val="20"/>
+                <w:szCs w:val="20"/>
+              </w:rPr>
+              <w:t xml:space="preserve">The hardest judgment only — final brand-voice pass, compliance-critical answers, the deepest reasoning</w:t>
+            </w:r>
+          </w:p>
+        </w:tc>
+        <w:tc>
+          <w:tcPr>
+            <w:tcW w:type="dxa" w:w="2160"/>
+            <w:tcBorders>
+              <w:top w:val="single" w:color="E9ECEF" w:sz="4"/>
+              <w:left w:val="single" w:color="E9ECEF" w:sz="4"/>
+              <w:bottom w:val="single" w:color="E9ECEF" w:sz="4"/>
+              <w:right w:val="single" w:color="E9ECEF" w:sz="4"/>
+            </w:tcBorders>
+            <w:shd w:fill="FFFFFF" w:val="clear"/>
+            <w:tcMar>
+              <w:top w:type="dxa" w:w="100"/>
+              <w:left w:type="dxa" w:w="140"/>
+              <w:bottom w:type="dxa" w:w="100"/>
+              <w:right w:type="dxa" w:w="140"/>
+            </w:tcMar>
+            <w:vAlign w:val="center"/>
+          </w:tcPr>
+          <w:p>
+            <w:pPr>
+              <w:jc w:val="center"/>
+            </w:pPr>
+            <w:r>
+              <w:rPr>
+                <w:rFonts w:ascii="Open Sans" w:cs="Open Sans" w:eastAsia="Open Sans" w:hAnsi="Open Sans"/>
+                <w:b/>
+                <w:bCs/>
+                <w:color w:val="006DB6"/>
+                <w:sz w:val="20"/>
+                <w:szCs w:val="20"/>
+              </w:rPr>
+              <w:t xml:space="preserve">~5–10%</w:t>
+            </w:r>
+          </w:p>
+        </w:tc>
+      </w:tr>
+      <w:tr>
+        <w:trPr>
+          <w:cantSplit/>
+        </w:trPr>
+        <w:tc>
+          <w:tcPr>
+            <w:tcW w:type="dxa" w:w="2448"/>
+            <w:tcBorders>
+              <w:top w:val="single" w:color="E9ECEF" w:sz="4"/>
+              <w:left w:val="single" w:color="E9ECEF" w:sz="4"/>
+              <w:bottom w:val="single" w:color="E9ECEF" w:sz="4"/>
+              <w:right w:val="single" w:color="E9ECEF" w:sz="4"/>
+            </w:tcBorders>
+            <w:shd w:fill="F8F9FA" w:val="clear"/>
+            <w:tcMar>
+              <w:top w:type="dxa" w:w="100"/>
+              <w:left w:type="dxa" w:w="140"/>
+              <w:bottom w:type="dxa" w:w="100"/>
+              <w:right w:type="dxa" w:w="140"/>
+            </w:tcMar>
+            <w:vAlign w:val="center"/>
+          </w:tcPr>
+          <w:p>
+            <w:pPr>
+              <w:jc w:val="left"/>
+            </w:pPr>
+            <w:r>
+              <w:rPr>
+                <w:rFonts w:ascii="Open Sans" w:cs="Open Sans" w:eastAsia="Open Sans" w:hAnsi="Open Sans"/>
+                <w:b/>
+                <w:bCs/>
+                <w:color w:val="59595B"/>
+                <w:sz w:val="20"/>
+                <w:szCs w:val="20"/>
+              </w:rPr>
+              <w:t xml:space="preserve">Workhorse (balanced)</w:t>
+            </w:r>
+          </w:p>
+        </w:tc>
+        <w:tc>
+          <w:tcPr>
+            <w:tcW w:type="dxa" w:w="4752"/>
+            <w:tcBorders>
+              <w:top w:val="single" w:color="E9ECEF" w:sz="4"/>
+              <w:left w:val="single" w:color="E9ECEF" w:sz="4"/>
+              <w:bottom w:val="single" w:color="E9ECEF" w:sz="4"/>
+              <w:right w:val="single" w:color="E9ECEF" w:sz="4"/>
+            </w:tcBorders>
+            <w:shd w:fill="F8F9FA" w:val="clear"/>
+            <w:tcMar>
+              <w:top w:type="dxa" w:w="100"/>
+              <w:left w:type="dxa" w:w="140"/>
+              <w:bottom w:type="dxa" w:w="100"/>
+              <w:right w:type="dxa" w:w="140"/>
+            </w:tcMar>
+            <w:vAlign w:val="center"/>
+          </w:tcPr>
+          <w:p>
+            <w:pPr>
+              <w:jc w:val="left"/>
+            </w:pPr>
+            <w:r>
+              <w:rPr>
+                <w:rFonts w:ascii="Open Sans" w:cs="Open Sans" w:eastAsia="Open Sans" w:hAnsi="Open Sans"/>
+                <w:b w:val="false"/>
+                <w:bCs w:val="false"/>
+                <w:color w:val="59595B"/>
+                <w:sz w:val="20"/>
+                <w:szCs w:val="20"/>
+              </w:rPr>
+              <w:t xml:space="preserve">The bulk of drafting and reasoning — content, outreach personalization, RFP answers, summarization, scoring</w:t>
+            </w:r>
+          </w:p>
+        </w:tc>
+        <w:tc>
+          <w:tcPr>
+            <w:tcW w:type="dxa" w:w="2160"/>
+            <w:tcBorders>
+              <w:top w:val="single" w:color="E9ECEF" w:sz="4"/>
+              <w:left w:val="single" w:color="E9ECEF" w:sz="4"/>
+              <w:bottom w:val="single" w:color="E9ECEF" w:sz="4"/>
+              <w:right w:val="single" w:color="E9ECEF" w:sz="4"/>
+            </w:tcBorders>
+            <w:shd w:fill="F8F9FA" w:val="clear"/>
+            <w:tcMar>
+              <w:top w:type="dxa" w:w="100"/>
+              <w:left w:type="dxa" w:w="140"/>
+              <w:bottom w:type="dxa" w:w="100"/>
+              <w:right w:type="dxa" w:w="140"/>
+            </w:tcMar>
+            <w:vAlign w:val="center"/>
+          </w:tcPr>
+          <w:p>
+            <w:pPr>
+              <w:jc w:val="center"/>
+            </w:pPr>
+            <w:r>
+              <w:rPr>
+                <w:rFonts w:ascii="Open Sans" w:cs="Open Sans" w:eastAsia="Open Sans" w:hAnsi="Open Sans"/>
+                <w:b w:val="false"/>
+                <w:bCs w:val="false"/>
+                <w:color w:val="1EAAC8"/>
+                <w:sz w:val="20"/>
+                <w:szCs w:val="20"/>
+              </w:rPr>
+              <w:t xml:space="preserve">~30–40%</w:t>
+            </w:r>
+          </w:p>
+        </w:tc>
+      </w:tr>
+      <w:tr>
+        <w:trPr>
+          <w:cantSplit/>
+        </w:trPr>
+        <w:tc>
+          <w:tcPr>
+            <w:tcW w:type="dxa" w:w="2448"/>
+            <w:tcBorders>
+              <w:top w:val="single" w:color="E9ECEF" w:sz="4"/>
+              <w:left w:val="single" w:color="E9ECEF" w:sz="4"/>
+              <w:bottom w:val="single" w:color="E9ECEF" w:sz="4"/>
+              <w:right w:val="single" w:color="E9ECEF" w:sz="4"/>
+            </w:tcBorders>
+            <w:shd w:fill="FFFFFF" w:val="clear"/>
+            <w:tcMar>
+              <w:top w:type="dxa" w:w="100"/>
+              <w:left w:type="dxa" w:w="140"/>
+              <w:bottom w:type="dxa" w:w="100"/>
+              <w:right w:type="dxa" w:w="140"/>
+            </w:tcMar>
+            <w:vAlign w:val="center"/>
+          </w:tcPr>
+          <w:p>
+            <w:pPr>
+              <w:jc w:val="left"/>
+            </w:pPr>
+            <w:r>
+              <w:rPr>
+                <w:rFonts w:ascii="Open Sans" w:cs="Open Sans" w:eastAsia="Open Sans" w:hAnsi="Open Sans"/>
+                <w:b/>
+                <w:bCs/>
+                <w:color w:val="59595B"/>
+                <w:sz w:val="20"/>
+                <w:szCs w:val="20"/>
+              </w:rPr>
+              <w:t xml:space="preserve">Lightweight (low-cost)</w:t>
+            </w:r>
+          </w:p>
+        </w:tc>
+        <w:tc>
+          <w:tcPr>
+            <w:tcW w:type="dxa" w:w="4752"/>
+            <w:tcBorders>
+              <w:top w:val="single" w:color="E9ECEF" w:sz="4"/>
+              <w:left w:val="single" w:color="E9ECEF" w:sz="4"/>
+              <w:bottom w:val="single" w:color="E9ECEF" w:sz="4"/>
+              <w:right w:val="single" w:color="E9ECEF" w:sz="4"/>
+            </w:tcBorders>
+            <w:shd w:fill="FFFFFF" w:val="clear"/>
+            <w:tcMar>
+              <w:top w:type="dxa" w:w="100"/>
+              <w:left w:type="dxa" w:w="140"/>
+              <w:bottom w:type="dxa" w:w="100"/>
+              <w:right w:type="dxa" w:w="140"/>
+            </w:tcMar>
+            <w:vAlign w:val="center"/>
+          </w:tcPr>
+          <w:p>
+            <w:pPr>
+              <w:jc w:val="left"/>
+            </w:pPr>
+            <w:r>
+              <w:rPr>
+                <w:rFonts w:ascii="Open Sans" w:cs="Open Sans" w:eastAsia="Open Sans" w:hAnsi="Open Sans"/>
+                <w:b w:val="false"/>
+                <w:bCs w:val="false"/>
+                <w:color w:val="59595B"/>
+                <w:sz w:val="20"/>
+                <w:szCs w:val="20"/>
+              </w:rPr>
+              <w:t xml:space="preserve">High-volume mechanical work — classification, extraction, enriching and tagging thousands of fleet and warehouse records</w:t>
+            </w:r>
+          </w:p>
+        </w:tc>
+        <w:tc>
+          <w:tcPr>
+            <w:tcW w:type="dxa" w:w="2160"/>
+            <w:tcBorders>
+              <w:top w:val="single" w:color="E9ECEF" w:sz="4"/>
+              <w:left w:val="single" w:color="E9ECEF" w:sz="4"/>
+              <w:bottom w:val="single" w:color="E9ECEF" w:sz="4"/>
+              <w:right w:val="single" w:color="E9ECEF" w:sz="4"/>
+            </w:tcBorders>
+            <w:shd w:fill="FFFFFF" w:val="clear"/>
+            <w:tcMar>
+              <w:top w:type="dxa" w:w="100"/>
+              <w:left w:type="dxa" w:w="140"/>
+              <w:bottom w:type="dxa" w:w="100"/>
+              <w:right w:type="dxa" w:w="140"/>
+            </w:tcMar>
+            <w:vAlign w:val="center"/>
+          </w:tcPr>
+          <w:p>
+            <w:pPr>
+              <w:jc w:val="center"/>
+            </w:pPr>
+            <w:r>
+              <w:rPr>
+                <w:rFonts w:ascii="Open Sans" w:cs="Open Sans" w:eastAsia="Open Sans" w:hAnsi="Open Sans"/>
+                <w:b w:val="false"/>
+                <w:bCs w:val="false"/>
+                <w:color w:val="59595B"/>
+                <w:sz w:val="20"/>
+                <w:szCs w:val="20"/>
+              </w:rPr>
+              <w:t xml:space="preserve">~50–60%</w:t>
+            </w:r>
+          </w:p>
+        </w:tc>
+      </w:tr>
+    </w:tbl>
+    <w:p>
+      <w:pPr>
+        <w:spacing w:after="140" w:before="80" w:line="320"/>
+        <w:jc w:val="both"/>
+      </w:pPr>
+      <w:r>
+        <w:rPr>
+          <w:rFonts w:ascii="Open Sans" w:cs="Open Sans" w:eastAsia="Open Sans" w:hAnsi="Open Sans"/>
+          <w:b w:val="false"/>
+          <w:bCs w:val="false"/>
+          <w:i w:val="false"/>
+          <w:iCs w:val="false"/>
+          <w:color w:val="59595B"/>
+          <w:sz w:val="22"/>
+          <w:szCs w:val="22"/>
+        </w:rPr>
+        <w:t xml:space="preserve">The result: TCI pays premium-model prices only for the small slice of work that warrants them — typically a 60–80% lower run cost than routing everything to one top-tier model, with no quality loss where it counts. For example, a single piece of WAIRE-authority content is drafted by a low-cost model, tightened and fact-checked by a mid model, and given a final brand-and-accuracy pass by a frontier model — instead of one premium model doing all three at roughly triple the cost. That is the kind of AI-engineering depth a partner brings that wiring everything to one chatbot does not.</w:t>
+      </w:r>
+    </w:p>
+    <w:p>
+      <w:pPr>
         <w:pStyle w:val="Heading1"/>
         <w:keepNext/>
-        <w:spacing w:after="120" w:before="480" w:line="240"/>
+        <w:pageBreakBefore/>
+        <w:spacing w:after="120" w:before="0" w:line="240"/>
       </w:pPr>
       <w:r>
         <w:rPr>
@@ -12185,7 +12714,7 @@
           <w:sz w:val="2"/>
           <w:szCs w:val="2"/>
         </w:rPr>
-        <w:t xml:space="preserve">10  How AI Transforms TCI’s Growth Engine</w:t>
+        <w:t xml:space="preserve">10  Understanding AI — A Field Guide for TCI Transportation Leadership</w:t>
       </w:r>
     </w:p>
     <w:tbl>
@@ -12249,7 +12778,2087 @@
                 <w:sz w:val="34"/>
                 <w:szCs w:val="34"/>
               </w:rPr>
-              <w:t xml:space="preserve">10  How AI Transforms TCI’s Growth Engine</w:t>
+              <w:t xml:space="preserve">10  Understanding AI — A Field Guide for TCI Transportation Leadership</w:t>
+            </w:r>
+          </w:p>
+        </w:tc>
+      </w:tr>
+    </w:tbl>
+    <w:p>
+      <w:pPr>
+        <w:spacing w:after="0" w:before="100"/>
+      </w:pPr>
+      <w:r>
+        <w:t xml:space="preserve"/>
+      </w:r>
+    </w:p>
+    <w:p>
+      <w:pPr>
+        <w:spacing w:after="140" w:before="0" w:line="320"/>
+        <w:jc w:val="both"/>
+      </w:pPr>
+      <w:r>
+        <w:rPr>
+          <w:rFonts w:ascii="Open Sans" w:cs="Open Sans" w:eastAsia="Open Sans" w:hAnsi="Open Sans"/>
+          <w:b w:val="false"/>
+          <w:bCs w:val="false"/>
+          <w:i w:val="false"/>
+          <w:iCs w:val="false"/>
+          <w:color w:val="59595B"/>
+          <w:sz w:val="22"/>
+          <w:szCs w:val="22"/>
+        </w:rPr>
+        <w:t xml:space="preserve">This section exists to make the rest of this report easy to evaluate. No jargon, no hype — just what AI is, where TCI sits today, how to adopt it without risk, and what comparable organizations are already doing. The goal is that Andrew, Ryan, and the TCI team can judge every recommendation that follows on its merits.</w:t>
+      </w:r>
+    </w:p>
+    <w:p>
+      <w:pPr>
+        <w:spacing w:after="0" w:before="140"/>
+      </w:pPr>
+      <w:r>
+        <w:t xml:space="preserve"/>
+      </w:r>
+    </w:p>
+    <w:p>
+      <w:pPr>
+        <w:pStyle w:val="Heading2"/>
+        <w:keepNext/>
+        <w:keepLines/>
+        <w:spacing w:after="120" w:before="280"/>
+      </w:pPr>
+      <w:r>
+        <w:rPr>
+          <w:rFonts w:ascii="Open Sans" w:cs="Open Sans" w:eastAsia="Open Sans" w:hAnsi="Open Sans"/>
+          <w:b/>
+          <w:bCs/>
+          <w:color w:val="006DB6"/>
+          <w:sz w:val="26"/>
+          <w:szCs w:val="26"/>
+        </w:rPr>
+        <w:t xml:space="preserve">What AI Actually Is — and Isn’t</w:t>
+      </w:r>
+    </w:p>
+    <w:p>
+      <w:pPr>
+        <w:spacing w:after="140" w:before="0" w:line="320"/>
+        <w:jc w:val="both"/>
+      </w:pPr>
+      <w:r>
+        <w:rPr>
+          <w:rFonts w:ascii="Open Sans" w:cs="Open Sans" w:eastAsia="Open Sans" w:hAnsi="Open Sans"/>
+          <w:b w:val="false"/>
+          <w:bCs w:val="false"/>
+          <w:i w:val="false"/>
+          <w:iCs w:val="false"/>
+          <w:color w:val="59595B"/>
+          <w:sz w:val="22"/>
+          <w:szCs w:val="22"/>
+        </w:rPr>
+        <w:t xml:space="preserve">As MIT Sloan puts it, a leader needs to know what AI can and cannot do — not how to build it. In practice, the only distinction that matters for planning is this:</w:t>
+      </w:r>
+    </w:p>
+    <w:p>
+      <w:pPr>
+        <w:pStyle w:val="ListParagraph"/>
+        <w:numPr>
+          <w:ilvl w:val="0"/>
+          <w:numId w:val="2"/>
+        </w:numPr>
+        <w:spacing w:after="80" w:before="40" w:line="300"/>
+      </w:pPr>
+      <w:r>
+        <w:rPr>
+          <w:rFonts w:ascii="Open Sans" w:cs="Open Sans" w:eastAsia="Open Sans" w:hAnsi="Open Sans"/>
+          <w:color w:val="59595B"/>
+          <w:sz w:val="22"/>
+          <w:szCs w:val="22"/>
+        </w:rPr>
+        <w:t xml:space="preserve">Automation (workflows): the AI follows a path you define — predictable and low-risk. For example, "draft this lease proposal from the spec and the rate sheet." This is where almost all near-term value lives.</w:t>
+      </w:r>
+    </w:p>
+    <w:p>
+      <w:pPr>
+        <w:pStyle w:val="ListParagraph"/>
+        <w:numPr>
+          <w:ilvl w:val="0"/>
+          <w:numId w:val="2"/>
+        </w:numPr>
+        <w:spacing w:after="80" w:before="40" w:line="300"/>
+      </w:pPr>
+      <w:r>
+        <w:rPr>
+          <w:rFonts w:ascii="Open Sans" w:cs="Open Sans" w:eastAsia="Open Sans" w:hAnsi="Open Sans"/>
+          <w:color w:val="59595B"/>
+          <w:sz w:val="22"/>
+          <w:szCs w:val="22"/>
+        </w:rPr>
+        <w:t xml:space="preserve">Agents: the AI decides the steps itself — more flexible, and it needs human oversight. For example, "watch the named-account list and flag which fleets just hit a lease-versus-own trigger." This comes later, where it earns its place.</w:t>
+      </w:r>
+    </w:p>
+    <w:p>
+      <w:pPr>
+        <w:spacing w:after="140" w:before="0" w:line="320"/>
+        <w:jc w:val="both"/>
+      </w:pPr>
+      <w:r>
+        <w:rPr>
+          <w:rFonts w:ascii="Open Sans" w:cs="Open Sans" w:eastAsia="Open Sans" w:hAnsi="Open Sans"/>
+          <w:b w:val="false"/>
+          <w:bCs w:val="false"/>
+          <w:i w:val="false"/>
+          <w:iCs w:val="false"/>
+          <w:color w:val="59595B"/>
+          <w:sz w:val="22"/>
+          <w:szCs w:val="22"/>
+        </w:rPr>
+        <w:t xml:space="preserve">The operating principle (Anthropic’s guidance on building AI systems) is to use the simplest thing that works. TCI starts with simple automations that pay off in the first ninety days, and adds autonomous agents only where the value is proven — which is exactly how the roadmap in this report is sequenced.</w:t>
+      </w:r>
+    </w:p>
+    <w:p>
+      <w:pPr>
+        <w:spacing w:after="0" w:before="140"/>
+      </w:pPr>
+      <w:r>
+        <w:t xml:space="preserve"/>
+      </w:r>
+    </w:p>
+    <w:p>
+      <w:pPr>
+        <w:pStyle w:val="Heading2"/>
+        <w:keepNext/>
+        <w:keepLines/>
+        <w:spacing w:after="120" w:before="280"/>
+      </w:pPr>
+      <w:r>
+        <w:rPr>
+          <w:rFonts w:ascii="Open Sans" w:cs="Open Sans" w:eastAsia="Open Sans" w:hAnsi="Open Sans"/>
+          <w:b/>
+          <w:bCs/>
+          <w:color w:val="006DB6"/>
+          <w:sz w:val="26"/>
+          <w:szCs w:val="26"/>
+        </w:rPr>
+        <w:t xml:space="preserve">Where TCI Sits Today — The AI Maturity Ladder</w:t>
+      </w:r>
+    </w:p>
+    <w:p>
+      <w:pPr>
+        <w:spacing w:after="140" w:before="0" w:line="320"/>
+        <w:jc w:val="both"/>
+      </w:pPr>
+      <w:r>
+        <w:rPr>
+          <w:rFonts w:ascii="Open Sans" w:cs="Open Sans" w:eastAsia="Open Sans" w:hAnsi="Open Sans"/>
+          <w:b w:val="false"/>
+          <w:bCs w:val="false"/>
+          <w:i w:val="false"/>
+          <w:iCs w:val="false"/>
+          <w:color w:val="59595B"/>
+          <w:sz w:val="22"/>
+          <w:szCs w:val="22"/>
+        </w:rPr>
+        <w:t xml:space="preserve">Most established, well-run companies sit at the first or second rung of the widely-used five-stage AI maturity model (consistent with Gartner and Google Cloud frameworks). TCI is an interesting case: it is further along than most on the operational side and at the starting rung on the commercial side. The leaders in any field are only one or two rungs higher, and the gap closes in months, not years.</w:t>
+      </w:r>
+    </w:p>
+    <w:p>
+      <w:pPr>
+        <w:spacing w:after="0" w:before="80"/>
+      </w:pPr>
+      <w:r>
+        <w:t xml:space="preserve"/>
+      </w:r>
+    </w:p>
+    <w:tbl>
+      <w:tblPr>
+        <w:tblW w:type="dxa" w:w="9360"/>
+        <w:tblBorders>
+          <w:top w:val="single" w:color="auto" w:sz="4"/>
+          <w:left w:val="single" w:color="auto" w:sz="4"/>
+          <w:bottom w:val="single" w:color="auto" w:sz="4"/>
+          <w:right w:val="single" w:color="auto" w:sz="4"/>
+          <w:insideH w:val="single" w:color="auto" w:sz="4"/>
+          <w:insideV w:val="single" w:color="auto" w:sz="4"/>
+        </w:tblBorders>
+      </w:tblPr>
+      <w:tblGrid>
+        <w:gridCol w:w="2139"/>
+        <w:gridCol w:w="5348"/>
+        <w:gridCol w:w="1873"/>
+      </w:tblGrid>
+      <w:tr>
+        <w:trPr>
+          <w:cantSplit/>
+          <w:tblHeader/>
+        </w:trPr>
+        <w:tc>
+          <w:tcPr>
+            <w:tcW w:type="dxa" w:w="2139"/>
+            <w:tcBorders>
+              <w:top w:val="single" w:color="E9ECEF" w:sz="4"/>
+              <w:left w:val="single" w:color="E9ECEF" w:sz="4"/>
+              <w:bottom w:val="single" w:color="E9ECEF" w:sz="4"/>
+              <w:right w:val="single" w:color="E9ECEF" w:sz="4"/>
+            </w:tcBorders>
+            <w:shd w:fill="006DB6" w:val="clear"/>
+            <w:tcMar>
+              <w:top w:type="dxa" w:w="120"/>
+              <w:left w:type="dxa" w:w="140"/>
+              <w:bottom w:type="dxa" w:w="120"/>
+              <w:right w:type="dxa" w:w="140"/>
+            </w:tcMar>
+            <w:vAlign w:val="center"/>
+          </w:tcPr>
+          <w:p>
+            <w:pPr>
+              <w:jc w:val="left"/>
+            </w:pPr>
+            <w:r>
+              <w:rPr>
+                <w:rFonts w:ascii="Open Sans" w:cs="Open Sans" w:eastAsia="Open Sans" w:hAnsi="Open Sans"/>
+                <w:b/>
+                <w:bCs/>
+                <w:color w:val="FFFFFF"/>
+                <w:sz w:val="20"/>
+                <w:szCs w:val="20"/>
+              </w:rPr>
+              <w:t xml:space="preserve">Stage</w:t>
+            </w:r>
+          </w:p>
+        </w:tc>
+        <w:tc>
+          <w:tcPr>
+            <w:tcW w:type="dxa" w:w="5348"/>
+            <w:tcBorders>
+              <w:top w:val="single" w:color="E9ECEF" w:sz="4"/>
+              <w:left w:val="single" w:color="E9ECEF" w:sz="4"/>
+              <w:bottom w:val="single" w:color="E9ECEF" w:sz="4"/>
+              <w:right w:val="single" w:color="E9ECEF" w:sz="4"/>
+            </w:tcBorders>
+            <w:shd w:fill="006DB6" w:val="clear"/>
+            <w:tcMar>
+              <w:top w:type="dxa" w:w="120"/>
+              <w:left w:type="dxa" w:w="140"/>
+              <w:bottom w:type="dxa" w:w="120"/>
+              <w:right w:type="dxa" w:w="140"/>
+            </w:tcMar>
+            <w:vAlign w:val="center"/>
+          </w:tcPr>
+          <w:p>
+            <w:pPr>
+              <w:jc w:val="left"/>
+            </w:pPr>
+            <w:r>
+              <w:rPr>
+                <w:rFonts w:ascii="Open Sans" w:cs="Open Sans" w:eastAsia="Open Sans" w:hAnsi="Open Sans"/>
+                <w:b/>
+                <w:bCs/>
+                <w:color w:val="FFFFFF"/>
+                <w:sz w:val="20"/>
+                <w:szCs w:val="20"/>
+              </w:rPr>
+              <w:t xml:space="preserve">What It Looks Like</w:t>
+            </w:r>
+          </w:p>
+        </w:tc>
+        <w:tc>
+          <w:tcPr>
+            <w:tcW w:type="dxa" w:w="1873"/>
+            <w:tcBorders>
+              <w:top w:val="single" w:color="E9ECEF" w:sz="4"/>
+              <w:left w:val="single" w:color="E9ECEF" w:sz="4"/>
+              <w:bottom w:val="single" w:color="E9ECEF" w:sz="4"/>
+              <w:right w:val="single" w:color="E9ECEF" w:sz="4"/>
+            </w:tcBorders>
+            <w:shd w:fill="006DB6" w:val="clear"/>
+            <w:tcMar>
+              <w:top w:type="dxa" w:w="120"/>
+              <w:left w:type="dxa" w:w="140"/>
+              <w:bottom w:type="dxa" w:w="120"/>
+              <w:right w:type="dxa" w:w="140"/>
+            </w:tcMar>
+            <w:vAlign w:val="center"/>
+          </w:tcPr>
+          <w:p>
+            <w:pPr>
+              <w:jc w:val="center"/>
+            </w:pPr>
+            <w:r>
+              <w:rPr>
+                <w:rFonts w:ascii="Open Sans" w:cs="Open Sans" w:eastAsia="Open Sans" w:hAnsi="Open Sans"/>
+                <w:b/>
+                <w:bCs/>
+                <w:color w:val="FFFFFF"/>
+                <w:sz w:val="20"/>
+                <w:szCs w:val="20"/>
+              </w:rPr>
+              <w:t xml:space="preserve">TCI Today</w:t>
+            </w:r>
+          </w:p>
+        </w:tc>
+      </w:tr>
+      <w:tr>
+        <w:trPr>
+          <w:cantSplit/>
+        </w:trPr>
+        <w:tc>
+          <w:tcPr>
+            <w:tcW w:type="dxa" w:w="2139"/>
+            <w:tcBorders>
+              <w:top w:val="single" w:color="E9ECEF" w:sz="4"/>
+              <w:left w:val="single" w:color="E9ECEF" w:sz="4"/>
+              <w:bottom w:val="single" w:color="E9ECEF" w:sz="4"/>
+              <w:right w:val="single" w:color="E9ECEF" w:sz="4"/>
+            </w:tcBorders>
+            <w:shd w:fill="FFFFFF" w:val="clear"/>
+            <w:tcMar>
+              <w:top w:type="dxa" w:w="100"/>
+              <w:left w:type="dxa" w:w="140"/>
+              <w:bottom w:type="dxa" w:w="100"/>
+              <w:right w:type="dxa" w:w="140"/>
+            </w:tcMar>
+            <w:vAlign w:val="center"/>
+          </w:tcPr>
+          <w:p>
+            <w:pPr>
+              <w:jc w:val="left"/>
+            </w:pPr>
+            <w:r>
+              <w:rPr>
+                <w:rFonts w:ascii="Open Sans" w:cs="Open Sans" w:eastAsia="Open Sans" w:hAnsi="Open Sans"/>
+                <w:b w:val="false"/>
+                <w:bCs w:val="false"/>
+                <w:color w:val="59595B"/>
+                <w:sz w:val="20"/>
+                <w:szCs w:val="20"/>
+              </w:rPr>
+              <w:t xml:space="preserve">1. Foundational</w:t>
+            </w:r>
+          </w:p>
+        </w:tc>
+        <w:tc>
+          <w:tcPr>
+            <w:tcW w:type="dxa" w:w="5348"/>
+            <w:tcBorders>
+              <w:top w:val="single" w:color="E9ECEF" w:sz="4"/>
+              <w:left w:val="single" w:color="E9ECEF" w:sz="4"/>
+              <w:bottom w:val="single" w:color="E9ECEF" w:sz="4"/>
+              <w:right w:val="single" w:color="E9ECEF" w:sz="4"/>
+            </w:tcBorders>
+            <w:shd w:fill="FFFFFF" w:val="clear"/>
+            <w:tcMar>
+              <w:top w:type="dxa" w:w="100"/>
+              <w:left w:type="dxa" w:w="140"/>
+              <w:bottom w:type="dxa" w:w="100"/>
+              <w:right w:type="dxa" w:w="140"/>
+            </w:tcMar>
+            <w:vAlign w:val="center"/>
+          </w:tcPr>
+          <w:p>
+            <w:pPr>
+              <w:jc w:val="left"/>
+            </w:pPr>
+            <w:r>
+              <w:rPr>
+                <w:rFonts w:ascii="Open Sans" w:cs="Open Sans" w:eastAsia="Open Sans" w:hAnsi="Open Sans"/>
+                <w:b w:val="false"/>
+                <w:bCs w:val="false"/>
+                <w:color w:val="59595B"/>
+                <w:sz w:val="20"/>
+                <w:szCs w:val="20"/>
+              </w:rPr>
+              <w:t xml:space="preserve">Little or no AI; manual, people-dependent processes</w:t>
+            </w:r>
+          </w:p>
+        </w:tc>
+        <w:tc>
+          <w:tcPr>
+            <w:tcW w:type="dxa" w:w="1873"/>
+            <w:tcBorders>
+              <w:top w:val="single" w:color="E9ECEF" w:sz="4"/>
+              <w:left w:val="single" w:color="E9ECEF" w:sz="4"/>
+              <w:bottom w:val="single" w:color="E9ECEF" w:sz="4"/>
+              <w:right w:val="single" w:color="E9ECEF" w:sz="4"/>
+            </w:tcBorders>
+            <w:shd w:fill="FFFFFF" w:val="clear"/>
+            <w:tcMar>
+              <w:top w:type="dxa" w:w="100"/>
+              <w:left w:type="dxa" w:w="140"/>
+              <w:bottom w:type="dxa" w:w="100"/>
+              <w:right w:type="dxa" w:w="140"/>
+            </w:tcMar>
+            <w:vAlign w:val="center"/>
+          </w:tcPr>
+          <w:p>
+            <w:pPr>
+              <w:jc w:val="center"/>
+            </w:pPr>
+            <w:r>
+              <w:rPr>
+                <w:rFonts w:ascii="Open Sans" w:cs="Open Sans" w:eastAsia="Open Sans" w:hAnsi="Open Sans"/>
+                <w:b w:val="false"/>
+                <w:bCs w:val="false"/>
+                <w:color w:val="006DB6"/>
+                <w:sz w:val="20"/>
+                <w:szCs w:val="20"/>
+              </w:rPr>
+              <w:t xml:space="preserve"/>
+            </w:r>
+          </w:p>
+        </w:tc>
+      </w:tr>
+      <w:tr>
+        <w:trPr>
+          <w:cantSplit/>
+        </w:trPr>
+        <w:tc>
+          <w:tcPr>
+            <w:tcW w:type="dxa" w:w="2139"/>
+            <w:tcBorders>
+              <w:top w:val="single" w:color="E9ECEF" w:sz="4"/>
+              <w:left w:val="single" w:color="E9ECEF" w:sz="4"/>
+              <w:bottom w:val="single" w:color="E9ECEF" w:sz="4"/>
+              <w:right w:val="single" w:color="E9ECEF" w:sz="4"/>
+            </w:tcBorders>
+            <w:shd w:fill="F8F9FA" w:val="clear"/>
+            <w:tcMar>
+              <w:top w:type="dxa" w:w="100"/>
+              <w:left w:type="dxa" w:w="140"/>
+              <w:bottom w:type="dxa" w:w="100"/>
+              <w:right w:type="dxa" w:w="140"/>
+            </w:tcMar>
+            <w:vAlign w:val="center"/>
+          </w:tcPr>
+          <w:p>
+            <w:pPr>
+              <w:jc w:val="left"/>
+            </w:pPr>
+            <w:r>
+              <w:rPr>
+                <w:rFonts w:ascii="Open Sans" w:cs="Open Sans" w:eastAsia="Open Sans" w:hAnsi="Open Sans"/>
+                <w:b/>
+                <w:bCs/>
+                <w:color w:val="59595B"/>
+                <w:sz w:val="20"/>
+                <w:szCs w:val="20"/>
+              </w:rPr>
+              <w:t xml:space="preserve">2. Emerging</w:t>
+            </w:r>
+          </w:p>
+        </w:tc>
+        <w:tc>
+          <w:tcPr>
+            <w:tcW w:type="dxa" w:w="5348"/>
+            <w:tcBorders>
+              <w:top w:val="single" w:color="E9ECEF" w:sz="4"/>
+              <w:left w:val="single" w:color="E9ECEF" w:sz="4"/>
+              <w:bottom w:val="single" w:color="E9ECEF" w:sz="4"/>
+              <w:right w:val="single" w:color="E9ECEF" w:sz="4"/>
+            </w:tcBorders>
+            <w:shd w:fill="F8F9FA" w:val="clear"/>
+            <w:tcMar>
+              <w:top w:type="dxa" w:w="100"/>
+              <w:left w:type="dxa" w:w="140"/>
+              <w:bottom w:type="dxa" w:w="100"/>
+              <w:right w:type="dxa" w:w="140"/>
+            </w:tcMar>
+            <w:vAlign w:val="center"/>
+          </w:tcPr>
+          <w:p>
+            <w:pPr>
+              <w:jc w:val="left"/>
+            </w:pPr>
+            <w:r>
+              <w:rPr>
+                <w:rFonts w:ascii="Open Sans" w:cs="Open Sans" w:eastAsia="Open Sans" w:hAnsi="Open Sans"/>
+                <w:b/>
+                <w:bCs/>
+                <w:color w:val="59595B"/>
+                <w:sz w:val="20"/>
+                <w:szCs w:val="20"/>
+              </w:rPr>
+              <w:t xml:space="preserve">Operational AI is real (preventative maintenance, collision mitigation, telematics) but AI is not yet woven into the commercial side — getting found, winning accounts, quoting</w:t>
+            </w:r>
+          </w:p>
+        </w:tc>
+        <w:tc>
+          <w:tcPr>
+            <w:tcW w:type="dxa" w:w="1873"/>
+            <w:tcBorders>
+              <w:top w:val="single" w:color="E9ECEF" w:sz="4"/>
+              <w:left w:val="single" w:color="E9ECEF" w:sz="4"/>
+              <w:bottom w:val="single" w:color="E9ECEF" w:sz="4"/>
+              <w:right w:val="single" w:color="E9ECEF" w:sz="4"/>
+            </w:tcBorders>
+            <w:shd w:fill="F8F9FA" w:val="clear"/>
+            <w:tcMar>
+              <w:top w:type="dxa" w:w="100"/>
+              <w:left w:type="dxa" w:w="140"/>
+              <w:bottom w:type="dxa" w:w="100"/>
+              <w:right w:type="dxa" w:w="140"/>
+            </w:tcMar>
+            <w:vAlign w:val="center"/>
+          </w:tcPr>
+          <w:p>
+            <w:pPr>
+              <w:jc w:val="center"/>
+            </w:pPr>
+            <w:r>
+              <w:rPr>
+                <w:rFonts w:ascii="Open Sans" w:cs="Open Sans" w:eastAsia="Open Sans" w:hAnsi="Open Sans"/>
+                <w:b/>
+                <w:bCs/>
+                <w:color w:val="F67D4B"/>
+                <w:sz w:val="20"/>
+                <w:szCs w:val="20"/>
+              </w:rPr>
+              <w:t xml:space="preserve">◀ You are here</w:t>
+            </w:r>
+          </w:p>
+        </w:tc>
+      </w:tr>
+      <w:tr>
+        <w:trPr>
+          <w:cantSplit/>
+        </w:trPr>
+        <w:tc>
+          <w:tcPr>
+            <w:tcW w:type="dxa" w:w="2139"/>
+            <w:tcBorders>
+              <w:top w:val="single" w:color="E9ECEF" w:sz="4"/>
+              <w:left w:val="single" w:color="E9ECEF" w:sz="4"/>
+              <w:bottom w:val="single" w:color="E9ECEF" w:sz="4"/>
+              <w:right w:val="single" w:color="E9ECEF" w:sz="4"/>
+            </w:tcBorders>
+            <w:shd w:fill="FFFFFF" w:val="clear"/>
+            <w:tcMar>
+              <w:top w:type="dxa" w:w="100"/>
+              <w:left w:type="dxa" w:w="140"/>
+              <w:bottom w:type="dxa" w:w="100"/>
+              <w:right w:type="dxa" w:w="140"/>
+            </w:tcMar>
+            <w:vAlign w:val="center"/>
+          </w:tcPr>
+          <w:p>
+            <w:pPr>
+              <w:jc w:val="left"/>
+            </w:pPr>
+            <w:r>
+              <w:rPr>
+                <w:rFonts w:ascii="Open Sans" w:cs="Open Sans" w:eastAsia="Open Sans" w:hAnsi="Open Sans"/>
+                <w:b w:val="false"/>
+                <w:bCs w:val="false"/>
+                <w:color w:val="59595B"/>
+                <w:sz w:val="20"/>
+                <w:szCs w:val="20"/>
+              </w:rPr>
+              <w:t xml:space="preserve">3. Operational</w:t>
+            </w:r>
+          </w:p>
+        </w:tc>
+        <w:tc>
+          <w:tcPr>
+            <w:tcW w:type="dxa" w:w="5348"/>
+            <w:tcBorders>
+              <w:top w:val="single" w:color="E9ECEF" w:sz="4"/>
+              <w:left w:val="single" w:color="E9ECEF" w:sz="4"/>
+              <w:bottom w:val="single" w:color="E9ECEF" w:sz="4"/>
+              <w:right w:val="single" w:color="E9ECEF" w:sz="4"/>
+            </w:tcBorders>
+            <w:shd w:fill="FFFFFF" w:val="clear"/>
+            <w:tcMar>
+              <w:top w:type="dxa" w:w="100"/>
+              <w:left w:type="dxa" w:w="140"/>
+              <w:bottom w:type="dxa" w:w="100"/>
+              <w:right w:type="dxa" w:w="140"/>
+            </w:tcMar>
+            <w:vAlign w:val="center"/>
+          </w:tcPr>
+          <w:p>
+            <w:pPr>
+              <w:jc w:val="left"/>
+            </w:pPr>
+            <w:r>
+              <w:rPr>
+                <w:rFonts w:ascii="Open Sans" w:cs="Open Sans" w:eastAsia="Open Sans" w:hAnsi="Open Sans"/>
+                <w:b w:val="false"/>
+                <w:bCs w:val="false"/>
+                <w:color w:val="59595B"/>
+                <w:sz w:val="20"/>
+                <w:szCs w:val="20"/>
+              </w:rPr>
+              <w:t xml:space="preserve">AI runs specific commercial workflows day-to-day — search, account intelligence, quoting, RFPs — with measured results</w:t>
+            </w:r>
+          </w:p>
+        </w:tc>
+        <w:tc>
+          <w:tcPr>
+            <w:tcW w:type="dxa" w:w="1873"/>
+            <w:tcBorders>
+              <w:top w:val="single" w:color="E9ECEF" w:sz="4"/>
+              <w:left w:val="single" w:color="E9ECEF" w:sz="4"/>
+              <w:bottom w:val="single" w:color="E9ECEF" w:sz="4"/>
+              <w:right w:val="single" w:color="E9ECEF" w:sz="4"/>
+            </w:tcBorders>
+            <w:shd w:fill="FFFFFF" w:val="clear"/>
+            <w:tcMar>
+              <w:top w:type="dxa" w:w="100"/>
+              <w:left w:type="dxa" w:w="140"/>
+              <w:bottom w:type="dxa" w:w="100"/>
+              <w:right w:type="dxa" w:w="140"/>
+            </w:tcMar>
+            <w:vAlign w:val="center"/>
+          </w:tcPr>
+          <w:p>
+            <w:pPr>
+              <w:jc w:val="center"/>
+            </w:pPr>
+            <w:r>
+              <w:rPr>
+                <w:rFonts w:ascii="Open Sans" w:cs="Open Sans" w:eastAsia="Open Sans" w:hAnsi="Open Sans"/>
+                <w:b w:val="false"/>
+                <w:bCs w:val="false"/>
+                <w:color w:val="59595B"/>
+                <w:sz w:val="20"/>
+                <w:szCs w:val="20"/>
+              </w:rPr>
+              <w:t xml:space="preserve"/>
+            </w:r>
+          </w:p>
+        </w:tc>
+      </w:tr>
+      <w:tr>
+        <w:trPr>
+          <w:cantSplit/>
+        </w:trPr>
+        <w:tc>
+          <w:tcPr>
+            <w:tcW w:type="dxa" w:w="2139"/>
+            <w:tcBorders>
+              <w:top w:val="single" w:color="E9ECEF" w:sz="4"/>
+              <w:left w:val="single" w:color="E9ECEF" w:sz="4"/>
+              <w:bottom w:val="single" w:color="E9ECEF" w:sz="4"/>
+              <w:right w:val="single" w:color="E9ECEF" w:sz="4"/>
+            </w:tcBorders>
+            <w:shd w:fill="F8F9FA" w:val="clear"/>
+            <w:tcMar>
+              <w:top w:type="dxa" w:w="100"/>
+              <w:left w:type="dxa" w:w="140"/>
+              <w:bottom w:type="dxa" w:w="100"/>
+              <w:right w:type="dxa" w:w="140"/>
+            </w:tcMar>
+            <w:vAlign w:val="center"/>
+          </w:tcPr>
+          <w:p>
+            <w:pPr>
+              <w:jc w:val="left"/>
+            </w:pPr>
+            <w:r>
+              <w:rPr>
+                <w:rFonts w:ascii="Open Sans" w:cs="Open Sans" w:eastAsia="Open Sans" w:hAnsi="Open Sans"/>
+                <w:b w:val="false"/>
+                <w:bCs w:val="false"/>
+                <w:color w:val="59595B"/>
+                <w:sz w:val="20"/>
+                <w:szCs w:val="20"/>
+              </w:rPr>
+              <w:t xml:space="preserve">4. Scaled</w:t>
+            </w:r>
+          </w:p>
+        </w:tc>
+        <w:tc>
+          <w:tcPr>
+            <w:tcW w:type="dxa" w:w="5348"/>
+            <w:tcBorders>
+              <w:top w:val="single" w:color="E9ECEF" w:sz="4"/>
+              <w:left w:val="single" w:color="E9ECEF" w:sz="4"/>
+              <w:bottom w:val="single" w:color="E9ECEF" w:sz="4"/>
+              <w:right w:val="single" w:color="E9ECEF" w:sz="4"/>
+            </w:tcBorders>
+            <w:shd w:fill="F8F9FA" w:val="clear"/>
+            <w:tcMar>
+              <w:top w:type="dxa" w:w="100"/>
+              <w:left w:type="dxa" w:w="140"/>
+              <w:bottom w:type="dxa" w:w="100"/>
+              <w:right w:type="dxa" w:w="140"/>
+            </w:tcMar>
+            <w:vAlign w:val="center"/>
+          </w:tcPr>
+          <w:p>
+            <w:pPr>
+              <w:jc w:val="left"/>
+            </w:pPr>
+            <w:r>
+              <w:rPr>
+                <w:rFonts w:ascii="Open Sans" w:cs="Open Sans" w:eastAsia="Open Sans" w:hAnsi="Open Sans"/>
+                <w:b w:val="false"/>
+                <w:bCs w:val="false"/>
+                <w:color w:val="59595B"/>
+                <w:sz w:val="20"/>
+                <w:szCs w:val="20"/>
+              </w:rPr>
+              <w:t xml:space="preserve">AI is embedded across growth and operations with governance and dashboards</w:t>
+            </w:r>
+          </w:p>
+        </w:tc>
+        <w:tc>
+          <w:tcPr>
+            <w:tcW w:type="dxa" w:w="1873"/>
+            <w:tcBorders>
+              <w:top w:val="single" w:color="E9ECEF" w:sz="4"/>
+              <w:left w:val="single" w:color="E9ECEF" w:sz="4"/>
+              <w:bottom w:val="single" w:color="E9ECEF" w:sz="4"/>
+              <w:right w:val="single" w:color="E9ECEF" w:sz="4"/>
+            </w:tcBorders>
+            <w:shd w:fill="F8F9FA" w:val="clear"/>
+            <w:tcMar>
+              <w:top w:type="dxa" w:w="100"/>
+              <w:left w:type="dxa" w:w="140"/>
+              <w:bottom w:type="dxa" w:w="100"/>
+              <w:right w:type="dxa" w:w="140"/>
+            </w:tcMar>
+            <w:vAlign w:val="center"/>
+          </w:tcPr>
+          <w:p>
+            <w:pPr>
+              <w:jc w:val="center"/>
+            </w:pPr>
+            <w:r>
+              <w:rPr>
+                <w:rFonts w:ascii="Open Sans" w:cs="Open Sans" w:eastAsia="Open Sans" w:hAnsi="Open Sans"/>
+                <w:b w:val="false"/>
+                <w:bCs w:val="false"/>
+                <w:color w:val="59595B"/>
+                <w:sz w:val="20"/>
+                <w:szCs w:val="20"/>
+              </w:rPr>
+              <w:t xml:space="preserve"/>
+            </w:r>
+          </w:p>
+        </w:tc>
+      </w:tr>
+      <w:tr>
+        <w:trPr>
+          <w:cantSplit/>
+        </w:trPr>
+        <w:tc>
+          <w:tcPr>
+            <w:tcW w:type="dxa" w:w="2139"/>
+            <w:tcBorders>
+              <w:top w:val="single" w:color="E9ECEF" w:sz="4"/>
+              <w:left w:val="single" w:color="E9ECEF" w:sz="4"/>
+              <w:bottom w:val="single" w:color="E9ECEF" w:sz="4"/>
+              <w:right w:val="single" w:color="E9ECEF" w:sz="4"/>
+            </w:tcBorders>
+            <w:shd w:fill="FFFFFF" w:val="clear"/>
+            <w:tcMar>
+              <w:top w:type="dxa" w:w="100"/>
+              <w:left w:type="dxa" w:w="140"/>
+              <w:bottom w:type="dxa" w:w="100"/>
+              <w:right w:type="dxa" w:w="140"/>
+            </w:tcMar>
+            <w:vAlign w:val="center"/>
+          </w:tcPr>
+          <w:p>
+            <w:pPr>
+              <w:jc w:val="left"/>
+            </w:pPr>
+            <w:r>
+              <w:rPr>
+                <w:rFonts w:ascii="Open Sans" w:cs="Open Sans" w:eastAsia="Open Sans" w:hAnsi="Open Sans"/>
+                <w:b w:val="false"/>
+                <w:bCs w:val="false"/>
+                <w:color w:val="59595B"/>
+                <w:sz w:val="20"/>
+                <w:szCs w:val="20"/>
+              </w:rPr>
+              <w:t xml:space="preserve">5. Transformational</w:t>
+            </w:r>
+          </w:p>
+        </w:tc>
+        <w:tc>
+          <w:tcPr>
+            <w:tcW w:type="dxa" w:w="5348"/>
+            <w:tcBorders>
+              <w:top w:val="single" w:color="E9ECEF" w:sz="4"/>
+              <w:left w:val="single" w:color="E9ECEF" w:sz="4"/>
+              <w:bottom w:val="single" w:color="E9ECEF" w:sz="4"/>
+              <w:right w:val="single" w:color="E9ECEF" w:sz="4"/>
+            </w:tcBorders>
+            <w:shd w:fill="FFFFFF" w:val="clear"/>
+            <w:tcMar>
+              <w:top w:type="dxa" w:w="100"/>
+              <w:left w:type="dxa" w:w="140"/>
+              <w:bottom w:type="dxa" w:w="100"/>
+              <w:right w:type="dxa" w:w="140"/>
+            </w:tcMar>
+            <w:vAlign w:val="center"/>
+          </w:tcPr>
+          <w:p>
+            <w:pPr>
+              <w:jc w:val="left"/>
+            </w:pPr>
+            <w:r>
+              <w:rPr>
+                <w:rFonts w:ascii="Open Sans" w:cs="Open Sans" w:eastAsia="Open Sans" w:hAnsi="Open Sans"/>
+                <w:b w:val="false"/>
+                <w:bCs w:val="false"/>
+                <w:color w:val="59595B"/>
+                <w:sz w:val="20"/>
+                <w:szCs w:val="20"/>
+              </w:rPr>
+              <w:t xml:space="preserve">AI is the default way the business runs and competes</w:t>
+            </w:r>
+          </w:p>
+        </w:tc>
+        <w:tc>
+          <w:tcPr>
+            <w:tcW w:type="dxa" w:w="1873"/>
+            <w:tcBorders>
+              <w:top w:val="single" w:color="E9ECEF" w:sz="4"/>
+              <w:left w:val="single" w:color="E9ECEF" w:sz="4"/>
+              <w:bottom w:val="single" w:color="E9ECEF" w:sz="4"/>
+              <w:right w:val="single" w:color="E9ECEF" w:sz="4"/>
+            </w:tcBorders>
+            <w:shd w:fill="FFFFFF" w:val="clear"/>
+            <w:tcMar>
+              <w:top w:type="dxa" w:w="100"/>
+              <w:left w:type="dxa" w:w="140"/>
+              <w:bottom w:type="dxa" w:w="100"/>
+              <w:right w:type="dxa" w:w="140"/>
+            </w:tcMar>
+            <w:vAlign w:val="center"/>
+          </w:tcPr>
+          <w:p>
+            <w:pPr>
+              <w:jc w:val="center"/>
+            </w:pPr>
+            <w:r>
+              <w:rPr>
+                <w:rFonts w:ascii="Open Sans" w:cs="Open Sans" w:eastAsia="Open Sans" w:hAnsi="Open Sans"/>
+                <w:b w:val="false"/>
+                <w:bCs w:val="false"/>
+                <w:color w:val="59595B"/>
+                <w:sz w:val="20"/>
+                <w:szCs w:val="20"/>
+              </w:rPr>
+              <w:t xml:space="preserve"/>
+            </w:r>
+          </w:p>
+        </w:tc>
+      </w:tr>
+    </w:tbl>
+    <w:p>
+      <w:pPr>
+        <w:spacing w:after="140" w:before="80" w:line="320"/>
+        <w:jc w:val="both"/>
+      </w:pPr>
+      <w:r>
+        <w:rPr>
+          <w:rFonts w:ascii="Open Sans" w:cs="Open Sans" w:eastAsia="Open Sans" w:hAnsi="Open Sans"/>
+          <w:b w:val="false"/>
+          <w:bCs w:val="false"/>
+          <w:i w:val="false"/>
+          <w:iCs w:val="false"/>
+          <w:color w:val="59595B"/>
+          <w:sz w:val="22"/>
+          <w:szCs w:val="22"/>
+        </w:rPr>
+        <w:t xml:space="preserve">TCI is further along than most on operations — the ops and safety AI it already runs puts it at the Emerging stage, not the starting line. This report is the plan to reach Operational on the commercial side — AI working in the growth engine and inside the quoting and bidding work — within twelve months.</w:t>
+      </w:r>
+    </w:p>
+    <w:p>
+      <w:pPr>
+        <w:spacing w:after="0" w:before="140"/>
+      </w:pPr>
+      <w:r>
+        <w:t xml:space="preserve"/>
+      </w:r>
+    </w:p>
+    <w:p>
+      <w:pPr>
+        <w:pStyle w:val="Heading2"/>
+        <w:keepNext/>
+        <w:keepLines/>
+        <w:spacing w:after="120" w:before="280"/>
+      </w:pPr>
+      <w:r>
+        <w:rPr>
+          <w:rFonts w:ascii="Open Sans" w:cs="Open Sans" w:eastAsia="Open Sans" w:hAnsi="Open Sans"/>
+          <w:b/>
+          <w:bCs/>
+          <w:color w:val="006DB6"/>
+          <w:sz w:val="26"/>
+          <w:szCs w:val="26"/>
+        </w:rPr>
+        <w:t xml:space="preserve">Adopting AI Responsibly — Three Risks Every Leader Manages</w:t>
+      </w:r>
+    </w:p>
+    <w:p>
+      <w:pPr>
+        <w:spacing w:after="140" w:before="0" w:line="320"/>
+        <w:jc w:val="both"/>
+      </w:pPr>
+      <w:r>
+        <w:rPr>
+          <w:rFonts w:ascii="Open Sans" w:cs="Open Sans" w:eastAsia="Open Sans" w:hAnsi="Open Sans"/>
+          <w:b w:val="false"/>
+          <w:bCs w:val="false"/>
+          <w:i w:val="false"/>
+          <w:iCs w:val="false"/>
+          <w:color w:val="59595B"/>
+          <w:sz w:val="22"/>
+          <w:szCs w:val="22"/>
+        </w:rPr>
+        <w:t xml:space="preserve">The U.S. government’s NIST AI Risk Management Framework gives leaders a simple mental model — Govern, Map, Measure, Manage. For an operator like TCI, three risks matter most, and each has a concrete control:</w:t>
+      </w:r>
+    </w:p>
+    <w:p>
+      <w:pPr>
+        <w:spacing w:after="0" w:before="80"/>
+      </w:pPr>
+      <w:r>
+        <w:t xml:space="preserve"/>
+      </w:r>
+    </w:p>
+    <w:tbl>
+      <w:tblPr>
+        <w:tblW w:type="dxa" w:w="9360"/>
+        <w:tblBorders>
+          <w:top w:val="single" w:color="auto" w:sz="4"/>
+          <w:left w:val="single" w:color="auto" w:sz="4"/>
+          <w:bottom w:val="single" w:color="auto" w:sz="4"/>
+          <w:right w:val="single" w:color="auto" w:sz="4"/>
+          <w:insideH w:val="single" w:color="auto" w:sz="4"/>
+          <w:insideV w:val="single" w:color="auto" w:sz="4"/>
+        </w:tblBorders>
+      </w:tblPr>
+      <w:tblGrid>
+        <w:gridCol w:w="1959"/>
+        <w:gridCol w:w="3700"/>
+        <w:gridCol w:w="3701"/>
+      </w:tblGrid>
+      <w:tr>
+        <w:trPr>
+          <w:cantSplit/>
+          <w:tblHeader/>
+        </w:trPr>
+        <w:tc>
+          <w:tcPr>
+            <w:tcW w:type="dxa" w:w="1959"/>
+            <w:tcBorders>
+              <w:top w:val="single" w:color="E9ECEF" w:sz="4"/>
+              <w:left w:val="single" w:color="E9ECEF" w:sz="4"/>
+              <w:bottom w:val="single" w:color="E9ECEF" w:sz="4"/>
+              <w:right w:val="single" w:color="E9ECEF" w:sz="4"/>
+            </w:tcBorders>
+            <w:shd w:fill="1A1A2E" w:val="clear"/>
+            <w:tcMar>
+              <w:top w:type="dxa" w:w="120"/>
+              <w:left w:type="dxa" w:w="140"/>
+              <w:bottom w:type="dxa" w:w="120"/>
+              <w:right w:type="dxa" w:w="140"/>
+            </w:tcMar>
+            <w:vAlign w:val="center"/>
+          </w:tcPr>
+          <w:p>
+            <w:pPr>
+              <w:jc w:val="left"/>
+            </w:pPr>
+            <w:r>
+              <w:rPr>
+                <w:rFonts w:ascii="Open Sans" w:cs="Open Sans" w:eastAsia="Open Sans" w:hAnsi="Open Sans"/>
+                <w:b/>
+                <w:bCs/>
+                <w:color w:val="FFFFFF"/>
+                <w:sz w:val="20"/>
+                <w:szCs w:val="20"/>
+              </w:rPr>
+              <w:t xml:space="preserve">Risk</w:t>
+            </w:r>
+          </w:p>
+        </w:tc>
+        <w:tc>
+          <w:tcPr>
+            <w:tcW w:type="dxa" w:w="3700"/>
+            <w:tcBorders>
+              <w:top w:val="single" w:color="E9ECEF" w:sz="4"/>
+              <w:left w:val="single" w:color="E9ECEF" w:sz="4"/>
+              <w:bottom w:val="single" w:color="E9ECEF" w:sz="4"/>
+              <w:right w:val="single" w:color="E9ECEF" w:sz="4"/>
+            </w:tcBorders>
+            <w:shd w:fill="1A1A2E" w:val="clear"/>
+            <w:tcMar>
+              <w:top w:type="dxa" w:w="120"/>
+              <w:left w:type="dxa" w:w="140"/>
+              <w:bottom w:type="dxa" w:w="120"/>
+              <w:right w:type="dxa" w:w="140"/>
+            </w:tcMar>
+            <w:vAlign w:val="center"/>
+          </w:tcPr>
+          <w:p>
+            <w:pPr>
+              <w:jc w:val="left"/>
+            </w:pPr>
+            <w:r>
+              <w:rPr>
+                <w:rFonts w:ascii="Open Sans" w:cs="Open Sans" w:eastAsia="Open Sans" w:hAnsi="Open Sans"/>
+                <w:b/>
+                <w:bCs/>
+                <w:color w:val="FFFFFF"/>
+                <w:sz w:val="20"/>
+                <w:szCs w:val="20"/>
+              </w:rPr>
+              <w:t xml:space="preserve">What It Means</w:t>
+            </w:r>
+          </w:p>
+        </w:tc>
+        <w:tc>
+          <w:tcPr>
+            <w:tcW w:type="dxa" w:w="3701"/>
+            <w:tcBorders>
+              <w:top w:val="single" w:color="E9ECEF" w:sz="4"/>
+              <w:left w:val="single" w:color="E9ECEF" w:sz="4"/>
+              <w:bottom w:val="single" w:color="E9ECEF" w:sz="4"/>
+              <w:right w:val="single" w:color="E9ECEF" w:sz="4"/>
+            </w:tcBorders>
+            <w:shd w:fill="1A1A2E" w:val="clear"/>
+            <w:tcMar>
+              <w:top w:type="dxa" w:w="120"/>
+              <w:left w:type="dxa" w:w="140"/>
+              <w:bottom w:type="dxa" w:w="120"/>
+              <w:right w:type="dxa" w:w="140"/>
+            </w:tcMar>
+            <w:vAlign w:val="center"/>
+          </w:tcPr>
+          <w:p>
+            <w:pPr>
+              <w:jc w:val="left"/>
+            </w:pPr>
+            <w:r>
+              <w:rPr>
+                <w:rFonts w:ascii="Open Sans" w:cs="Open Sans" w:eastAsia="Open Sans" w:hAnsi="Open Sans"/>
+                <w:b/>
+                <w:bCs/>
+                <w:color w:val="FFFFFF"/>
+                <w:sz w:val="20"/>
+                <w:szCs w:val="20"/>
+              </w:rPr>
+              <w:t xml:space="preserve">How Technijian Controls It</w:t>
+            </w:r>
+          </w:p>
+        </w:tc>
+      </w:tr>
+      <w:tr>
+        <w:trPr>
+          <w:cantSplit/>
+        </w:trPr>
+        <w:tc>
+          <w:tcPr>
+            <w:tcW w:type="dxa" w:w="1959"/>
+            <w:tcBorders>
+              <w:top w:val="single" w:color="E9ECEF" w:sz="4"/>
+              <w:left w:val="single" w:color="E9ECEF" w:sz="4"/>
+              <w:bottom w:val="single" w:color="E9ECEF" w:sz="4"/>
+              <w:right w:val="single" w:color="E9ECEF" w:sz="4"/>
+            </w:tcBorders>
+            <w:shd w:fill="FFFFFF" w:val="clear"/>
+            <w:tcMar>
+              <w:top w:type="dxa" w:w="100"/>
+              <w:left w:type="dxa" w:w="140"/>
+              <w:bottom w:type="dxa" w:w="100"/>
+              <w:right w:type="dxa" w:w="140"/>
+            </w:tcMar>
+            <w:vAlign w:val="center"/>
+          </w:tcPr>
+          <w:p>
+            <w:pPr>
+              <w:jc w:val="left"/>
+            </w:pPr>
+            <w:r>
+              <w:rPr>
+                <w:rFonts w:ascii="Open Sans" w:cs="Open Sans" w:eastAsia="Open Sans" w:hAnsi="Open Sans"/>
+                <w:b w:val="false"/>
+                <w:bCs w:val="false"/>
+                <w:color w:val="59595B"/>
+                <w:sz w:val="20"/>
+                <w:szCs w:val="20"/>
+              </w:rPr>
+              <w:t xml:space="preserve">Hallucination</w:t>
+            </w:r>
+          </w:p>
+        </w:tc>
+        <w:tc>
+          <w:tcPr>
+            <w:tcW w:type="dxa" w:w="3700"/>
+            <w:tcBorders>
+              <w:top w:val="single" w:color="E9ECEF" w:sz="4"/>
+              <w:left w:val="single" w:color="E9ECEF" w:sz="4"/>
+              <w:bottom w:val="single" w:color="E9ECEF" w:sz="4"/>
+              <w:right w:val="single" w:color="E9ECEF" w:sz="4"/>
+            </w:tcBorders>
+            <w:shd w:fill="FFFFFF" w:val="clear"/>
+            <w:tcMar>
+              <w:top w:type="dxa" w:w="100"/>
+              <w:left w:type="dxa" w:w="140"/>
+              <w:bottom w:type="dxa" w:w="100"/>
+              <w:right w:type="dxa" w:w="140"/>
+            </w:tcMar>
+            <w:vAlign w:val="center"/>
+          </w:tcPr>
+          <w:p>
+            <w:pPr>
+              <w:jc w:val="left"/>
+            </w:pPr>
+            <w:r>
+              <w:rPr>
+                <w:rFonts w:ascii="Open Sans" w:cs="Open Sans" w:eastAsia="Open Sans" w:hAnsi="Open Sans"/>
+                <w:b w:val="false"/>
+                <w:bCs w:val="false"/>
+                <w:color w:val="59595B"/>
+                <w:sz w:val="20"/>
+                <w:szCs w:val="20"/>
+              </w:rPr>
+              <w:t xml:space="preserve">AI can state a confident, wrong answer</w:t>
+            </w:r>
+          </w:p>
+        </w:tc>
+        <w:tc>
+          <w:tcPr>
+            <w:tcW w:type="dxa" w:w="3701"/>
+            <w:tcBorders>
+              <w:top w:val="single" w:color="E9ECEF" w:sz="4"/>
+              <w:left w:val="single" w:color="E9ECEF" w:sz="4"/>
+              <w:bottom w:val="single" w:color="E9ECEF" w:sz="4"/>
+              <w:right w:val="single" w:color="E9ECEF" w:sz="4"/>
+            </w:tcBorders>
+            <w:shd w:fill="FFFFFF" w:val="clear"/>
+            <w:tcMar>
+              <w:top w:type="dxa" w:w="100"/>
+              <w:left w:type="dxa" w:w="140"/>
+              <w:bottom w:type="dxa" w:w="100"/>
+              <w:right w:type="dxa" w:w="140"/>
+            </w:tcMar>
+            <w:vAlign w:val="center"/>
+          </w:tcPr>
+          <w:p>
+            <w:pPr>
+              <w:jc w:val="left"/>
+            </w:pPr>
+            <w:r>
+              <w:rPr>
+                <w:rFonts w:ascii="Open Sans" w:cs="Open Sans" w:eastAsia="Open Sans" w:hAnsi="Open Sans"/>
+                <w:b w:val="false"/>
+                <w:bCs w:val="false"/>
+                <w:color w:val="59595B"/>
+                <w:sz w:val="20"/>
+                <w:szCs w:val="20"/>
+              </w:rPr>
+              <w:t xml:space="preserve">Human-in-the-loop review on anything customer-facing or compliance-bound — AI drafts a lease quote or WAIRE comparison, a person approves</w:t>
+            </w:r>
+          </w:p>
+        </w:tc>
+      </w:tr>
+      <w:tr>
+        <w:trPr>
+          <w:cantSplit/>
+        </w:trPr>
+        <w:tc>
+          <w:tcPr>
+            <w:tcW w:type="dxa" w:w="1959"/>
+            <w:tcBorders>
+              <w:top w:val="single" w:color="E9ECEF" w:sz="4"/>
+              <w:left w:val="single" w:color="E9ECEF" w:sz="4"/>
+              <w:bottom w:val="single" w:color="E9ECEF" w:sz="4"/>
+              <w:right w:val="single" w:color="E9ECEF" w:sz="4"/>
+            </w:tcBorders>
+            <w:shd w:fill="F8F9FA" w:val="clear"/>
+            <w:tcMar>
+              <w:top w:type="dxa" w:w="100"/>
+              <w:left w:type="dxa" w:w="140"/>
+              <w:bottom w:type="dxa" w:w="100"/>
+              <w:right w:type="dxa" w:w="140"/>
+            </w:tcMar>
+            <w:vAlign w:val="center"/>
+          </w:tcPr>
+          <w:p>
+            <w:pPr>
+              <w:jc w:val="left"/>
+            </w:pPr>
+            <w:r>
+              <w:rPr>
+                <w:rFonts w:ascii="Open Sans" w:cs="Open Sans" w:eastAsia="Open Sans" w:hAnsi="Open Sans"/>
+                <w:b w:val="false"/>
+                <w:bCs w:val="false"/>
+                <w:color w:val="59595B"/>
+                <w:sz w:val="20"/>
+                <w:szCs w:val="20"/>
+              </w:rPr>
+              <w:t xml:space="preserve">Data leakage</w:t>
+            </w:r>
+          </w:p>
+        </w:tc>
+        <w:tc>
+          <w:tcPr>
+            <w:tcW w:type="dxa" w:w="3700"/>
+            <w:tcBorders>
+              <w:top w:val="single" w:color="E9ECEF" w:sz="4"/>
+              <w:left w:val="single" w:color="E9ECEF" w:sz="4"/>
+              <w:bottom w:val="single" w:color="E9ECEF" w:sz="4"/>
+              <w:right w:val="single" w:color="E9ECEF" w:sz="4"/>
+            </w:tcBorders>
+            <w:shd w:fill="F8F9FA" w:val="clear"/>
+            <w:tcMar>
+              <w:top w:type="dxa" w:w="100"/>
+              <w:left w:type="dxa" w:w="140"/>
+              <w:bottom w:type="dxa" w:w="100"/>
+              <w:right w:type="dxa" w:w="140"/>
+            </w:tcMar>
+            <w:vAlign w:val="center"/>
+          </w:tcPr>
+          <w:p>
+            <w:pPr>
+              <w:jc w:val="left"/>
+            </w:pPr>
+            <w:r>
+              <w:rPr>
+                <w:rFonts w:ascii="Open Sans" w:cs="Open Sans" w:eastAsia="Open Sans" w:hAnsi="Open Sans"/>
+                <w:b w:val="false"/>
+                <w:bCs w:val="false"/>
+                <w:color w:val="59595B"/>
+                <w:sz w:val="20"/>
+                <w:szCs w:val="20"/>
+              </w:rPr>
+              <w:t xml:space="preserve">Sensitive data pasted into public tools can escape</w:t>
+            </w:r>
+          </w:p>
+        </w:tc>
+        <w:tc>
+          <w:tcPr>
+            <w:tcW w:type="dxa" w:w="3701"/>
+            <w:tcBorders>
+              <w:top w:val="single" w:color="E9ECEF" w:sz="4"/>
+              <w:left w:val="single" w:color="E9ECEF" w:sz="4"/>
+              <w:bottom w:val="single" w:color="E9ECEF" w:sz="4"/>
+              <w:right w:val="single" w:color="E9ECEF" w:sz="4"/>
+            </w:tcBorders>
+            <w:shd w:fill="F8F9FA" w:val="clear"/>
+            <w:tcMar>
+              <w:top w:type="dxa" w:w="100"/>
+              <w:left w:type="dxa" w:w="140"/>
+              <w:bottom w:type="dxa" w:w="100"/>
+              <w:right w:type="dxa" w:w="140"/>
+            </w:tcMar>
+            <w:vAlign w:val="center"/>
+          </w:tcPr>
+          <w:p>
+            <w:pPr>
+              <w:jc w:val="left"/>
+            </w:pPr>
+            <w:r>
+              <w:rPr>
+                <w:rFonts w:ascii="Open Sans" w:cs="Open Sans" w:eastAsia="Open Sans" w:hAnsi="Open Sans"/>
+                <w:b w:val="false"/>
+                <w:bCs w:val="false"/>
+                <w:color w:val="59595B"/>
+                <w:sz w:val="20"/>
+                <w:szCs w:val="20"/>
+              </w:rPr>
+              <w:t xml:space="preserve">Private, governed AI deployments — customer, contract, and pricing data never touch a public model</w:t>
+            </w:r>
+          </w:p>
+        </w:tc>
+      </w:tr>
+      <w:tr>
+        <w:trPr>
+          <w:cantSplit/>
+        </w:trPr>
+        <w:tc>
+          <w:tcPr>
+            <w:tcW w:type="dxa" w:w="1959"/>
+            <w:tcBorders>
+              <w:top w:val="single" w:color="E9ECEF" w:sz="4"/>
+              <w:left w:val="single" w:color="E9ECEF" w:sz="4"/>
+              <w:bottom w:val="single" w:color="E9ECEF" w:sz="4"/>
+              <w:right w:val="single" w:color="E9ECEF" w:sz="4"/>
+            </w:tcBorders>
+            <w:shd w:fill="FFFFFF" w:val="clear"/>
+            <w:tcMar>
+              <w:top w:type="dxa" w:w="100"/>
+              <w:left w:type="dxa" w:w="140"/>
+              <w:bottom w:type="dxa" w:w="100"/>
+              <w:right w:type="dxa" w:w="140"/>
+            </w:tcMar>
+            <w:vAlign w:val="center"/>
+          </w:tcPr>
+          <w:p>
+            <w:pPr>
+              <w:jc w:val="left"/>
+            </w:pPr>
+            <w:r>
+              <w:rPr>
+                <w:rFonts w:ascii="Open Sans" w:cs="Open Sans" w:eastAsia="Open Sans" w:hAnsi="Open Sans"/>
+                <w:b w:val="false"/>
+                <w:bCs w:val="false"/>
+                <w:color w:val="59595B"/>
+                <w:sz w:val="20"/>
+                <w:szCs w:val="20"/>
+              </w:rPr>
+              <w:t xml:space="preserve">Compliance &amp; accountability</w:t>
+            </w:r>
+          </w:p>
+        </w:tc>
+        <w:tc>
+          <w:tcPr>
+            <w:tcW w:type="dxa" w:w="3700"/>
+            <w:tcBorders>
+              <w:top w:val="single" w:color="E9ECEF" w:sz="4"/>
+              <w:left w:val="single" w:color="E9ECEF" w:sz="4"/>
+              <w:bottom w:val="single" w:color="E9ECEF" w:sz="4"/>
+              <w:right w:val="single" w:color="E9ECEF" w:sz="4"/>
+            </w:tcBorders>
+            <w:shd w:fill="FFFFFF" w:val="clear"/>
+            <w:tcMar>
+              <w:top w:type="dxa" w:w="100"/>
+              <w:left w:type="dxa" w:w="140"/>
+              <w:bottom w:type="dxa" w:w="100"/>
+              <w:right w:type="dxa" w:w="140"/>
+            </w:tcMar>
+            <w:vAlign w:val="center"/>
+          </w:tcPr>
+          <w:p>
+            <w:pPr>
+              <w:jc w:val="left"/>
+            </w:pPr>
+            <w:r>
+              <w:rPr>
+                <w:rFonts w:ascii="Open Sans" w:cs="Open Sans" w:eastAsia="Open Sans" w:hAnsi="Open Sans"/>
+                <w:b w:val="false"/>
+                <w:bCs w:val="false"/>
+                <w:color w:val="59595B"/>
+                <w:sz w:val="20"/>
+                <w:szCs w:val="20"/>
+              </w:rPr>
+              <w:t xml:space="preserve">Untracked AI tools create audit gaps</w:t>
+            </w:r>
+          </w:p>
+        </w:tc>
+        <w:tc>
+          <w:tcPr>
+            <w:tcW w:type="dxa" w:w="3701"/>
+            <w:tcBorders>
+              <w:top w:val="single" w:color="E9ECEF" w:sz="4"/>
+              <w:left w:val="single" w:color="E9ECEF" w:sz="4"/>
+              <w:bottom w:val="single" w:color="E9ECEF" w:sz="4"/>
+              <w:right w:val="single" w:color="E9ECEF" w:sz="4"/>
+            </w:tcBorders>
+            <w:shd w:fill="FFFFFF" w:val="clear"/>
+            <w:tcMar>
+              <w:top w:type="dxa" w:w="100"/>
+              <w:left w:type="dxa" w:w="140"/>
+              <w:bottom w:type="dxa" w:w="100"/>
+              <w:right w:type="dxa" w:w="140"/>
+            </w:tcMar>
+            <w:vAlign w:val="center"/>
+          </w:tcPr>
+          <w:p>
+            <w:pPr>
+              <w:jc w:val="left"/>
+            </w:pPr>
+            <w:r>
+              <w:rPr>
+                <w:rFonts w:ascii="Open Sans" w:cs="Open Sans" w:eastAsia="Open Sans" w:hAnsi="Open Sans"/>
+                <w:b w:val="false"/>
+                <w:bCs w:val="false"/>
+                <w:color w:val="59595B"/>
+                <w:sz w:val="20"/>
+                <w:szCs w:val="20"/>
+              </w:rPr>
+              <w:t xml:space="preserve">Every AI tool inventoried with owner, vendor, and data source — led by a CISSP-certified team, so DOT/WAIRE document automation stays auditable</w:t>
+            </w:r>
+          </w:p>
+        </w:tc>
+      </w:tr>
+    </w:tbl>
+    <w:p>
+      <w:pPr>
+        <w:spacing w:after="0" w:before="140"/>
+      </w:pPr>
+      <w:r>
+        <w:t xml:space="preserve"/>
+      </w:r>
+    </w:p>
+    <w:p>
+      <w:pPr>
+        <w:pStyle w:val="Heading2"/>
+        <w:keepNext/>
+        <w:keepLines/>
+        <w:spacing w:after="120" w:before="280"/>
+      </w:pPr>
+      <w:r>
+        <w:rPr>
+          <w:rFonts w:ascii="Open Sans" w:cs="Open Sans" w:eastAsia="Open Sans" w:hAnsi="Open Sans"/>
+          <w:b/>
+          <w:bCs/>
+          <w:color w:val="006DB6"/>
+          <w:sz w:val="26"/>
+          <w:szCs w:val="26"/>
+        </w:rPr>
+        <w:t xml:space="preserve">What Comparable Organizations Are Already Doing</w:t>
+      </w:r>
+    </w:p>
+    <w:p>
+      <w:pPr>
+        <w:pStyle w:val="ListParagraph"/>
+        <w:numPr>
+          <w:ilvl w:val="0"/>
+          <w:numId w:val="2"/>
+        </w:numPr>
+        <w:spacing w:after="80" w:before="40" w:line="300"/>
+      </w:pPr>
+      <w:r>
+        <w:rPr>
+          <w:rFonts w:ascii="Open Sans" w:cs="Open Sans" w:eastAsia="Open Sans" w:hAnsi="Open Sans"/>
+          <w:color w:val="59595B"/>
+          <w:sz w:val="22"/>
+          <w:szCs w:val="22"/>
+        </w:rPr>
+        <w:t xml:space="preserve">Multi-location service operators are building per-location search and review presence so the right local query resolves to them — capturing demand competitors with one national page never see.</w:t>
+      </w:r>
+    </w:p>
+    <w:p>
+      <w:pPr>
+        <w:pStyle w:val="ListParagraph"/>
+        <w:numPr>
+          <w:ilvl w:val="0"/>
+          <w:numId w:val="2"/>
+        </w:numPr>
+        <w:spacing w:after="80" w:before="40" w:line="300"/>
+      </w:pPr>
+      <w:r>
+        <w:rPr>
+          <w:rFonts w:ascii="Open Sans" w:cs="Open Sans" w:eastAsia="Open Sans" w:hAnsi="Open Sans"/>
+          <w:color w:val="59595B"/>
+          <w:sz w:val="22"/>
+          <w:szCs w:val="22"/>
+        </w:rPr>
+        <w:t xml:space="preserve">Equipment-leasing and fleet businesses are using account intelligence on public signals to spot lease-versus-own inflection points and expiring contracts before a competitor does.</w:t>
+      </w:r>
+    </w:p>
+    <w:p>
+      <w:pPr>
+        <w:pStyle w:val="ListParagraph"/>
+        <w:numPr>
+          <w:ilvl w:val="0"/>
+          <w:numId w:val="2"/>
+        </w:numPr>
+        <w:spacing w:after="80" w:before="40" w:line="300"/>
+      </w:pPr>
+      <w:r>
+        <w:rPr>
+          <w:rFonts w:ascii="Open Sans" w:cs="Open Sans" w:eastAsia="Open Sans" w:hAnsi="Open Sans"/>
+          <w:color w:val="59595B"/>
+          <w:sz w:val="22"/>
+          <w:szCs w:val="22"/>
+        </w:rPr>
+        <w:t xml:space="preserve">Document-heavy regulated businesses are turning multi-day proposal and compliance assembly into a minutes-long, audit-ready draft — responding to more bids with the same team.</w:t>
+      </w:r>
+    </w:p>
+    <w:p>
+      <w:pPr>
+        <w:spacing w:after="140" w:before="40" w:line="320"/>
+        <w:jc w:val="both"/>
+      </w:pPr>
+      <w:r>
+        <w:rPr>
+          <w:rFonts w:ascii="Open Sans" w:cs="Open Sans" w:eastAsia="Open Sans" w:hAnsi="Open Sans"/>
+          <w:b w:val="false"/>
+          <w:bCs w:val="false"/>
+          <w:i/>
+          <w:iCs/>
+          <w:color w:val="59595B"/>
+          <w:sz w:val="19"/>
+          <w:szCs w:val="19"/>
+        </w:rPr>
+        <w:t xml:space="preserve">These are representative directions of travel across comparable industries, not guarantees; TCI’s own numbers would be confirmed in discovery. Technijian’s specific, measured results from prior builds appear in Section 9 (Capability Proof) and Section 12.</w:t>
+      </w:r>
+    </w:p>
+    <w:p>
+      <w:pPr>
+        <w:spacing w:after="0" w:before="140"/>
+      </w:pPr>
+      <w:r>
+        <w:t xml:space="preserve"/>
+      </w:r>
+    </w:p>
+    <w:p>
+      <w:pPr>
+        <w:pStyle w:val="Heading2"/>
+        <w:keepNext/>
+        <w:keepLines/>
+        <w:spacing w:after="120" w:before="280"/>
+      </w:pPr>
+      <w:r>
+        <w:rPr>
+          <w:rFonts w:ascii="Open Sans" w:cs="Open Sans" w:eastAsia="Open Sans" w:hAnsi="Open Sans"/>
+          <w:b/>
+          <w:bCs/>
+          <w:color w:val="006DB6"/>
+          <w:sz w:val="26"/>
+          <w:szCs w:val="26"/>
+        </w:rPr>
+        <w:t xml:space="preserve">A Day in the Life — A TCI Leasing Sales Rep</w:t>
+      </w:r>
+    </w:p>
+    <w:tbl>
+      <w:tblPr>
+        <w:tblW w:type="dxa" w:w="9360"/>
+        <w:tblBorders>
+          <w:top w:val="single" w:color="auto" w:sz="4"/>
+          <w:left w:val="single" w:color="auto" w:sz="4"/>
+          <w:bottom w:val="single" w:color="auto" w:sz="4"/>
+          <w:right w:val="single" w:color="auto" w:sz="4"/>
+          <w:insideH w:val="single" w:color="auto" w:sz="4"/>
+          <w:insideV w:val="single" w:color="auto" w:sz="4"/>
+        </w:tblBorders>
+      </w:tblPr>
+      <w:tblGrid>
+        <w:gridCol w:w="80"/>
+        <w:gridCol w:w="9280"/>
+      </w:tblGrid>
+      <w:tr>
+        <w:trPr>
+          <w:cantSplit/>
+        </w:trPr>
+        <w:tc>
+          <w:tcPr>
+            <w:tcW w:type="dxa" w:w="80"/>
+            <w:tcBorders>
+              <w:top w:val="none" w:color="FFFFFF" w:sz="0"/>
+              <w:left w:val="none" w:color="FFFFFF" w:sz="0"/>
+              <w:bottom w:val="none" w:color="FFFFFF" w:sz="0"/>
+              <w:right w:val="none" w:color="FFFFFF" w:sz="0"/>
+            </w:tcBorders>
+            <w:shd w:fill="006DB6" w:val="clear"/>
+          </w:tcPr>
+          <w:p>
+            <w:r>
+              <w:t xml:space="preserve"/>
+            </w:r>
+          </w:p>
+        </w:tc>
+        <w:tc>
+          <w:tcPr>
+            <w:tcW w:type="dxa" w:w="9280"/>
+            <w:tcBorders>
+              <w:top w:val="none" w:color="FFFFFF" w:sz="0"/>
+              <w:left w:val="none" w:color="FFFFFF" w:sz="0"/>
+              <w:bottom w:val="none" w:color="FFFFFF" w:sz="0"/>
+              <w:right w:val="none" w:color="FFFFFF" w:sz="0"/>
+            </w:tcBorders>
+            <w:shd w:fill="F8F9FA" w:val="clear"/>
+            <w:tcMar>
+              <w:top w:type="dxa" w:w="160"/>
+              <w:left w:type="dxa" w:w="240"/>
+              <w:bottom w:type="dxa" w:w="160"/>
+              <w:right w:type="dxa" w:w="200"/>
+            </w:tcMar>
+          </w:tcPr>
+          <w:p>
+            <w:pPr>
+              <w:keepNext/>
+              <w:keepLines/>
+              <w:spacing w:after="80" w:before="80"/>
+            </w:pPr>
+            <w:r>
+              <w:rPr>
+                <w:rFonts w:ascii="Open Sans" w:cs="Open Sans" w:eastAsia="Open Sans" w:hAnsi="Open Sans"/>
+                <w:b/>
+                <w:bCs/>
+                <w:color w:val="006DB6"/>
+                <w:sz w:val="22"/>
+                <w:szCs w:val="22"/>
+              </w:rPr>
+              <w:t xml:space="preserve">Before vs. After AI</w:t>
+            </w:r>
+          </w:p>
+          <w:p>
+            <w:pPr>
+              <w:keepNext/>
+              <w:keepLines/>
+              <w:spacing w:after="60" w:before="40" w:line="300"/>
+            </w:pPr>
+            <w:r>
+              <w:rPr>
+                <w:rFonts w:ascii="Open Sans" w:cs="Open Sans" w:eastAsia="Open Sans" w:hAnsi="Open Sans"/>
+                <w:color w:val="59595B"/>
+                <w:sz w:val="20"/>
+                <w:szCs w:val="20"/>
+              </w:rPr>
+              <w:t xml:space="preserve">TODAY: A rep fields a leasing inquiry, hand-builds the spec and the lease math, checks availability across yards by phone, writes the proposal from scratch, and only chases the accounts they can personally remember — while WAIRE-obligated warehouses and lease-expiry triggers in their territory go unseen.</w:t>
+            </w:r>
+          </w:p>
+          <w:p>
+            <w:pPr>
+              <w:keepNext w:val="false"/>
+              <w:keepLines/>
+              <w:spacing w:after="60" w:before="40" w:line="300"/>
+            </w:pPr>
+            <w:r>
+              <w:rPr>
+                <w:rFonts w:ascii="Open Sans" w:cs="Open Sans" w:eastAsia="Open Sans" w:hAnsi="Open Sans"/>
+                <w:color w:val="59595B"/>
+                <w:sz w:val="20"/>
+                <w:szCs w:val="20"/>
+              </w:rPr>
+              <w:t xml:space="preserve">WITH AI: Account intelligence surfaces the right fleets and warehouses with the timing and the trigger already attached; a quote-to-lease assistant drafts the configured proposal in minutes; the rep reviews, personalizes, and sends. The expertise is captured in a system, so the same standard holds across every yard and survives a territory change or a new hire.</w:t>
+            </w:r>
+          </w:p>
+        </w:tc>
+      </w:tr>
+    </w:tbl>
+    <w:p>
+      <w:pPr>
+        <w:spacing w:after="0" w:before="140"/>
+      </w:pPr>
+      <w:r>
+        <w:t xml:space="preserve"/>
+      </w:r>
+    </w:p>
+    <w:p>
+      <w:pPr>
+        <w:pStyle w:val="Heading2"/>
+        <w:keepNext/>
+        <w:keepLines/>
+        <w:spacing w:after="120" w:before="280"/>
+      </w:pPr>
+      <w:r>
+        <w:rPr>
+          <w:rFonts w:ascii="Open Sans" w:cs="Open Sans" w:eastAsia="Open Sans" w:hAnsi="Open Sans"/>
+          <w:b/>
+          <w:bCs/>
+          <w:color w:val="006DB6"/>
+          <w:sz w:val="26"/>
+          <w:szCs w:val="26"/>
+        </w:rPr>
+        <w:t xml:space="preserve">Why a Partner — vs. Hiring or Doing It Yourself</w:t>
+      </w:r>
+    </w:p>
+    <w:tbl>
+      <w:tblPr>
+        <w:tblW w:type="dxa" w:w="9360"/>
+        <w:tblBorders>
+          <w:top w:val="single" w:color="auto" w:sz="4"/>
+          <w:left w:val="single" w:color="auto" w:sz="4"/>
+          <w:bottom w:val="single" w:color="auto" w:sz="4"/>
+          <w:right w:val="single" w:color="auto" w:sz="4"/>
+          <w:insideH w:val="single" w:color="auto" w:sz="4"/>
+          <w:insideV w:val="single" w:color="auto" w:sz="4"/>
+        </w:tblBorders>
+      </w:tblPr>
+      <w:tblGrid>
+        <w:gridCol w:w="2269"/>
+        <w:gridCol w:w="7091"/>
+      </w:tblGrid>
+      <w:tr>
+        <w:trPr>
+          <w:cantSplit/>
+          <w:tblHeader/>
+        </w:trPr>
+        <w:tc>
+          <w:tcPr>
+            <w:tcW w:type="dxa" w:w="2269"/>
+            <w:tcBorders>
+              <w:top w:val="single" w:color="E9ECEF" w:sz="4"/>
+              <w:left w:val="single" w:color="E9ECEF" w:sz="4"/>
+              <w:bottom w:val="single" w:color="E9ECEF" w:sz="4"/>
+              <w:right w:val="single" w:color="E9ECEF" w:sz="4"/>
+            </w:tcBorders>
+            <w:shd w:fill="006DB6" w:val="clear"/>
+            <w:tcMar>
+              <w:top w:type="dxa" w:w="120"/>
+              <w:left w:type="dxa" w:w="140"/>
+              <w:bottom w:type="dxa" w:w="120"/>
+              <w:right w:type="dxa" w:w="140"/>
+            </w:tcMar>
+            <w:vAlign w:val="center"/>
+          </w:tcPr>
+          <w:p>
+            <w:pPr>
+              <w:jc w:val="left"/>
+            </w:pPr>
+            <w:r>
+              <w:rPr>
+                <w:rFonts w:ascii="Open Sans" w:cs="Open Sans" w:eastAsia="Open Sans" w:hAnsi="Open Sans"/>
+                <w:b/>
+                <w:bCs/>
+                <w:color w:val="FFFFFF"/>
+                <w:sz w:val="20"/>
+                <w:szCs w:val="20"/>
+              </w:rPr>
+              <w:t xml:space="preserve">Path</w:t>
+            </w:r>
+          </w:p>
+        </w:tc>
+        <w:tc>
+          <w:tcPr>
+            <w:tcW w:type="dxa" w:w="7091"/>
+            <w:tcBorders>
+              <w:top w:val="single" w:color="E9ECEF" w:sz="4"/>
+              <w:left w:val="single" w:color="E9ECEF" w:sz="4"/>
+              <w:bottom w:val="single" w:color="E9ECEF" w:sz="4"/>
+              <w:right w:val="single" w:color="E9ECEF" w:sz="4"/>
+            </w:tcBorders>
+            <w:shd w:fill="006DB6" w:val="clear"/>
+            <w:tcMar>
+              <w:top w:type="dxa" w:w="120"/>
+              <w:left w:type="dxa" w:w="140"/>
+              <w:bottom w:type="dxa" w:w="120"/>
+              <w:right w:type="dxa" w:w="140"/>
+            </w:tcMar>
+            <w:vAlign w:val="center"/>
+          </w:tcPr>
+          <w:p>
+            <w:pPr>
+              <w:jc w:val="left"/>
+            </w:pPr>
+            <w:r>
+              <w:rPr>
+                <w:rFonts w:ascii="Open Sans" w:cs="Open Sans" w:eastAsia="Open Sans" w:hAnsi="Open Sans"/>
+                <w:b/>
+                <w:bCs/>
+                <w:color w:val="FFFFFF"/>
+                <w:sz w:val="20"/>
+                <w:szCs w:val="20"/>
+              </w:rPr>
+              <w:t xml:space="preserve">Reality</w:t>
+            </w:r>
+          </w:p>
+        </w:tc>
+      </w:tr>
+      <w:tr>
+        <w:trPr>
+          <w:cantSplit/>
+        </w:trPr>
+        <w:tc>
+          <w:tcPr>
+            <w:tcW w:type="dxa" w:w="2269"/>
+            <w:tcBorders>
+              <w:top w:val="single" w:color="E9ECEF" w:sz="4"/>
+              <w:left w:val="single" w:color="E9ECEF" w:sz="4"/>
+              <w:bottom w:val="single" w:color="E9ECEF" w:sz="4"/>
+              <w:right w:val="single" w:color="E9ECEF" w:sz="4"/>
+            </w:tcBorders>
+            <w:shd w:fill="FFFFFF" w:val="clear"/>
+            <w:tcMar>
+              <w:top w:type="dxa" w:w="100"/>
+              <w:left w:type="dxa" w:w="140"/>
+              <w:bottom w:type="dxa" w:w="100"/>
+              <w:right w:type="dxa" w:w="140"/>
+            </w:tcMar>
+            <w:vAlign w:val="center"/>
+          </w:tcPr>
+          <w:p>
+            <w:pPr>
+              <w:jc w:val="left"/>
+            </w:pPr>
+            <w:r>
+              <w:rPr>
+                <w:rFonts w:ascii="Open Sans" w:cs="Open Sans" w:eastAsia="Open Sans" w:hAnsi="Open Sans"/>
+                <w:b w:val="false"/>
+                <w:bCs w:val="false"/>
+                <w:color w:val="59595B"/>
+                <w:sz w:val="20"/>
+                <w:szCs w:val="20"/>
+              </w:rPr>
+              <w:t xml:space="preserve">DIY tools</w:t>
+            </w:r>
+          </w:p>
+        </w:tc>
+        <w:tc>
+          <w:tcPr>
+            <w:tcW w:type="dxa" w:w="7091"/>
+            <w:tcBorders>
+              <w:top w:val="single" w:color="E9ECEF" w:sz="4"/>
+              <w:left w:val="single" w:color="E9ECEF" w:sz="4"/>
+              <w:bottom w:val="single" w:color="E9ECEF" w:sz="4"/>
+              <w:right w:val="single" w:color="E9ECEF" w:sz="4"/>
+            </w:tcBorders>
+            <w:shd w:fill="FFFFFF" w:val="clear"/>
+            <w:tcMar>
+              <w:top w:type="dxa" w:w="100"/>
+              <w:left w:type="dxa" w:w="140"/>
+              <w:bottom w:type="dxa" w:w="100"/>
+              <w:right w:type="dxa" w:w="140"/>
+            </w:tcMar>
+            <w:vAlign w:val="center"/>
+          </w:tcPr>
+          <w:p>
+            <w:pPr>
+              <w:jc w:val="left"/>
+            </w:pPr>
+            <w:r>
+              <w:rPr>
+                <w:rFonts w:ascii="Open Sans" w:cs="Open Sans" w:eastAsia="Open Sans" w:hAnsi="Open Sans"/>
+                <w:b w:val="false"/>
+                <w:bCs w:val="false"/>
+                <w:color w:val="59595B"/>
+                <w:sz w:val="20"/>
+                <w:szCs w:val="20"/>
+              </w:rPr>
+              <w:t xml:space="preserve">Inexpensive, but TCI assembles, secures, and governs everything — and owns the three risks above alone</w:t>
+            </w:r>
+          </w:p>
+        </w:tc>
+      </w:tr>
+      <w:tr>
+        <w:trPr>
+          <w:cantSplit/>
+        </w:trPr>
+        <w:tc>
+          <w:tcPr>
+            <w:tcW w:type="dxa" w:w="2269"/>
+            <w:tcBorders>
+              <w:top w:val="single" w:color="E9ECEF" w:sz="4"/>
+              <w:left w:val="single" w:color="E9ECEF" w:sz="4"/>
+              <w:bottom w:val="single" w:color="E9ECEF" w:sz="4"/>
+              <w:right w:val="single" w:color="E9ECEF" w:sz="4"/>
+            </w:tcBorders>
+            <w:shd w:fill="F8F9FA" w:val="clear"/>
+            <w:tcMar>
+              <w:top w:type="dxa" w:w="100"/>
+              <w:left w:type="dxa" w:w="140"/>
+              <w:bottom w:type="dxa" w:w="100"/>
+              <w:right w:type="dxa" w:w="140"/>
+            </w:tcMar>
+            <w:vAlign w:val="center"/>
+          </w:tcPr>
+          <w:p>
+            <w:pPr>
+              <w:jc w:val="left"/>
+            </w:pPr>
+            <w:r>
+              <w:rPr>
+                <w:rFonts w:ascii="Open Sans" w:cs="Open Sans" w:eastAsia="Open Sans" w:hAnsi="Open Sans"/>
+                <w:b w:val="false"/>
+                <w:bCs w:val="false"/>
+                <w:color w:val="59595B"/>
+                <w:sz w:val="20"/>
+                <w:szCs w:val="20"/>
+              </w:rPr>
+              <w:t xml:space="preserve">Hire in-house</w:t>
+            </w:r>
+          </w:p>
+        </w:tc>
+        <w:tc>
+          <w:tcPr>
+            <w:tcW w:type="dxa" w:w="7091"/>
+            <w:tcBorders>
+              <w:top w:val="single" w:color="E9ECEF" w:sz="4"/>
+              <w:left w:val="single" w:color="E9ECEF" w:sz="4"/>
+              <w:bottom w:val="single" w:color="E9ECEF" w:sz="4"/>
+              <w:right w:val="single" w:color="E9ECEF" w:sz="4"/>
+            </w:tcBorders>
+            <w:shd w:fill="F8F9FA" w:val="clear"/>
+            <w:tcMar>
+              <w:top w:type="dxa" w:w="100"/>
+              <w:left w:type="dxa" w:w="140"/>
+              <w:bottom w:type="dxa" w:w="100"/>
+              <w:right w:type="dxa" w:w="140"/>
+            </w:tcMar>
+            <w:vAlign w:val="center"/>
+          </w:tcPr>
+          <w:p>
+            <w:pPr>
+              <w:jc w:val="left"/>
+            </w:pPr>
+            <w:r>
+              <w:rPr>
+                <w:rFonts w:ascii="Open Sans" w:cs="Open Sans" w:eastAsia="Open Sans" w:hAnsi="Open Sans"/>
+                <w:b w:val="false"/>
+                <w:bCs w:val="false"/>
+                <w:color w:val="59595B"/>
+                <w:sz w:val="20"/>
+                <w:szCs w:val="20"/>
+              </w:rPr>
+              <w:t xml:space="preserve">A capable AI leader typically costs $180K+/year and is scarce, and one person cannot cover strategy, build, security, and governance</w:t>
+            </w:r>
+          </w:p>
+        </w:tc>
+      </w:tr>
+      <w:tr>
+        <w:trPr>
+          <w:cantSplit/>
+        </w:trPr>
+        <w:tc>
+          <w:tcPr>
+            <w:tcW w:type="dxa" w:w="2269"/>
+            <w:tcBorders>
+              <w:top w:val="single" w:color="E9ECEF" w:sz="4"/>
+              <w:left w:val="single" w:color="E9ECEF" w:sz="4"/>
+              <w:bottom w:val="single" w:color="E9ECEF" w:sz="4"/>
+              <w:right w:val="single" w:color="E9ECEF" w:sz="4"/>
+            </w:tcBorders>
+            <w:shd w:fill="FFFFFF" w:val="clear"/>
+            <w:tcMar>
+              <w:top w:type="dxa" w:w="100"/>
+              <w:left w:type="dxa" w:w="140"/>
+              <w:bottom w:type="dxa" w:w="100"/>
+              <w:right w:type="dxa" w:w="140"/>
+            </w:tcMar>
+            <w:vAlign w:val="center"/>
+          </w:tcPr>
+          <w:p>
+            <w:pPr>
+              <w:jc w:val="left"/>
+            </w:pPr>
+            <w:r>
+              <w:rPr>
+                <w:rFonts w:ascii="Open Sans" w:cs="Open Sans" w:eastAsia="Open Sans" w:hAnsi="Open Sans"/>
+                <w:b/>
+                <w:bCs/>
+                <w:color w:val="59595B"/>
+                <w:sz w:val="20"/>
+                <w:szCs w:val="20"/>
+              </w:rPr>
+              <w:t xml:space="preserve">Partner (Technijian)</w:t>
+            </w:r>
+          </w:p>
+        </w:tc>
+        <w:tc>
+          <w:tcPr>
+            <w:tcW w:type="dxa" w:w="7091"/>
+            <w:tcBorders>
+              <w:top w:val="single" w:color="E9ECEF" w:sz="4"/>
+              <w:left w:val="single" w:color="E9ECEF" w:sz="4"/>
+              <w:bottom w:val="single" w:color="E9ECEF" w:sz="4"/>
+              <w:right w:val="single" w:color="E9ECEF" w:sz="4"/>
+            </w:tcBorders>
+            <w:shd w:fill="FFFFFF" w:val="clear"/>
+            <w:tcMar>
+              <w:top w:type="dxa" w:w="100"/>
+              <w:left w:type="dxa" w:w="140"/>
+              <w:bottom w:type="dxa" w:w="100"/>
+              <w:right w:type="dxa" w:w="140"/>
+            </w:tcMar>
+            <w:vAlign w:val="center"/>
+          </w:tcPr>
+          <w:p>
+            <w:pPr>
+              <w:jc w:val="left"/>
+            </w:pPr>
+            <w:r>
+              <w:rPr>
+                <w:rFonts w:ascii="Open Sans" w:cs="Open Sans" w:eastAsia="Open Sans" w:hAnsi="Open Sans"/>
+                <w:b/>
+                <w:bCs/>
+                <w:color w:val="59595B"/>
+                <w:sz w:val="20"/>
+                <w:szCs w:val="20"/>
+              </w:rPr>
+              <w:t xml:space="preserve">Strategy, build, security, and governance in one team at a fraction of a hire — with proven builds and CISSP-led security</w:t>
+            </w:r>
+          </w:p>
+        </w:tc>
+      </w:tr>
+    </w:tbl>
+    <w:p>
+      <w:pPr>
+        <w:spacing w:after="140" w:before="100" w:line="320"/>
+        <w:jc w:val="both"/>
+      </w:pPr>
+      <w:r>
+        <w:rPr>
+          <w:rFonts w:ascii="Open Sans" w:cs="Open Sans" w:eastAsia="Open Sans" w:hAnsi="Open Sans"/>
+          <w:b w:val="false"/>
+          <w:bCs w:val="false"/>
+          <w:i/>
+          <w:iCs/>
+          <w:color w:val="59595B"/>
+          <w:sz w:val="18"/>
+          <w:szCs w:val="18"/>
+        </w:rPr>
+        <w:t xml:space="preserve">Sources cited in this section: MIT Sloan Management (AI literacy); Anthropic (AI system design); the widely-used five-stage AI maturity model (consistent with Gartner and Google Cloud frameworks); U.S. NIST AI Risk Management Framework. Full references in the Appendix.</w:t>
+      </w:r>
+    </w:p>
+    <w:p>
+      <w:pPr>
+        <w:pStyle w:val="Heading1"/>
+        <w:keepNext/>
+        <w:pageBreakBefore/>
+        <w:spacing w:after="120" w:before="0" w:line="240"/>
+      </w:pPr>
+      <w:r>
+        <w:rPr>
+          <w:rFonts w:ascii="Open Sans" w:cs="Open Sans" w:eastAsia="Open Sans" w:hAnsi="Open Sans"/>
+          <w:color w:val="FFFFFF"/>
+          <w:sz w:val="2"/>
+          <w:szCs w:val="2"/>
+        </w:rPr>
+        <w:t xml:space="preserve">11  How AI Transforms TCI’s Growth Engine</w:t>
+      </w:r>
+    </w:p>
+    <w:tbl>
+      <w:tblPr>
+        <w:tblW w:type="dxa" w:w="9360"/>
+        <w:tblBorders>
+          <w:top w:val="none" w:color="FFFFFF" w:sz="0"/>
+          <w:left w:val="none" w:color="FFFFFF" w:sz="0"/>
+          <w:bottom w:val="none" w:color="FFFFFF" w:sz="0"/>
+          <w:right w:val="none" w:color="FFFFFF" w:sz="0"/>
+          <w:insideH w:val="single" w:color="auto" w:sz="4"/>
+          <w:insideV w:val="single" w:color="auto" w:sz="4"/>
+        </w:tblBorders>
+      </w:tblPr>
+      <w:tblGrid>
+        <w:gridCol w:w="120"/>
+        <w:gridCol w:w="9240"/>
+      </w:tblGrid>
+      <w:tr>
+        <w:tc>
+          <w:tcPr>
+            <w:tcW w:type="dxa" w:w="120"/>
+            <w:tcBorders>
+              <w:top w:val="none" w:color="FFFFFF" w:sz="0"/>
+              <w:left w:val="none" w:color="FFFFFF" w:sz="0"/>
+              <w:bottom w:val="none" w:color="FFFFFF" w:sz="0"/>
+              <w:right w:val="none" w:color="FFFFFF" w:sz="0"/>
+            </w:tcBorders>
+            <w:shd w:fill="006DB6" w:val="clear"/>
+          </w:tcPr>
+          <w:p>
+            <w:r>
+              <w:t xml:space="preserve"/>
+            </w:r>
+          </w:p>
+        </w:tc>
+        <w:tc>
+          <w:tcPr>
+            <w:tcW w:type="dxa" w:w="9240"/>
+            <w:tcBorders>
+              <w:top w:val="none" w:color="FFFFFF" w:sz="0"/>
+              <w:left w:val="none" w:color="FFFFFF" w:sz="0"/>
+              <w:bottom w:val="none" w:color="FFFFFF" w:sz="0"/>
+              <w:right w:val="none" w:color="FFFFFF" w:sz="0"/>
+            </w:tcBorders>
+            <w:tcMar>
+              <w:top w:type="dxa" w:w="100"/>
+              <w:left w:type="dxa" w:w="200"/>
+              <w:bottom w:type="dxa" w:w="100"/>
+              <w:right w:type="dxa" w:w="0"/>
+            </w:tcMar>
+            <w:vAlign w:val="center"/>
+          </w:tcPr>
+          <w:p>
+            <w:r>
+              <w:rPr>
+                <w:rFonts w:ascii="Open Sans" w:cs="Open Sans" w:eastAsia="Open Sans" w:hAnsi="Open Sans"/>
+                <w:b/>
+                <w:bCs/>
+                <w:color w:val="006DB6"/>
+                <w:sz w:val="34"/>
+                <w:szCs w:val="34"/>
+              </w:rPr>
+              <w:t xml:space="preserve">11  How AI Transforms TCI’s Growth Engine</w:t>
             </w:r>
           </w:p>
         </w:tc>
@@ -12350,7 +14959,7 @@
           <w:sz w:val="18"/>
           <w:szCs w:val="18"/>
         </w:rPr>
-        <w:t xml:space="preserve">Figure 10.0 — The Engine: Get Found, Account Intelligence &amp; Outbound, and Internal Automation</w:t>
+        <w:t xml:space="preserve">Figure 11.0 — The Engine: Get Found, Account Intelligence &amp; Outbound, and Internal Automation</w:t>
       </w:r>
     </w:p>
     <w:p>
@@ -14677,7 +17286,8 @@
       <w:pPr>
         <w:pStyle w:val="Heading1"/>
         <w:keepNext/>
-        <w:spacing w:after="120" w:before="480" w:line="240"/>
+        <w:pageBreakBefore/>
+        <w:spacing w:after="120" w:before="0" w:line="240"/>
       </w:pPr>
       <w:r>
         <w:rPr>
@@ -14686,7 +17296,7 @@
           <w:sz w:val="2"/>
           <w:szCs w:val="2"/>
         </w:rPr>
-        <w:t xml:space="preserve">11  Business Impact &amp; Service Investment</w:t>
+        <w:t xml:space="preserve">12  Business Impact &amp; Service Investment</w:t>
       </w:r>
     </w:p>
     <w:tbl>
@@ -14750,7 +17360,7 @@
                 <w:sz w:val="34"/>
                 <w:szCs w:val="34"/>
               </w:rPr>
-              <w:t xml:space="preserve">11  Business Impact &amp; Service Investment</w:t>
+              <w:t xml:space="preserve">12  Business Impact &amp; Service Investment</w:t>
             </w:r>
           </w:p>
         </w:tc>
@@ -14785,6 +17395,271 @@
     </w:p>
     <w:p>
       <w:pPr>
+        <w:spacing w:after="0" w:before="120"/>
+      </w:pPr>
+      <w:r>
+        <w:t xml:space="preserve"/>
+      </w:r>
+    </w:p>
+    <w:tbl>
+      <w:tblPr>
+        <w:tblW w:type="dxa" w:w="9360"/>
+        <w:tblBorders>
+          <w:top w:val="single" w:color="auto" w:sz="4"/>
+          <w:left w:val="single" w:color="auto" w:sz="4"/>
+          <w:bottom w:val="single" w:color="auto" w:sz="4"/>
+          <w:right w:val="single" w:color="auto" w:sz="4"/>
+          <w:insideH w:val="single" w:color="auto" w:sz="4"/>
+          <w:insideV w:val="single" w:color="auto" w:sz="4"/>
+        </w:tblBorders>
+      </w:tblPr>
+      <w:tblGrid>
+        <w:gridCol w:w="80"/>
+        <w:gridCol w:w="9280"/>
+      </w:tblGrid>
+      <w:tr>
+        <w:trPr>
+          <w:cantSplit/>
+        </w:trPr>
+        <w:tc>
+          <w:tcPr>
+            <w:tcW w:type="dxa" w:w="80"/>
+            <w:tcBorders>
+              <w:top w:val="none" w:color="FFFFFF" w:sz="0"/>
+              <w:left w:val="none" w:color="FFFFFF" w:sz="0"/>
+              <w:bottom w:val="none" w:color="FFFFFF" w:sz="0"/>
+              <w:right w:val="none" w:color="FFFFFF" w:sz="0"/>
+            </w:tcBorders>
+            <w:shd w:fill="F67D4B" w:val="clear"/>
+          </w:tcPr>
+          <w:p>
+            <w:r>
+              <w:t xml:space="preserve"/>
+            </w:r>
+          </w:p>
+        </w:tc>
+        <w:tc>
+          <w:tcPr>
+            <w:tcW w:type="dxa" w:w="9280"/>
+            <w:tcBorders>
+              <w:top w:val="none" w:color="FFFFFF" w:sz="0"/>
+              <w:left w:val="none" w:color="FFFFFF" w:sz="0"/>
+              <w:bottom w:val="none" w:color="FFFFFF" w:sz="0"/>
+              <w:right w:val="none" w:color="FFFFFF" w:sz="0"/>
+            </w:tcBorders>
+            <w:shd w:fill="F8F9FA" w:val="clear"/>
+            <w:tcMar>
+              <w:top w:type="dxa" w:w="160"/>
+              <w:left w:type="dxa" w:w="240"/>
+              <w:bottom w:type="dxa" w:w="160"/>
+              <w:right w:type="dxa" w:w="200"/>
+            </w:tcMar>
+          </w:tcPr>
+          <w:p>
+            <w:pPr>
+              <w:keepNext/>
+              <w:keepLines/>
+              <w:spacing w:after="80" w:before="80"/>
+            </w:pPr>
+            <w:r>
+              <w:rPr>
+                <w:rFonts w:ascii="Open Sans" w:cs="Open Sans" w:eastAsia="Open Sans" w:hAnsi="Open Sans"/>
+                <w:b/>
+                <w:bCs/>
+                <w:color w:val="F67D4B"/>
+                <w:sz w:val="22"/>
+                <w:szCs w:val="22"/>
+              </w:rPr>
+              <w:t xml:space="preserve">AI Search Reality Check</w:t>
+            </w:r>
+          </w:p>
+          <w:p>
+            <w:pPr>
+              <w:keepNext/>
+              <w:keepLines/>
+              <w:spacing w:after="60" w:before="40" w:line="300"/>
+            </w:pPr>
+            <w:r>
+              <w:rPr>
+                <w:rFonts w:ascii="Open Sans" w:cs="Open Sans" w:eastAsia="Open Sans" w:hAnsi="Open Sans"/>
+                <w:color w:val="59595B"/>
+                <w:sz w:val="20"/>
+                <w:szCs w:val="20"/>
+              </w:rPr>
+              <w:t xml:space="preserve">Here is the gap made concrete. Ask an AI assistant the question below today, and this is the shape of the answer a buyer gets — illustrative of how AI search resolves this query right now:</w:t>
+            </w:r>
+          </w:p>
+          <w:p>
+            <w:pPr>
+              <w:keepNext/>
+              <w:keepLines/>
+              <w:spacing w:after="60" w:before="40" w:line="300"/>
+            </w:pPr>
+            <w:r>
+              <w:rPr>
+                <w:rFonts w:ascii="Open Sans" w:cs="Open Sans" w:eastAsia="Open Sans" w:hAnsi="Open Sans"/>
+                <w:color w:val="59595B"/>
+                <w:sz w:val="20"/>
+                <w:szCs w:val="20"/>
+              </w:rPr>
+              <w:t xml:space="preserve">Prompt: "Who can supply zero-emission trucks and WAIRE help for a warehouse in the South Coast Air Basin?" TODAY — the assistant answers with whichever names have the strongest content and third-party signals it can read: it points to the national players and a couple of EV vendors, and does NOT mention TCI — even though TCI is physically in the basin and offers EV acquisitions, charging, and WAIRE assistance under one roof. TCI is invisible at the exact moment the buyer is forming a shortlist.</w:t>
+            </w:r>
+          </w:p>
+          <w:p>
+            <w:pPr>
+              <w:keepNext w:val="false"/>
+              <w:keepLines/>
+              <w:spacing w:after="60" w:before="40" w:line="300"/>
+            </w:pPr>
+            <w:r>
+              <w:rPr>
+                <w:rFonts w:ascii="Open Sans" w:cs="Open Sans" w:eastAsia="Open Sans" w:hAnsi="Open Sans"/>
+                <w:color w:val="59595B"/>
+                <w:sz w:val="20"/>
+                <w:szCs w:val="20"/>
+              </w:rPr>
+              <w:t xml:space="preserve">AFTER answer-engine optimization — the same query returns TCI as a cited option, with the per-yard pages and the WAIRE/EV content hub as the supporting evidence the assistant points to.</w:t>
+            </w:r>
+          </w:p>
+        </w:tc>
+      </w:tr>
+    </w:tbl>
+    <w:p>
+      <w:pPr>
+        <w:spacing w:after="140" w:before="0" w:line="320"/>
+        <w:jc w:val="both"/>
+      </w:pPr>
+      <w:r>
+        <w:rPr>
+          <w:rFonts w:ascii="Open Sans" w:cs="Open Sans" w:eastAsia="Open Sans" w:hAnsi="Open Sans"/>
+          <w:b w:val="false"/>
+          <w:bCs w:val="false"/>
+          <w:i/>
+          <w:iCs/>
+          <w:color w:val="59595B"/>
+          <w:sz w:val="18"/>
+          <w:szCs w:val="18"/>
+        </w:rPr>
+        <w:t xml:space="preserve">(Illustrative of current AI-search behavior for this query class; the live result is part of the discovery baseline.)</w:t>
+      </w:r>
+    </w:p>
+    <w:p>
+      <w:pPr>
+        <w:spacing w:after="0" w:before="120"/>
+      </w:pPr>
+      <w:r>
+        <w:t xml:space="preserve"/>
+      </w:r>
+    </w:p>
+    <w:tbl>
+      <w:tblPr>
+        <w:tblW w:type="dxa" w:w="9360"/>
+        <w:tblBorders>
+          <w:top w:val="single" w:color="auto" w:sz="4"/>
+          <w:left w:val="single" w:color="auto" w:sz="4"/>
+          <w:bottom w:val="single" w:color="auto" w:sz="4"/>
+          <w:right w:val="single" w:color="auto" w:sz="4"/>
+          <w:insideH w:val="single" w:color="auto" w:sz="4"/>
+          <w:insideV w:val="single" w:color="auto" w:sz="4"/>
+        </w:tblBorders>
+      </w:tblPr>
+      <w:tblGrid>
+        <w:gridCol w:w="80"/>
+        <w:gridCol w:w="9280"/>
+      </w:tblGrid>
+      <w:tr>
+        <w:trPr>
+          <w:cantSplit/>
+        </w:trPr>
+        <w:tc>
+          <w:tcPr>
+            <w:tcW w:type="dxa" w:w="80"/>
+            <w:tcBorders>
+              <w:top w:val="none" w:color="FFFFFF" w:sz="0"/>
+              <w:left w:val="none" w:color="FFFFFF" w:sz="0"/>
+              <w:bottom w:val="none" w:color="FFFFFF" w:sz="0"/>
+              <w:right w:val="none" w:color="FFFFFF" w:sz="0"/>
+            </w:tcBorders>
+            <w:shd w:fill="CC0000" w:val="clear"/>
+          </w:tcPr>
+          <w:p>
+            <w:r>
+              <w:t xml:space="preserve"/>
+            </w:r>
+          </w:p>
+        </w:tc>
+        <w:tc>
+          <w:tcPr>
+            <w:tcW w:type="dxa" w:w="9280"/>
+            <w:tcBorders>
+              <w:top w:val="none" w:color="FFFFFF" w:sz="0"/>
+              <w:left w:val="none" w:color="FFFFFF" w:sz="0"/>
+              <w:bottom w:val="none" w:color="FFFFFF" w:sz="0"/>
+              <w:right w:val="none" w:color="FFFFFF" w:sz="0"/>
+            </w:tcBorders>
+            <w:shd w:fill="F8F9FA" w:val="clear"/>
+            <w:tcMar>
+              <w:top w:type="dxa" w:w="160"/>
+              <w:left w:type="dxa" w:w="240"/>
+              <w:bottom w:type="dxa" w:w="160"/>
+              <w:right w:type="dxa" w:w="200"/>
+            </w:tcMar>
+          </w:tcPr>
+          <w:p>
+            <w:pPr>
+              <w:keepNext/>
+              <w:keepLines/>
+              <w:spacing w:after="80" w:before="80"/>
+            </w:pPr>
+            <w:r>
+              <w:rPr>
+                <w:rFonts w:ascii="Open Sans" w:cs="Open Sans" w:eastAsia="Open Sans" w:hAnsi="Open Sans"/>
+                <w:b/>
+                <w:bCs/>
+                <w:color w:val="CC0000"/>
+                <w:sz w:val="22"/>
+                <w:szCs w:val="22"/>
+              </w:rPr>
+              <w:t xml:space="preserve">The Cost of Waiting</w:t>
+            </w:r>
+          </w:p>
+          <w:p>
+            <w:pPr>
+              <w:keepNext/>
+              <w:keepLines/>
+              <w:spacing w:after="60" w:before="40" w:line="300"/>
+            </w:pPr>
+            <w:r>
+              <w:rPr>
+                <w:rFonts w:ascii="Open Sans" w:cs="Open Sans" w:eastAsia="Open Sans" w:hAnsi="Open Sans"/>
+                <w:color w:val="59595B"/>
+                <w:sz w:val="20"/>
+                <w:szCs w:val="20"/>
+              </w:rPr>
+              <w:t xml:space="preserve">AI-search visibility compounds, and it rewards whoever optimizes first. Every quarter TCI is not cited, the assistants learn to answer "full-service truck leasing [city]" and "WAIRE-obligated warehouse EV options" with someone else — and that default, once set in the training and retrieval data, is harder and more expensive to dislodge than to claim now.</w:t>
+            </w:r>
+          </w:p>
+          <w:p>
+            <w:pPr>
+              <w:keepNext w:val="false"/>
+              <w:keepLines/>
+              <w:spacing w:after="60" w:before="40" w:line="300"/>
+            </w:pPr>
+            <w:r>
+              <w:rPr>
+                <w:rFonts w:ascii="Open Sans" w:cs="Open Sans" w:eastAsia="Open Sans" w:hAnsi="Open Sans"/>
+                <w:color w:val="59595B"/>
+                <w:sz w:val="20"/>
+                <w:szCs w:val="20"/>
+              </w:rPr>
+              <w:t xml:space="preserve">The same is true of the local-search demand leaking to Ryder, Penske, and the marketplaces across TCI’s 26-plus yards, and of the WAIRE deadlines ramping through 2031: every obligated warehouse that signs an EV-and-charging deal elsewhere this year is a multi-year relationship TCI does not get a second shot at. The cost of waiting is not zero — it is a competitor becoming the default answer in a niche TCI is physically built to own.</w:t>
+            </w:r>
+          </w:p>
+        </w:tc>
+      </w:tr>
+    </w:tbl>
+    <w:p>
+      <w:pPr>
         <w:spacing w:after="0" w:before="140"/>
       </w:pPr>
       <w:r>
@@ -14807,7 +17682,7 @@
           <w:sz w:val="26"/>
           <w:szCs w:val="26"/>
         </w:rPr>
-        <w:t xml:space="preserve">Phase 1 — Published Services (Firm Monthly Pricing)</w:t>
+        <w:t xml:space="preserve">The Entry Offer — The 90-Day AI Visibility &amp; Lead-Gen Pilot</w:t>
       </w:r>
     </w:p>
     <w:p>
@@ -14826,7 +17701,7 @@
           <w:sz w:val="22"/>
           <w:szCs w:val="22"/>
         </w:rPr>
-        <w:t xml:space="preserve">Two of the program’s core engines carry firm, published pricing and need no custom build to start: the search and answer-engine foundation (My SEO), and the account-intelligence engine that finds named fleets, shippers, and WAIRE-obligated warehouses (My AI Lead Gen). Both are productized services with published rates.</w:t>
+        <w:t xml:space="preserve">Start with one clearly-scoped program built on published pricing — not an open-ended engagement. The pilot stands up TCI’s local and answer-engine search presence and the account-intelligence engine, and proves the lift before any custom build is discussed. Two of the program’s core engines carry firm, published pricing and need no custom build to start: the search and answer-engine foundation (My SEO), and the account-intelligence engine that finds named fleets, shippers, and WAIRE-obligated warehouses (My AI Lead Gen). Both are productized services with published rates.</w:t>
       </w:r>
     </w:p>
     <w:tbl>
@@ -15891,6 +18766,121 @@
         <w:t xml:space="preserve">My AI Lead Gen tiers (published): Starter $1,499/mo (1 vertical, 500 leads/mo, $2,500 setup) · Professional $3,499/mo (“Most Popular” — the multi-vertical fit for TCI) · Enterprise $6,999/mo (unlimited custom sources, 10K+ leads, $15,000 setup). A 2-week paid pilot ($995, credited to month one) de-risks the start; annual plans save 17% and waive setup. Third-party data/API costs (e.g., ATTOM, Apollo, Claude) pass through at cost. Optional: Digital Marketing (paid-ads) management at $200/mo (Standard) + $100 setup per brand, media spend separate.</w:t>
       </w:r>
     </w:p>
+    <w:p>
+      <w:pPr>
+        <w:spacing w:after="0" w:before="120"/>
+      </w:pPr>
+      <w:r>
+        <w:t xml:space="preserve"/>
+      </w:r>
+    </w:p>
+    <w:tbl>
+      <w:tblPr>
+        <w:tblW w:type="dxa" w:w="9360"/>
+        <w:tblBorders>
+          <w:top w:val="single" w:color="auto" w:sz="4"/>
+          <w:left w:val="single" w:color="auto" w:sz="4"/>
+          <w:bottom w:val="single" w:color="auto" w:sz="4"/>
+          <w:right w:val="single" w:color="auto" w:sz="4"/>
+          <w:insideH w:val="single" w:color="auto" w:sz="4"/>
+          <w:insideV w:val="single" w:color="auto" w:sz="4"/>
+        </w:tblBorders>
+      </w:tblPr>
+      <w:tblGrid>
+        <w:gridCol w:w="80"/>
+        <w:gridCol w:w="9280"/>
+      </w:tblGrid>
+      <w:tr>
+        <w:trPr>
+          <w:cantSplit/>
+        </w:trPr>
+        <w:tc>
+          <w:tcPr>
+            <w:tcW w:type="dxa" w:w="80"/>
+            <w:tcBorders>
+              <w:top w:val="none" w:color="FFFFFF" w:sz="0"/>
+              <w:left w:val="none" w:color="FFFFFF" w:sz="0"/>
+              <w:bottom w:val="none" w:color="FFFFFF" w:sz="0"/>
+              <w:right w:val="none" w:color="FFFFFF" w:sz="0"/>
+            </w:tcBorders>
+            <w:shd w:fill="F67D4B" w:val="clear"/>
+          </w:tcPr>
+          <w:p>
+            <w:r>
+              <w:t xml:space="preserve"/>
+            </w:r>
+          </w:p>
+        </w:tc>
+        <w:tc>
+          <w:tcPr>
+            <w:tcW w:type="dxa" w:w="9280"/>
+            <w:tcBorders>
+              <w:top w:val="none" w:color="FFFFFF" w:sz="0"/>
+              <w:left w:val="none" w:color="FFFFFF" w:sz="0"/>
+              <w:bottom w:val="none" w:color="FFFFFF" w:sz="0"/>
+              <w:right w:val="none" w:color="FFFFFF" w:sz="0"/>
+            </w:tcBorders>
+            <w:shd w:fill="F8F9FA" w:val="clear"/>
+            <w:tcMar>
+              <w:top w:type="dxa" w:w="160"/>
+              <w:left w:type="dxa" w:w="240"/>
+              <w:bottom w:type="dxa" w:w="160"/>
+              <w:right w:type="dxa" w:w="200"/>
+            </w:tcMar>
+          </w:tcPr>
+          <w:p>
+            <w:pPr>
+              <w:keepNext/>
+              <w:keepLines/>
+              <w:spacing w:after="80" w:before="80"/>
+            </w:pPr>
+            <w:r>
+              <w:rPr>
+                <w:rFonts w:ascii="Open Sans" w:cs="Open Sans" w:eastAsia="Open Sans" w:hAnsi="Open Sans"/>
+                <w:b/>
+                <w:bCs/>
+                <w:color w:val="F67D4B"/>
+                <w:sz w:val="22"/>
+                <w:szCs w:val="22"/>
+              </w:rPr>
+              <w:t xml:space="preserve">The Pilot Bar — and Our Commitment</w:t>
+            </w:r>
+          </w:p>
+          <w:p>
+            <w:pPr>
+              <w:keepNext/>
+              <w:keepLines/>
+              <w:spacing w:after="60" w:before="40" w:line="300"/>
+            </w:pPr>
+            <w:r>
+              <w:rPr>
+                <w:rFonts w:ascii="Open Sans" w:cs="Open Sans" w:eastAsia="Open Sans" w:hAnsi="Open Sans"/>
+                <w:color w:val="59595B"/>
+                <w:sz w:val="20"/>
+                <w:szCs w:val="20"/>
+              </w:rPr>
+              <w:t xml:space="preserve">Success metric: within 90 days, TCI is cited by at least one major AI assistant (ChatGPT, Perplexity, or Google AI Overviews) for a high-intent leasing or WAIRE/EV query, AND the account-intelligence engine has delivered its first batch of scored, contact-ready named fleets and WAIRE-obligated warehouses to the sales team.</w:t>
+            </w:r>
+          </w:p>
+          <w:p>
+            <w:pPr>
+              <w:keepNext w:val="false"/>
+              <w:keepLines/>
+              <w:spacing w:after="60" w:before="40" w:line="300"/>
+            </w:pPr>
+            <w:r>
+              <w:rPr>
+                <w:rFonts w:ascii="Open Sans" w:cs="Open Sans" w:eastAsia="Open Sans" w:hAnsi="Open Sans"/>
+                <w:color w:val="59595B"/>
+                <w:sz w:val="20"/>
+                <w:szCs w:val="20"/>
+              </w:rPr>
+              <w:t xml:space="preserve">Our commitment: the entry program is month-to-month — no long lock-in, no obligation to continue if it does not hit the metric above by day 90. If the pilot has not moved the needle, we will tell you honestly whether it is worth continuing. You carry the upside, not the risk.</w:t>
+            </w:r>
+          </w:p>
+        </w:tc>
+      </w:tr>
+    </w:tbl>
     <w:p>
       <w:pPr>
         <w:spacing w:after="0" w:before="160"/>
@@ -18060,7 +21050,7 @@
                 <w:sz w:val="20"/>
                 <w:szCs w:val="20"/>
               </w:rPr>
-              <w:t xml:space="preserve">Within five business days of a 30-minute discovery call (Section 14), Technijian returns a calibrated ROI model and a fixed-scope SOW built on TCI’s real per-deal economics. That is the right sequence: prove the published engines, then size the build.</w:t>
+              <w:t xml:space="preserve">Within five business days of a 30-minute discovery call (Section 15), Technijian returns a calibrated ROI model and a fixed-scope SOW built on TCI’s real per-deal economics. That is the right sequence: prove the published engines, then size the build.</w:t>
             </w:r>
           </w:p>
         </w:tc>
@@ -18070,7 +21060,8 @@
       <w:pPr>
         <w:pStyle w:val="Heading1"/>
         <w:keepNext/>
-        <w:spacing w:after="120" w:before="480" w:line="240"/>
+        <w:pageBreakBefore/>
+        <w:spacing w:after="120" w:before="0" w:line="240"/>
       </w:pPr>
       <w:r>
         <w:rPr>
@@ -18079,7 +21070,7 @@
           <w:sz w:val="2"/>
           <w:szCs w:val="2"/>
         </w:rPr>
-        <w:t xml:space="preserve">12  Implementation Roadmap</w:t>
+        <w:t xml:space="preserve">13  Implementation Roadmap</w:t>
       </w:r>
     </w:p>
     <w:tbl>
@@ -18143,7 +21134,7 @@
                 <w:sz w:val="34"/>
                 <w:szCs w:val="34"/>
               </w:rPr>
-              <w:t xml:space="preserve">12  Implementation Roadmap</w:t>
+              <w:t xml:space="preserve">13  Implementation Roadmap</w:t>
             </w:r>
           </w:p>
         </w:tc>
@@ -18244,7 +21235,7 @@
           <w:sz w:val="18"/>
           <w:szCs w:val="18"/>
         </w:rPr>
-        <w:t xml:space="preserve">Figure 12.0 — TCI Growth Program: 90 / 180 / 365-Day Roadmap</w:t>
+        <w:t xml:space="preserve">Figure 13.0 — TCI Growth Program: 90 / 180 / 365-Day Roadmap</w:t>
       </w:r>
     </w:p>
     <w:p>
@@ -19108,7 +22099,7 @@
                 <w:sz w:val="20"/>
                 <w:szCs w:val="20"/>
               </w:rPr>
-              <w:t xml:space="preserve">WAIRE/EV ROI tool and used-truck merchandising live; the AI-assisted portal extended across lines. ROI dashboard delivered against the Section 14 baselines.</w:t>
+              <w:t xml:space="preserve">WAIRE/EV ROI tool and used-truck merchandising live; the AI-assisted portal extended across lines. ROI dashboard delivered against the Section 15 baselines.</w:t>
             </w:r>
           </w:p>
         </w:tc>
@@ -19118,7 +22109,8 @@
       <w:pPr>
         <w:pStyle w:val="Heading1"/>
         <w:keepNext/>
-        <w:spacing w:after="120" w:before="480" w:line="240"/>
+        <w:pageBreakBefore/>
+        <w:spacing w:after="120" w:before="0" w:line="240"/>
       </w:pPr>
       <w:r>
         <w:rPr>
@@ -19127,7 +22119,7 @@
           <w:sz w:val="2"/>
           <w:szCs w:val="2"/>
         </w:rPr>
-        <w:t xml:space="preserve">13  Quick Wins — Start This Week</w:t>
+        <w:t xml:space="preserve">14  Quick Wins — Start This Week</w:t>
       </w:r>
     </w:p>
     <w:tbl>
@@ -19191,7 +22183,7 @@
                 <w:sz w:val="34"/>
                 <w:szCs w:val="34"/>
               </w:rPr>
-              <w:t xml:space="preserve">13  Quick Wins — Start This Week</w:t>
+              <w:t xml:space="preserve">14  Quick Wins — Start This Week</w:t>
             </w:r>
           </w:p>
         </w:tc>
@@ -19723,7 +22715,8 @@
       <w:pPr>
         <w:pStyle w:val="Heading1"/>
         <w:keepNext/>
-        <w:spacing w:after="120" w:before="480" w:line="240"/>
+        <w:pageBreakBefore/>
+        <w:spacing w:after="120" w:before="0" w:line="240"/>
       </w:pPr>
       <w:r>
         <w:rPr>
@@ -19732,7 +22725,7 @@
           <w:sz w:val="2"/>
           <w:szCs w:val="2"/>
         </w:rPr>
-        <w:t xml:space="preserve">14  Questions to Calibrate This Plan</w:t>
+        <w:t xml:space="preserve">15  Questions to Calibrate This Plan</w:t>
       </w:r>
     </w:p>
     <w:tbl>
@@ -19796,7 +22789,7 @@
                 <w:sz w:val="34"/>
                 <w:szCs w:val="34"/>
               </w:rPr>
-              <w:t xml:space="preserve">14  Questions to Calibrate This Plan</w:t>
+              <w:t xml:space="preserve">15  Questions to Calibrate This Plan</w:t>
             </w:r>
           </w:p>
         </w:tc>
@@ -19826,7 +22819,7 @@
           <w:sz w:val="22"/>
           <w:szCs w:val="22"/>
         </w:rPr>
-        <w:t xml:space="preserve">This blueprint was built from public information. The numbers in Sections 11 and 12 are deliberately conservative — a short discovery call replaces them with TCI’s real baselines, sets the dollar value of each growth lever, and sharpens the entire program. These are the questions that move the model the most:</w:t>
+        <w:t xml:space="preserve">This blueprint was built from public information. The numbers in Sections 12 and 13 are deliberately conservative — a short discovery call replaces them with TCI’s real baselines, sets the dollar value of each growth lever, and sharpens the entire program. These are the questions that move the model the most:</w:t>
       </w:r>
     </w:p>
     <w:p>
@@ -20981,7 +23974,8 @@
       <w:pPr>
         <w:pStyle w:val="Heading1"/>
         <w:keepNext/>
-        <w:spacing w:after="120" w:before="480" w:line="240"/>
+        <w:pageBreakBefore/>
+        <w:spacing w:after="120" w:before="0" w:line="240"/>
       </w:pPr>
       <w:r>
         <w:rPr>
@@ -20990,7 +23984,7 @@
           <w:sz w:val="2"/>
           <w:szCs w:val="2"/>
         </w:rPr>
-        <w:t xml:space="preserve">15  What Happens Next</w:t>
+        <w:t xml:space="preserve">16  Questions We Usually Get</w:t>
       </w:r>
     </w:p>
     <w:tbl>
@@ -21019,6 +24013,668 @@
               <w:bottom w:val="none" w:color="FFFFFF" w:sz="0"/>
               <w:right w:val="none" w:color="FFFFFF" w:sz="0"/>
             </w:tcBorders>
+            <w:shd w:fill="006DB6" w:val="clear"/>
+          </w:tcPr>
+          <w:p>
+            <w:r>
+              <w:t xml:space="preserve"/>
+            </w:r>
+          </w:p>
+        </w:tc>
+        <w:tc>
+          <w:tcPr>
+            <w:tcW w:type="dxa" w:w="9240"/>
+            <w:tcBorders>
+              <w:top w:val="none" w:color="FFFFFF" w:sz="0"/>
+              <w:left w:val="none" w:color="FFFFFF" w:sz="0"/>
+              <w:bottom w:val="none" w:color="FFFFFF" w:sz="0"/>
+              <w:right w:val="none" w:color="FFFFFF" w:sz="0"/>
+            </w:tcBorders>
+            <w:tcMar>
+              <w:top w:type="dxa" w:w="100"/>
+              <w:left w:type="dxa" w:w="200"/>
+              <w:bottom w:type="dxa" w:w="100"/>
+              <w:right w:type="dxa" w:w="0"/>
+            </w:tcMar>
+            <w:vAlign w:val="center"/>
+          </w:tcPr>
+          <w:p>
+            <w:r>
+              <w:rPr>
+                <w:rFonts w:ascii="Open Sans" w:cs="Open Sans" w:eastAsia="Open Sans" w:hAnsi="Open Sans"/>
+                <w:b/>
+                <w:bCs/>
+                <w:color w:val="006DB6"/>
+                <w:sz w:val="34"/>
+                <w:szCs w:val="34"/>
+              </w:rPr>
+              <w:t xml:space="preserve">16  Questions We Usually Get</w:t>
+            </w:r>
+          </w:p>
+        </w:tc>
+      </w:tr>
+    </w:tbl>
+    <w:p>
+      <w:pPr>
+        <w:spacing w:after="0" w:before="100"/>
+      </w:pPr>
+      <w:r>
+        <w:t xml:space="preserve"/>
+      </w:r>
+    </w:p>
+    <w:p>
+      <w:pPr>
+        <w:spacing w:after="140" w:before="0" w:line="320"/>
+        <w:jc w:val="both"/>
+      </w:pPr>
+      <w:r>
+        <w:rPr>
+          <w:rFonts w:ascii="Open Sans" w:cs="Open Sans" w:eastAsia="Open Sans" w:hAnsi="Open Sans"/>
+          <w:b w:val="false"/>
+          <w:bCs w:val="false"/>
+          <w:i w:val="false"/>
+          <w:iCs w:val="false"/>
+          <w:color w:val="59595B"/>
+          <w:sz w:val="22"/>
+          <w:szCs w:val="22"/>
+        </w:rPr>
+        <w:t xml:space="preserve">The honest answers to the questions TCI leadership is most likely asking right now.</w:t>
+      </w:r>
+    </w:p>
+    <w:p>
+      <w:pPr>
+        <w:spacing w:after="0" w:before="140"/>
+      </w:pPr>
+      <w:r>
+        <w:t xml:space="preserve"/>
+      </w:r>
+    </w:p>
+    <w:tbl>
+      <w:tblPr>
+        <w:tblW w:type="dxa" w:w="9360"/>
+        <w:tblBorders>
+          <w:top w:val="single" w:color="auto" w:sz="4"/>
+          <w:left w:val="single" w:color="auto" w:sz="4"/>
+          <w:bottom w:val="single" w:color="auto" w:sz="4"/>
+          <w:right w:val="single" w:color="auto" w:sz="4"/>
+          <w:insideH w:val="single" w:color="auto" w:sz="4"/>
+          <w:insideV w:val="single" w:color="auto" w:sz="4"/>
+        </w:tblBorders>
+      </w:tblPr>
+      <w:tblGrid>
+        <w:gridCol w:w="3510"/>
+        <w:gridCol w:w="5850"/>
+      </w:tblGrid>
+      <w:tr>
+        <w:trPr>
+          <w:cantSplit/>
+          <w:tblHeader/>
+        </w:trPr>
+        <w:tc>
+          <w:tcPr>
+            <w:tcW w:type="dxa" w:w="3510"/>
+            <w:tcBorders>
+              <w:top w:val="single" w:color="E9ECEF" w:sz="4"/>
+              <w:left w:val="single" w:color="E9ECEF" w:sz="4"/>
+              <w:bottom w:val="single" w:color="E9ECEF" w:sz="4"/>
+              <w:right w:val="single" w:color="E9ECEF" w:sz="4"/>
+            </w:tcBorders>
+            <w:shd w:fill="006DB6" w:val="clear"/>
+            <w:tcMar>
+              <w:top w:type="dxa" w:w="120"/>
+              <w:left w:type="dxa" w:w="140"/>
+              <w:bottom w:type="dxa" w:w="120"/>
+              <w:right w:type="dxa" w:w="140"/>
+            </w:tcMar>
+            <w:vAlign w:val="center"/>
+          </w:tcPr>
+          <w:p>
+            <w:pPr>
+              <w:jc w:val="left"/>
+            </w:pPr>
+            <w:r>
+              <w:rPr>
+                <w:rFonts w:ascii="Open Sans" w:cs="Open Sans" w:eastAsia="Open Sans" w:hAnsi="Open Sans"/>
+                <w:b/>
+                <w:bCs/>
+                <w:color w:val="FFFFFF"/>
+                <w:sz w:val="20"/>
+                <w:szCs w:val="20"/>
+              </w:rPr>
+              <w:t xml:space="preserve">Question</w:t>
+            </w:r>
+          </w:p>
+        </w:tc>
+        <w:tc>
+          <w:tcPr>
+            <w:tcW w:type="dxa" w:w="5850"/>
+            <w:tcBorders>
+              <w:top w:val="single" w:color="E9ECEF" w:sz="4"/>
+              <w:left w:val="single" w:color="E9ECEF" w:sz="4"/>
+              <w:bottom w:val="single" w:color="E9ECEF" w:sz="4"/>
+              <w:right w:val="single" w:color="E9ECEF" w:sz="4"/>
+            </w:tcBorders>
+            <w:shd w:fill="006DB6" w:val="clear"/>
+            <w:tcMar>
+              <w:top w:type="dxa" w:w="120"/>
+              <w:left w:type="dxa" w:w="140"/>
+              <w:bottom w:type="dxa" w:w="120"/>
+              <w:right w:type="dxa" w:w="140"/>
+            </w:tcMar>
+            <w:vAlign w:val="center"/>
+          </w:tcPr>
+          <w:p>
+            <w:pPr>
+              <w:jc w:val="left"/>
+            </w:pPr>
+            <w:r>
+              <w:rPr>
+                <w:rFonts w:ascii="Open Sans" w:cs="Open Sans" w:eastAsia="Open Sans" w:hAnsi="Open Sans"/>
+                <w:b/>
+                <w:bCs/>
+                <w:color w:val="FFFFFF"/>
+                <w:sz w:val="20"/>
+                <w:szCs w:val="20"/>
+              </w:rPr>
+              <w:t xml:space="preserve">Our Honest Answer</w:t>
+            </w:r>
+          </w:p>
+        </w:tc>
+      </w:tr>
+      <w:tr>
+        <w:trPr>
+          <w:cantSplit/>
+        </w:trPr>
+        <w:tc>
+          <w:tcPr>
+            <w:tcW w:type="dxa" w:w="3510"/>
+            <w:tcBorders>
+              <w:top w:val="single" w:color="E9ECEF" w:sz="4"/>
+              <w:left w:val="single" w:color="E9ECEF" w:sz="4"/>
+              <w:bottom w:val="single" w:color="E9ECEF" w:sz="4"/>
+              <w:right w:val="single" w:color="E9ECEF" w:sz="4"/>
+            </w:tcBorders>
+            <w:shd w:fill="FFFFFF" w:val="clear"/>
+            <w:tcMar>
+              <w:top w:type="dxa" w:w="100"/>
+              <w:left w:type="dxa" w:w="140"/>
+              <w:bottom w:type="dxa" w:w="100"/>
+              <w:right w:type="dxa" w:w="140"/>
+            </w:tcMar>
+            <w:vAlign w:val="center"/>
+          </w:tcPr>
+          <w:p>
+            <w:pPr>
+              <w:jc w:val="left"/>
+            </w:pPr>
+            <w:r>
+              <w:rPr>
+                <w:rFonts w:ascii="Open Sans" w:cs="Open Sans" w:eastAsia="Open Sans" w:hAnsi="Open Sans"/>
+                <w:b/>
+                <w:bCs/>
+                <w:color w:val="59595B"/>
+                <w:sz w:val="20"/>
+                <w:szCs w:val="20"/>
+              </w:rPr>
+              <w:t xml:space="preserve">We already handle marketing and run our own ops tech. Why add Technijian?</w:t>
+            </w:r>
+          </w:p>
+        </w:tc>
+        <w:tc>
+          <w:tcPr>
+            <w:tcW w:type="dxa" w:w="5850"/>
+            <w:tcBorders>
+              <w:top w:val="single" w:color="E9ECEF" w:sz="4"/>
+              <w:left w:val="single" w:color="E9ECEF" w:sz="4"/>
+              <w:bottom w:val="single" w:color="E9ECEF" w:sz="4"/>
+              <w:right w:val="single" w:color="E9ECEF" w:sz="4"/>
+            </w:tcBorders>
+            <w:shd w:fill="FFFFFF" w:val="clear"/>
+            <w:tcMar>
+              <w:top w:type="dxa" w:w="100"/>
+              <w:left w:type="dxa" w:w="140"/>
+              <w:bottom w:type="dxa" w:w="100"/>
+              <w:right w:type="dxa" w:w="140"/>
+            </w:tcMar>
+            <w:vAlign w:val="center"/>
+          </w:tcPr>
+          <w:p>
+            <w:pPr>
+              <w:jc w:val="left"/>
+            </w:pPr>
+            <w:r>
+              <w:rPr>
+                <w:rFonts w:ascii="Open Sans" w:cs="Open Sans" w:eastAsia="Open Sans" w:hAnsi="Open Sans"/>
+                <w:b w:val="false"/>
+                <w:bCs w:val="false"/>
+                <w:color w:val="59595B"/>
+                <w:sz w:val="20"/>
+                <w:szCs w:val="20"/>
+              </w:rPr>
+              <w:t xml:space="preserve">Keep what works. You run the operational and safety AI well — that is not where we plug in. We add the commercial layer no one is building for you: local and answer-engine search across your 26-plus yards, account intelligence on named fleets and WAIRE-obligated warehouses, and quote/RFP automation. We run alongside what you have, not over it.</w:t>
+            </w:r>
+          </w:p>
+        </w:tc>
+      </w:tr>
+      <w:tr>
+        <w:trPr>
+          <w:cantSplit/>
+        </w:trPr>
+        <w:tc>
+          <w:tcPr>
+            <w:tcW w:type="dxa" w:w="3510"/>
+            <w:tcBorders>
+              <w:top w:val="single" w:color="E9ECEF" w:sz="4"/>
+              <w:left w:val="single" w:color="E9ECEF" w:sz="4"/>
+              <w:bottom w:val="single" w:color="E9ECEF" w:sz="4"/>
+              <w:right w:val="single" w:color="E9ECEF" w:sz="4"/>
+            </w:tcBorders>
+            <w:shd w:fill="F8F9FA" w:val="clear"/>
+            <w:tcMar>
+              <w:top w:type="dxa" w:w="100"/>
+              <w:left w:type="dxa" w:w="140"/>
+              <w:bottom w:type="dxa" w:w="100"/>
+              <w:right w:type="dxa" w:w="140"/>
+            </w:tcMar>
+            <w:vAlign w:val="center"/>
+          </w:tcPr>
+          <w:p>
+            <w:pPr>
+              <w:jc w:val="left"/>
+            </w:pPr>
+            <w:r>
+              <w:rPr>
+                <w:rFonts w:ascii="Open Sans" w:cs="Open Sans" w:eastAsia="Open Sans" w:hAnsi="Open Sans"/>
+                <w:b/>
+                <w:bCs/>
+                <w:color w:val="59595B"/>
+                <w:sz w:val="20"/>
+                <w:szCs w:val="20"/>
+              </w:rPr>
+              <w:t xml:space="preserve">Isn’t AI mostly hype right now?</w:t>
+            </w:r>
+          </w:p>
+        </w:tc>
+        <w:tc>
+          <w:tcPr>
+            <w:tcW w:type="dxa" w:w="5850"/>
+            <w:tcBorders>
+              <w:top w:val="single" w:color="E9ECEF" w:sz="4"/>
+              <w:left w:val="single" w:color="E9ECEF" w:sz="4"/>
+              <w:bottom w:val="single" w:color="E9ECEF" w:sz="4"/>
+              <w:right w:val="single" w:color="E9ECEF" w:sz="4"/>
+            </w:tcBorders>
+            <w:shd w:fill="F8F9FA" w:val="clear"/>
+            <w:tcMar>
+              <w:top w:type="dxa" w:w="100"/>
+              <w:left w:type="dxa" w:w="140"/>
+              <w:bottom w:type="dxa" w:w="100"/>
+              <w:right w:type="dxa" w:w="140"/>
+            </w:tcMar>
+            <w:vAlign w:val="center"/>
+          </w:tcPr>
+          <w:p>
+            <w:pPr>
+              <w:jc w:val="left"/>
+            </w:pPr>
+            <w:r>
+              <w:rPr>
+                <w:rFonts w:ascii="Open Sans" w:cs="Open Sans" w:eastAsia="Open Sans" w:hAnsi="Open Sans"/>
+                <w:b w:val="false"/>
+                <w:bCs w:val="false"/>
+                <w:color w:val="59595B"/>
+                <w:sz w:val="20"/>
+                <w:szCs w:val="20"/>
+              </w:rPr>
+              <w:t xml:space="preserve">A lot of it is. That is why this blueprint starts with simple, proven automations that pay back fast — not autonomous "agents" doing your sales job. We use the simplest tool that works, measure it, and only expand what earns its place. You already run real AI in maintenance and safety; this is the same discipline applied to the commercial side.</w:t>
+            </w:r>
+          </w:p>
+        </w:tc>
+      </w:tr>
+      <w:tr>
+        <w:trPr>
+          <w:cantSplit/>
+        </w:trPr>
+        <w:tc>
+          <w:tcPr>
+            <w:tcW w:type="dxa" w:w="3510"/>
+            <w:tcBorders>
+              <w:top w:val="single" w:color="E9ECEF" w:sz="4"/>
+              <w:left w:val="single" w:color="E9ECEF" w:sz="4"/>
+              <w:bottom w:val="single" w:color="E9ECEF" w:sz="4"/>
+              <w:right w:val="single" w:color="E9ECEF" w:sz="4"/>
+            </w:tcBorders>
+            <w:shd w:fill="FFFFFF" w:val="clear"/>
+            <w:tcMar>
+              <w:top w:type="dxa" w:w="100"/>
+              <w:left w:type="dxa" w:w="140"/>
+              <w:bottom w:type="dxa" w:w="100"/>
+              <w:right w:type="dxa" w:w="140"/>
+            </w:tcMar>
+            <w:vAlign w:val="center"/>
+          </w:tcPr>
+          <w:p>
+            <w:pPr>
+              <w:jc w:val="left"/>
+            </w:pPr>
+            <w:r>
+              <w:rPr>
+                <w:rFonts w:ascii="Open Sans" w:cs="Open Sans" w:eastAsia="Open Sans" w:hAnsi="Open Sans"/>
+                <w:b/>
+                <w:bCs/>
+                <w:color w:val="59595B"/>
+                <w:sz w:val="20"/>
+                <w:szCs w:val="20"/>
+              </w:rPr>
+              <w:t xml:space="preserve">Is our data — customer, contract, and pricing — safe?</w:t>
+            </w:r>
+          </w:p>
+        </w:tc>
+        <w:tc>
+          <w:tcPr>
+            <w:tcW w:type="dxa" w:w="5850"/>
+            <w:tcBorders>
+              <w:top w:val="single" w:color="E9ECEF" w:sz="4"/>
+              <w:left w:val="single" w:color="E9ECEF" w:sz="4"/>
+              <w:bottom w:val="single" w:color="E9ECEF" w:sz="4"/>
+              <w:right w:val="single" w:color="E9ECEF" w:sz="4"/>
+            </w:tcBorders>
+            <w:shd w:fill="FFFFFF" w:val="clear"/>
+            <w:tcMar>
+              <w:top w:type="dxa" w:w="100"/>
+              <w:left w:type="dxa" w:w="140"/>
+              <w:bottom w:type="dxa" w:w="100"/>
+              <w:right w:type="dxa" w:w="140"/>
+            </w:tcMar>
+            <w:vAlign w:val="center"/>
+          </w:tcPr>
+          <w:p>
+            <w:pPr>
+              <w:jc w:val="left"/>
+            </w:pPr>
+            <w:r>
+              <w:rPr>
+                <w:rFonts w:ascii="Open Sans" w:cs="Open Sans" w:eastAsia="Open Sans" w:hAnsi="Open Sans"/>
+                <w:b w:val="false"/>
+                <w:bCs w:val="false"/>
+                <w:color w:val="59595B"/>
+                <w:sz w:val="20"/>
+                <w:szCs w:val="20"/>
+              </w:rPr>
+              <w:t xml:space="preserve">Yes. Sensitive data never touches a public AI model; we deploy private, governed systems with human review on anything compliance-bound, led by a CISSP-certified team. Data governance is scoped up front, and DOT/WAIRE document automation stays auditable — it supports your compliance function, it does not replace it.</w:t>
+            </w:r>
+          </w:p>
+        </w:tc>
+      </w:tr>
+      <w:tr>
+        <w:trPr>
+          <w:cantSplit/>
+        </w:trPr>
+        <w:tc>
+          <w:tcPr>
+            <w:tcW w:type="dxa" w:w="3510"/>
+            <w:tcBorders>
+              <w:top w:val="single" w:color="E9ECEF" w:sz="4"/>
+              <w:left w:val="single" w:color="E9ECEF" w:sz="4"/>
+              <w:bottom w:val="single" w:color="E9ECEF" w:sz="4"/>
+              <w:right w:val="single" w:color="E9ECEF" w:sz="4"/>
+            </w:tcBorders>
+            <w:shd w:fill="F8F9FA" w:val="clear"/>
+            <w:tcMar>
+              <w:top w:type="dxa" w:w="100"/>
+              <w:left w:type="dxa" w:w="140"/>
+              <w:bottom w:type="dxa" w:w="100"/>
+              <w:right w:type="dxa" w:w="140"/>
+            </w:tcMar>
+            <w:vAlign w:val="center"/>
+          </w:tcPr>
+          <w:p>
+            <w:pPr>
+              <w:jc w:val="left"/>
+            </w:pPr>
+            <w:r>
+              <w:rPr>
+                <w:rFonts w:ascii="Open Sans" w:cs="Open Sans" w:eastAsia="Open Sans" w:hAnsi="Open Sans"/>
+                <w:b/>
+                <w:bCs/>
+                <w:color w:val="59595B"/>
+                <w:sz w:val="20"/>
+                <w:szCs w:val="20"/>
+              </w:rPr>
+              <w:t xml:space="preserve">We have a lot going on. Do we have the bandwidth to manage this?</w:t>
+            </w:r>
+          </w:p>
+        </w:tc>
+        <w:tc>
+          <w:tcPr>
+            <w:tcW w:type="dxa" w:w="5850"/>
+            <w:tcBorders>
+              <w:top w:val="single" w:color="E9ECEF" w:sz="4"/>
+              <w:left w:val="single" w:color="E9ECEF" w:sz="4"/>
+              <w:bottom w:val="single" w:color="E9ECEF" w:sz="4"/>
+              <w:right w:val="single" w:color="E9ECEF" w:sz="4"/>
+            </w:tcBorders>
+            <w:shd w:fill="F8F9FA" w:val="clear"/>
+            <w:tcMar>
+              <w:top w:type="dxa" w:w="100"/>
+              <w:left w:type="dxa" w:w="140"/>
+              <w:bottom w:type="dxa" w:w="100"/>
+              <w:right w:type="dxa" w:w="140"/>
+            </w:tcMar>
+            <w:vAlign w:val="center"/>
+          </w:tcPr>
+          <w:p>
+            <w:pPr>
+              <w:jc w:val="left"/>
+            </w:pPr>
+            <w:r>
+              <w:rPr>
+                <w:rFonts w:ascii="Open Sans" w:cs="Open Sans" w:eastAsia="Open Sans" w:hAnsi="Open Sans"/>
+                <w:b w:val="false"/>
+                <w:bCs w:val="false"/>
+                <w:color w:val="59595B"/>
+                <w:sz w:val="20"/>
+                <w:szCs w:val="20"/>
+              </w:rPr>
+              <w:t xml:space="preserve">The point is the opposite — to give your reps and coordinators back hours, not add work. Technijian runs the build and the cadence; your involvement is a short monthly strategy session plus reviewing what we draft. The fractional model means no new hire to manage.</w:t>
+            </w:r>
+          </w:p>
+        </w:tc>
+      </w:tr>
+      <w:tr>
+        <w:trPr>
+          <w:cantSplit/>
+        </w:trPr>
+        <w:tc>
+          <w:tcPr>
+            <w:tcW w:type="dxa" w:w="3510"/>
+            <w:tcBorders>
+              <w:top w:val="single" w:color="E9ECEF" w:sz="4"/>
+              <w:left w:val="single" w:color="E9ECEF" w:sz="4"/>
+              <w:bottom w:val="single" w:color="E9ECEF" w:sz="4"/>
+              <w:right w:val="single" w:color="E9ECEF" w:sz="4"/>
+            </w:tcBorders>
+            <w:shd w:fill="FFFFFF" w:val="clear"/>
+            <w:tcMar>
+              <w:top w:type="dxa" w:w="100"/>
+              <w:left w:type="dxa" w:w="140"/>
+              <w:bottom w:type="dxa" w:w="100"/>
+              <w:right w:type="dxa" w:w="140"/>
+            </w:tcMar>
+            <w:vAlign w:val="center"/>
+          </w:tcPr>
+          <w:p>
+            <w:pPr>
+              <w:jc w:val="left"/>
+            </w:pPr>
+            <w:r>
+              <w:rPr>
+                <w:rFonts w:ascii="Open Sans" w:cs="Open Sans" w:eastAsia="Open Sans" w:hAnsi="Open Sans"/>
+                <w:b/>
+                <w:bCs/>
+                <w:color w:val="59595B"/>
+                <w:sz w:val="20"/>
+                <w:szCs w:val="20"/>
+              </w:rPr>
+              <w:t xml:space="preserve">What if it doesn’t work?</w:t>
+            </w:r>
+          </w:p>
+        </w:tc>
+        <w:tc>
+          <w:tcPr>
+            <w:tcW w:type="dxa" w:w="5850"/>
+            <w:tcBorders>
+              <w:top w:val="single" w:color="E9ECEF" w:sz="4"/>
+              <w:left w:val="single" w:color="E9ECEF" w:sz="4"/>
+              <w:bottom w:val="single" w:color="E9ECEF" w:sz="4"/>
+              <w:right w:val="single" w:color="E9ECEF" w:sz="4"/>
+            </w:tcBorders>
+            <w:shd w:fill="FFFFFF" w:val="clear"/>
+            <w:tcMar>
+              <w:top w:type="dxa" w:w="100"/>
+              <w:left w:type="dxa" w:w="140"/>
+              <w:bottom w:type="dxa" w:w="100"/>
+              <w:right w:type="dxa" w:w="140"/>
+            </w:tcMar>
+            <w:vAlign w:val="center"/>
+          </w:tcPr>
+          <w:p>
+            <w:pPr>
+              <w:jc w:val="left"/>
+            </w:pPr>
+            <w:r>
+              <w:rPr>
+                <w:rFonts w:ascii="Open Sans" w:cs="Open Sans" w:eastAsia="Open Sans" w:hAnsi="Open Sans"/>
+                <w:b w:val="false"/>
+                <w:bCs w:val="false"/>
+                <w:color w:val="59595B"/>
+                <w:sz w:val="20"/>
+                <w:szCs w:val="20"/>
+              </w:rPr>
+              <w:t xml:space="preserve">The entry program is a published-price 90-day pilot with a defined success metric (Section 12), month-to-month with no long lock-in. If it has not moved the needle by day 90, you are under no obligation to continue — and we will tell you honestly whether it is worth it.</w:t>
+            </w:r>
+          </w:p>
+        </w:tc>
+      </w:tr>
+      <w:tr>
+        <w:trPr>
+          <w:cantSplit/>
+        </w:trPr>
+        <w:tc>
+          <w:tcPr>
+            <w:tcW w:type="dxa" w:w="3510"/>
+            <w:tcBorders>
+              <w:top w:val="single" w:color="E9ECEF" w:sz="4"/>
+              <w:left w:val="single" w:color="E9ECEF" w:sz="4"/>
+              <w:bottom w:val="single" w:color="E9ECEF" w:sz="4"/>
+              <w:right w:val="single" w:color="E9ECEF" w:sz="4"/>
+            </w:tcBorders>
+            <w:shd w:fill="F8F9FA" w:val="clear"/>
+            <w:tcMar>
+              <w:top w:type="dxa" w:w="100"/>
+              <w:left w:type="dxa" w:w="140"/>
+              <w:bottom w:type="dxa" w:w="100"/>
+              <w:right w:type="dxa" w:w="140"/>
+            </w:tcMar>
+            <w:vAlign w:val="center"/>
+          </w:tcPr>
+          <w:p>
+            <w:pPr>
+              <w:jc w:val="left"/>
+            </w:pPr>
+            <w:r>
+              <w:rPr>
+                <w:rFonts w:ascii="Open Sans" w:cs="Open Sans" w:eastAsia="Open Sans" w:hAnsi="Open Sans"/>
+                <w:b/>
+                <w:bCs/>
+                <w:color w:val="59595B"/>
+                <w:sz w:val="20"/>
+                <w:szCs w:val="20"/>
+              </w:rPr>
+              <w:t xml:space="preserve">What does it really cost?</w:t>
+            </w:r>
+          </w:p>
+        </w:tc>
+        <w:tc>
+          <w:tcPr>
+            <w:tcW w:type="dxa" w:w="5850"/>
+            <w:tcBorders>
+              <w:top w:val="single" w:color="E9ECEF" w:sz="4"/>
+              <w:left w:val="single" w:color="E9ECEF" w:sz="4"/>
+              <w:bottom w:val="single" w:color="E9ECEF" w:sz="4"/>
+              <w:right w:val="single" w:color="E9ECEF" w:sz="4"/>
+            </w:tcBorders>
+            <w:shd w:fill="F8F9FA" w:val="clear"/>
+            <w:tcMar>
+              <w:top w:type="dxa" w:w="100"/>
+              <w:left w:type="dxa" w:w="140"/>
+              <w:bottom w:type="dxa" w:w="100"/>
+              <w:right w:type="dxa" w:w="140"/>
+            </w:tcMar>
+            <w:vAlign w:val="center"/>
+          </w:tcPr>
+          <w:p>
+            <w:pPr>
+              <w:jc w:val="left"/>
+            </w:pPr>
+            <w:r>
+              <w:rPr>
+                <w:rFonts w:ascii="Open Sans" w:cs="Open Sans" w:eastAsia="Open Sans" w:hAnsi="Open Sans"/>
+                <w:b w:val="false"/>
+                <w:bCs w:val="false"/>
+                <w:color w:val="59595B"/>
+                <w:sz w:val="20"/>
+                <w:szCs w:val="20"/>
+              </w:rPr>
+              <w:t xml:space="preserve">The published recurring program is about $5,549/mo (≈ $71,588 in Year 1 month-to-month, or ≈ $59,590 on annual plans) at published rates — no hidden fees, no large up-front build. The custom build and advisory are scoped in discovery into a fixed-price Statement of Work from the published 2026 US-led rates in Section 12 — never an invented number.</w:t>
+            </w:r>
+          </w:p>
+        </w:tc>
+      </w:tr>
+    </w:tbl>
+    <w:p>
+      <w:pPr>
+        <w:pStyle w:val="Heading1"/>
+        <w:keepNext/>
+        <w:pageBreakBefore/>
+        <w:spacing w:after="120" w:before="0" w:line="240"/>
+      </w:pPr>
+      <w:r>
+        <w:rPr>
+          <w:rFonts w:ascii="Open Sans" w:cs="Open Sans" w:eastAsia="Open Sans" w:hAnsi="Open Sans"/>
+          <w:color w:val="FFFFFF"/>
+          <w:sz w:val="2"/>
+          <w:szCs w:val="2"/>
+        </w:rPr>
+        <w:t xml:space="preserve">17  What Happens Next</w:t>
+      </w:r>
+    </w:p>
+    <w:tbl>
+      <w:tblPr>
+        <w:tblW w:type="dxa" w:w="9360"/>
+        <w:tblBorders>
+          <w:top w:val="none" w:color="FFFFFF" w:sz="0"/>
+          <w:left w:val="none" w:color="FFFFFF" w:sz="0"/>
+          <w:bottom w:val="none" w:color="FFFFFF" w:sz="0"/>
+          <w:right w:val="none" w:color="FFFFFF" w:sz="0"/>
+          <w:insideH w:val="single" w:color="auto" w:sz="4"/>
+          <w:insideV w:val="single" w:color="auto" w:sz="4"/>
+        </w:tblBorders>
+      </w:tblPr>
+      <w:tblGrid>
+        <w:gridCol w:w="120"/>
+        <w:gridCol w:w="9240"/>
+      </w:tblGrid>
+      <w:tr>
+        <w:tc>
+          <w:tcPr>
+            <w:tcW w:type="dxa" w:w="120"/>
+            <w:tcBorders>
+              <w:top w:val="none" w:color="FFFFFF" w:sz="0"/>
+              <w:left w:val="none" w:color="FFFFFF" w:sz="0"/>
+              <w:bottom w:val="none" w:color="FFFFFF" w:sz="0"/>
+              <w:right w:val="none" w:color="FFFFFF" w:sz="0"/>
+            </w:tcBorders>
             <w:shd w:fill="1A1A2E" w:val="clear"/>
           </w:tcPr>
           <w:p>
@@ -21054,7 +24710,7 @@
                 <w:sz w:val="34"/>
                 <w:szCs w:val="34"/>
               </w:rPr>
-              <w:t xml:space="preserve">15  What Happens Next</w:t>
+              <w:t xml:space="preserve">17  What Happens Next</w:t>
             </w:r>
           </w:p>
         </w:tc>
@@ -21199,7 +24855,7 @@
                 <w:sz w:val="20"/>
                 <w:szCs w:val="20"/>
               </w:rPr>
-              <w:t xml:space="preserve">Step 1: A 30-minute discovery call to answer the Section 14 questions and confirm program scope and sponsor.</w:t>
+              <w:t xml:space="preserve">Step 1: A 30-minute discovery call to answer the Section 15 questions and confirm program scope and sponsor.</w:t>
             </w:r>
           </w:p>
           <w:p>
@@ -21330,7 +24986,8 @@
       <w:pPr>
         <w:pStyle w:val="Heading1"/>
         <w:keepNext/>
-        <w:spacing w:after="120" w:before="480" w:line="240"/>
+        <w:pageBreakBefore/>
+        <w:spacing w:after="120" w:before="0" w:line="240"/>
       </w:pPr>
       <w:r>
         <w:rPr>
@@ -21339,7 +24996,7 @@
           <w:sz w:val="2"/>
           <w:szCs w:val="2"/>
         </w:rPr>
-        <w:t xml:space="preserve">16  About Technijian</w:t>
+        <w:t xml:space="preserve">18  About Technijian</w:t>
       </w:r>
     </w:p>
     <w:tbl>
@@ -21403,7 +25060,7 @@
                 <w:sz w:val="34"/>
                 <w:szCs w:val="34"/>
               </w:rPr>
-              <w:t xml:space="preserve">16  About Technijian</w:t>
+              <w:t xml:space="preserve">18  About Technijian</w:t>
             </w:r>
           </w:p>
         </w:tc>
@@ -22242,7 +25899,8 @@
       <w:pPr>
         <w:pStyle w:val="Heading1"/>
         <w:keepNext/>
-        <w:spacing w:after="120" w:before="480" w:line="240"/>
+        <w:pageBreakBefore/>
+        <w:spacing w:after="120" w:before="0" w:line="240"/>
       </w:pPr>
       <w:r>
         <w:rPr>
